--- a/docx/ru/BUFRCREX_TableB_ru_11.docx
+++ b/docx/ru/BUFRCREX_TableB_ru_11.docx
@@ -2808,7 +2808,7 @@
                 <w:b w:val="0"/>
                 <w:sz w:val="16"/>
               </w:rPr>
-              <w:t>(см. примечание 6)</w:t>
+              <w:t>Note 147: Коэффициент постоянства (дескриптор 0 11 019) — это отношение скорости среднемесячного вектора ветра к скорости среднемесячного скалярного ветра, выраженное в процентах. Оно сообщается в виде ближайшего целого процента.</w:t>
             </w:r>
           </w:p>
         </w:tc>

--- a/docx/ru/BUFRCREX_TableB_ru_11.docx
+++ b/docx/ru/BUFRCREX_TableB_ru_11.docx
@@ -8,19 +8,33 @@
       </w:pPr>
       <w:r>
         <w:rPr>
-          <w:rFonts w:ascii="Arial" w:hAnsi="Arial"/>
+          <w:rFonts w:ascii="Verdana" w:hAnsi="Verdana"/>
           <w:b/>
           <w:sz w:val="22"/>
         </w:rPr>
-        <w:t>BUFR/CREX Table B — Class 11: Ветер и турбулентность в BUFR/CREX</w:t>
+        <w:t>Класс 11: Ветер и турбулентность в BUFR/CREX</w:t>
       </w:r>
     </w:p>
     <w:tbl>
       <w:tblPr>
         <w:tblStyle w:val="TableGrid"/>
         <w:tblW w:type="auto" w:w="0"/>
-        <w:jc w:val="center"/>
+        <w:jc w:val="left"/>
         <w:tblLook w:firstColumn="1" w:firstRow="1" w:lastColumn="0" w:lastRow="0" w:noHBand="0" w:noVBand="1" w:val="04A0"/>
+        <w:tblBorders>
+          <w:top w:val="single" w:sz="4" w:space="0" w:color="595959"/>
+          <w:left w:val="single" w:sz="4" w:space="0" w:color="595959"/>
+          <w:bottom w:val="single" w:sz="4" w:space="0" w:color="595959"/>
+          <w:right w:val="single" w:sz="4" w:space="0" w:color="595959"/>
+          <w:insideH w:val="single" w:sz="4" w:space="0" w:color="595959"/>
+          <w:insideV w:val="single" w:sz="4" w:space="0" w:color="595959"/>
+        </w:tblBorders>
+        <w:tblCellMar>
+          <w:top w:w="85" w:type="dxa"/>
+          <w:left w:w="85" w:type="dxa"/>
+          <w:bottom w:w="85" w:type="dxa"/>
+          <w:right w:w="85" w:type="dxa"/>
+        </w:tblCellMar>
       </w:tblPr>
       <w:tblGrid>
         <w:gridCol w:w="1514"/>
@@ -35,20 +49,20 @@
         <w:gridCol w:w="1514"/>
       </w:tblGrid>
       <w:tr>
-        <w:tc>
-          <w:tcPr>
-            <w:tcW w:type="dxa" w:w="1514"/>
-            <w:shd w:val="clear" w:color="auto" w:fill="D9E2F3"/>
-          </w:tcPr>
-          <w:p>
-            <w:pPr>
-              <w:jc w:val="center"/>
-            </w:pPr>
-            <w:r/>
-            <w:r>
-              <w:rPr>
-                <w:rFonts w:ascii="Arial" w:hAnsi="Arial"/>
-                <w:b/>
+        <w:trPr>
+          <w:tblHeader/>
+        </w:trPr>
+        <w:tc>
+          <w:tcPr>
+            <w:tcW w:type="dxa" w:w="1514"/>
+            <w:shd w:val="clear" w:color="auto" w:fill="D9D9D9"/>
+          </w:tcPr>
+          <w:p>
+            <w:r/>
+            <w:r>
+              <w:rPr>
+                <w:rFonts w:ascii="Verdana" w:hAnsi="Verdana"/>
+                <w:b w:val="0"/>
                 <w:sz w:val="16"/>
               </w:rPr>
               <w:t>FXY</w:t>
@@ -58,194 +72,170 @@
         <w:tc>
           <w:tcPr>
             <w:tcW w:type="dxa" w:w="1514"/>
-            <w:shd w:val="clear" w:color="auto" w:fill="D9E2F3"/>
-          </w:tcPr>
-          <w:p>
-            <w:pPr>
-              <w:jc w:val="center"/>
-            </w:pPr>
-            <w:r/>
-            <w:r>
-              <w:rPr>
-                <w:rFonts w:ascii="Arial" w:hAnsi="Arial"/>
-                <w:b/>
-                <w:sz w:val="16"/>
-              </w:rPr>
-              <w:t>ElementName</w:t>
-            </w:r>
-          </w:p>
-        </w:tc>
-        <w:tc>
-          <w:tcPr>
-            <w:tcW w:type="dxa" w:w="1514"/>
-            <w:shd w:val="clear" w:color="auto" w:fill="D9E2F3"/>
-          </w:tcPr>
-          <w:p>
-            <w:pPr>
-              <w:jc w:val="center"/>
-            </w:pPr>
-            <w:r/>
-            <w:r>
-              <w:rPr>
-                <w:rFonts w:ascii="Arial" w:hAnsi="Arial"/>
-                <w:b/>
-                <w:sz w:val="16"/>
-              </w:rPr>
-              <w:t>BUFR Unit</w:t>
-            </w:r>
-          </w:p>
-        </w:tc>
-        <w:tc>
-          <w:tcPr>
-            <w:tcW w:type="dxa" w:w="1514"/>
-            <w:shd w:val="clear" w:color="auto" w:fill="D9E2F3"/>
-          </w:tcPr>
-          <w:p>
-            <w:pPr>
-              <w:jc w:val="center"/>
-            </w:pPr>
-            <w:r/>
-            <w:r>
-              <w:rPr>
-                <w:rFonts w:ascii="Arial" w:hAnsi="Arial"/>
-                <w:b/>
-                <w:sz w:val="16"/>
-              </w:rPr>
-              <w:t>Scale</w:t>
-            </w:r>
-          </w:p>
-        </w:tc>
-        <w:tc>
-          <w:tcPr>
-            <w:tcW w:type="dxa" w:w="1514"/>
-            <w:shd w:val="clear" w:color="auto" w:fill="D9E2F3"/>
-          </w:tcPr>
-          <w:p>
-            <w:pPr>
-              <w:jc w:val="center"/>
-            </w:pPr>
-            <w:r/>
-            <w:r>
-              <w:rPr>
-                <w:rFonts w:ascii="Arial" w:hAnsi="Arial"/>
-                <w:b/>
-                <w:sz w:val="16"/>
-              </w:rPr>
-              <w:t>Ref Value</w:t>
-            </w:r>
-          </w:p>
-        </w:tc>
-        <w:tc>
-          <w:tcPr>
-            <w:tcW w:type="dxa" w:w="1514"/>
-            <w:shd w:val="clear" w:color="auto" w:fill="D9E2F3"/>
-          </w:tcPr>
-          <w:p>
-            <w:pPr>
-              <w:jc w:val="center"/>
-            </w:pPr>
-            <w:r/>
-            <w:r>
-              <w:rPr>
-                <w:rFonts w:ascii="Arial" w:hAnsi="Arial"/>
-                <w:b/>
-                <w:sz w:val="16"/>
-              </w:rPr>
-              <w:t>Bits</w:t>
-            </w:r>
-          </w:p>
-        </w:tc>
-        <w:tc>
-          <w:tcPr>
-            <w:tcW w:type="dxa" w:w="1514"/>
-            <w:shd w:val="clear" w:color="auto" w:fill="D9E2F3"/>
-          </w:tcPr>
-          <w:p>
-            <w:pPr>
-              <w:jc w:val="center"/>
-            </w:pPr>
-            <w:r/>
-            <w:r>
-              <w:rPr>
-                <w:rFonts w:ascii="Arial" w:hAnsi="Arial"/>
-                <w:b/>
-                <w:sz w:val="16"/>
-              </w:rPr>
-              <w:t>CREX Unit</w:t>
-            </w:r>
-          </w:p>
-        </w:tc>
-        <w:tc>
-          <w:tcPr>
-            <w:tcW w:type="dxa" w:w="1514"/>
-            <w:shd w:val="clear" w:color="auto" w:fill="D9E2F3"/>
-          </w:tcPr>
-          <w:p>
-            <w:pPr>
-              <w:jc w:val="center"/>
-            </w:pPr>
-            <w:r/>
-            <w:r>
-              <w:rPr>
-                <w:rFonts w:ascii="Arial" w:hAnsi="Arial"/>
-                <w:b/>
-                <w:sz w:val="16"/>
-              </w:rPr>
-              <w:t>Scale</w:t>
-            </w:r>
-          </w:p>
-        </w:tc>
-        <w:tc>
-          <w:tcPr>
-            <w:tcW w:type="dxa" w:w="1514"/>
-            <w:shd w:val="clear" w:color="auto" w:fill="D9E2F3"/>
-          </w:tcPr>
-          <w:p>
-            <w:pPr>
-              <w:jc w:val="center"/>
-            </w:pPr>
-            <w:r/>
-            <w:r>
-              <w:rPr>
-                <w:rFonts w:ascii="Arial" w:hAnsi="Arial"/>
-                <w:b/>
-                <w:sz w:val="16"/>
-              </w:rPr>
-              <w:t>Chars</w:t>
-            </w:r>
-          </w:p>
-        </w:tc>
-        <w:tc>
-          <w:tcPr>
-            <w:tcW w:type="dxa" w:w="1514"/>
-            <w:shd w:val="clear" w:color="auto" w:fill="D9E2F3"/>
-          </w:tcPr>
-          <w:p>
-            <w:pPr>
-              <w:jc w:val="center"/>
-            </w:pPr>
-            <w:r/>
-            <w:r>
-              <w:rPr>
-                <w:rFonts w:ascii="Arial" w:hAnsi="Arial"/>
-                <w:b/>
-                <w:sz w:val="16"/>
-              </w:rPr>
-              <w:t>Note</w:t>
+            <w:shd w:val="clear" w:color="auto" w:fill="D9D9D9"/>
+          </w:tcPr>
+          <w:p>
+            <w:r/>
+            <w:r>
+              <w:rPr>
+                <w:rFonts w:ascii="Verdana" w:hAnsi="Verdana"/>
+                <w:b w:val="0"/>
+                <w:sz w:val="16"/>
+              </w:rPr>
+              <w:t>НАЗВАНИЕ ЭЛЕМЕНТА</w:t>
+            </w:r>
+          </w:p>
+        </w:tc>
+        <w:tc>
+          <w:tcPr>
+            <w:tcW w:type="dxa" w:w="1514"/>
+            <w:shd w:val="clear" w:color="auto" w:fill="D9D9D9"/>
+          </w:tcPr>
+          <w:p>
+            <w:r/>
+            <w:r>
+              <w:rPr>
+                <w:rFonts w:ascii="Verdana" w:hAnsi="Verdana"/>
+                <w:b w:val="0"/>
+                <w:sz w:val="16"/>
+              </w:rPr>
+              <w:t>ЕД. ИЗМ. BUFR</w:t>
+            </w:r>
+          </w:p>
+        </w:tc>
+        <w:tc>
+          <w:tcPr>
+            <w:tcW w:type="dxa" w:w="1514"/>
+            <w:shd w:val="clear" w:color="auto" w:fill="D9D9D9"/>
+          </w:tcPr>
+          <w:p>
+            <w:r/>
+            <w:r>
+              <w:rPr>
+                <w:rFonts w:ascii="Verdana" w:hAnsi="Verdana"/>
+                <w:b w:val="0"/>
+                <w:sz w:val="16"/>
+              </w:rPr>
+              <w:t>МАСШТАБ</w:t>
+            </w:r>
+          </w:p>
+        </w:tc>
+        <w:tc>
+          <w:tcPr>
+            <w:tcW w:type="dxa" w:w="1514"/>
+            <w:shd w:val="clear" w:color="auto" w:fill="D9D9D9"/>
+          </w:tcPr>
+          <w:p>
+            <w:r/>
+            <w:r>
+              <w:rPr>
+                <w:rFonts w:ascii="Verdana" w:hAnsi="Verdana"/>
+                <w:b w:val="0"/>
+                <w:sz w:val="16"/>
+              </w:rPr>
+              <w:t>НАЧ. ОТСЧ.</w:t>
+            </w:r>
+          </w:p>
+        </w:tc>
+        <w:tc>
+          <w:tcPr>
+            <w:tcW w:type="dxa" w:w="1514"/>
+            <w:shd w:val="clear" w:color="auto" w:fill="D9D9D9"/>
+          </w:tcPr>
+          <w:p>
+            <w:r/>
+            <w:r>
+              <w:rPr>
+                <w:rFonts w:ascii="Verdana" w:hAnsi="Verdana"/>
+                <w:b w:val="0"/>
+                <w:sz w:val="16"/>
+              </w:rPr>
+              <w:t>БИТЫ</w:t>
+            </w:r>
+          </w:p>
+        </w:tc>
+        <w:tc>
+          <w:tcPr>
+            <w:tcW w:type="dxa" w:w="1514"/>
+            <w:shd w:val="clear" w:color="auto" w:fill="D9D9D9"/>
+          </w:tcPr>
+          <w:p>
+            <w:r/>
+            <w:r>
+              <w:rPr>
+                <w:rFonts w:ascii="Verdana" w:hAnsi="Verdana"/>
+                <w:b w:val="0"/>
+                <w:sz w:val="16"/>
+              </w:rPr>
+              <w:t>ЕД. ИЗМ. CREX</w:t>
+            </w:r>
+          </w:p>
+        </w:tc>
+        <w:tc>
+          <w:tcPr>
+            <w:tcW w:type="dxa" w:w="1514"/>
+            <w:shd w:val="clear" w:color="auto" w:fill="D9D9D9"/>
+          </w:tcPr>
+          <w:p>
+            <w:r/>
+            <w:r>
+              <w:rPr>
+                <w:rFonts w:ascii="Verdana" w:hAnsi="Verdana"/>
+                <w:b w:val="0"/>
+                <w:sz w:val="16"/>
+              </w:rPr>
+              <w:t>МАСШТАБ</w:t>
+            </w:r>
+          </w:p>
+        </w:tc>
+        <w:tc>
+          <w:tcPr>
+            <w:tcW w:type="dxa" w:w="1514"/>
+            <w:shd w:val="clear" w:color="auto" w:fill="D9D9D9"/>
+          </w:tcPr>
+          <w:p>
+            <w:r/>
+            <w:r>
+              <w:rPr>
+                <w:rFonts w:ascii="Verdana" w:hAnsi="Verdana"/>
+                <w:b w:val="0"/>
+                <w:sz w:val="16"/>
+              </w:rPr>
+              <w:t>СИМВ.</w:t>
+            </w:r>
+          </w:p>
+        </w:tc>
+        <w:tc>
+          <w:tcPr>
+            <w:tcW w:type="dxa" w:w="1514"/>
+            <w:shd w:val="clear" w:color="auto" w:fill="D9D9D9"/>
+          </w:tcPr>
+          <w:p>
+            <w:r/>
+            <w:r>
+              <w:rPr>
+                <w:rFonts w:ascii="Verdana" w:hAnsi="Verdana"/>
+                <w:b w:val="0"/>
+                <w:sz w:val="16"/>
+              </w:rPr>
+              <w:t>ПРИМЕЧАНИЕ</w:t>
             </w:r>
           </w:p>
         </w:tc>
       </w:tr>
       <w:tr>
-        <w:tc>
-          <w:tcPr>
-            <w:tcW w:type="dxa" w:w="1514"/>
-          </w:tcPr>
-          <w:p>
-            <w:r/>
-            <w:r>
-              <w:rPr>
-                <w:rFonts w:ascii="Arial" w:hAnsi="Arial"/>
+        <w:trPr>
+          <w:cantSplit/>
+        </w:trPr>
+        <w:tc>
+          <w:tcPr>
+            <w:tcW w:type="dxa" w:w="1514"/>
+          </w:tcPr>
+          <w:p>
+            <w:r/>
+            <w:r>
+              <w:rPr>
+                <w:rFonts w:ascii="Verdana" w:hAnsi="Verdana"/>
                 <w:b w:val="0"/>
                 <w:sz w:val="16"/>
               </w:rPr>
@@ -261,7 +251,7 @@
             <w:r/>
             <w:r>
               <w:rPr>
-                <w:rFonts w:ascii="Arial" w:hAnsi="Arial"/>
+                <w:rFonts w:ascii="Verdana" w:hAnsi="Verdana"/>
                 <w:b w:val="0"/>
                 <w:sz w:val="16"/>
               </w:rPr>
@@ -277,7 +267,7 @@
             <w:r/>
             <w:r>
               <w:rPr>
-                <w:rFonts w:ascii="Arial" w:hAnsi="Arial"/>
+                <w:rFonts w:ascii="Verdana" w:hAnsi="Verdana"/>
                 <w:b w:val="0"/>
                 <w:sz w:val="16"/>
               </w:rPr>
@@ -293,7 +283,7 @@
             <w:r/>
             <w:r>
               <w:rPr>
-                <w:rFonts w:ascii="Arial" w:hAnsi="Arial"/>
+                <w:rFonts w:ascii="Verdana" w:hAnsi="Verdana"/>
                 <w:b w:val="0"/>
                 <w:sz w:val="16"/>
               </w:rPr>
@@ -309,7 +299,7 @@
             <w:r/>
             <w:r>
               <w:rPr>
-                <w:rFonts w:ascii="Arial" w:hAnsi="Arial"/>
+                <w:rFonts w:ascii="Verdana" w:hAnsi="Verdana"/>
                 <w:b w:val="0"/>
                 <w:sz w:val="16"/>
               </w:rPr>
@@ -325,7 +315,7 @@
             <w:r/>
             <w:r>
               <w:rPr>
-                <w:rFonts w:ascii="Arial" w:hAnsi="Arial"/>
+                <w:rFonts w:ascii="Verdana" w:hAnsi="Verdana"/>
                 <w:b w:val="0"/>
                 <w:sz w:val="16"/>
               </w:rPr>
@@ -341,7 +331,7 @@
             <w:r/>
             <w:r>
               <w:rPr>
-                <w:rFonts w:ascii="Arial" w:hAnsi="Arial"/>
+                <w:rFonts w:ascii="Verdana" w:hAnsi="Verdana"/>
                 <w:b w:val="0"/>
                 <w:sz w:val="16"/>
               </w:rPr>
@@ -357,7 +347,7 @@
             <w:r/>
             <w:r>
               <w:rPr>
-                <w:rFonts w:ascii="Arial" w:hAnsi="Arial"/>
+                <w:rFonts w:ascii="Verdana" w:hAnsi="Verdana"/>
                 <w:b w:val="0"/>
                 <w:sz w:val="16"/>
               </w:rPr>
@@ -373,7 +363,7 @@
             <w:r/>
             <w:r>
               <w:rPr>
-                <w:rFonts w:ascii="Arial" w:hAnsi="Arial"/>
+                <w:rFonts w:ascii="Verdana" w:hAnsi="Verdana"/>
                 <w:b w:val="0"/>
                 <w:sz w:val="16"/>
               </w:rPr>
@@ -389,7 +379,7 @@
             <w:r/>
             <w:r>
               <w:rPr>
-                <w:rFonts w:ascii="Arial" w:hAnsi="Arial"/>
+                <w:rFonts w:ascii="Verdana" w:hAnsi="Verdana"/>
                 <w:b w:val="0"/>
                 <w:sz w:val="16"/>
               </w:rPr>
@@ -398,15 +388,18 @@
         </w:tc>
       </w:tr>
       <w:tr>
-        <w:tc>
-          <w:tcPr>
-            <w:tcW w:type="dxa" w:w="1514"/>
-          </w:tcPr>
-          <w:p>
-            <w:r/>
-            <w:r>
-              <w:rPr>
-                <w:rFonts w:ascii="Arial" w:hAnsi="Arial"/>
+        <w:trPr>
+          <w:cantSplit/>
+        </w:trPr>
+        <w:tc>
+          <w:tcPr>
+            <w:tcW w:type="dxa" w:w="1514"/>
+          </w:tcPr>
+          <w:p>
+            <w:r/>
+            <w:r>
+              <w:rPr>
+                <w:rFonts w:ascii="Verdana" w:hAnsi="Verdana"/>
                 <w:b w:val="0"/>
                 <w:sz w:val="16"/>
               </w:rPr>
@@ -422,7 +415,7 @@
             <w:r/>
             <w:r>
               <w:rPr>
-                <w:rFonts w:ascii="Arial" w:hAnsi="Arial"/>
+                <w:rFonts w:ascii="Verdana" w:hAnsi="Verdana"/>
                 <w:b w:val="0"/>
                 <w:sz w:val="16"/>
               </w:rPr>
@@ -438,7 +431,7 @@
             <w:r/>
             <w:r>
               <w:rPr>
-                <w:rFonts w:ascii="Arial" w:hAnsi="Arial"/>
+                <w:rFonts w:ascii="Verdana" w:hAnsi="Verdana"/>
                 <w:b w:val="0"/>
                 <w:sz w:val="16"/>
               </w:rPr>
@@ -454,7 +447,7 @@
             <w:r/>
             <w:r>
               <w:rPr>
-                <w:rFonts w:ascii="Arial" w:hAnsi="Arial"/>
+                <w:rFonts w:ascii="Verdana" w:hAnsi="Verdana"/>
                 <w:b w:val="0"/>
                 <w:sz w:val="16"/>
               </w:rPr>
@@ -470,7 +463,7 @@
             <w:r/>
             <w:r>
               <w:rPr>
-                <w:rFonts w:ascii="Arial" w:hAnsi="Arial"/>
+                <w:rFonts w:ascii="Verdana" w:hAnsi="Verdana"/>
                 <w:b w:val="0"/>
                 <w:sz w:val="16"/>
               </w:rPr>
@@ -486,7 +479,7 @@
             <w:r/>
             <w:r>
               <w:rPr>
-                <w:rFonts w:ascii="Arial" w:hAnsi="Arial"/>
+                <w:rFonts w:ascii="Verdana" w:hAnsi="Verdana"/>
                 <w:b w:val="0"/>
                 <w:sz w:val="16"/>
               </w:rPr>
@@ -502,7 +495,7 @@
             <w:r/>
             <w:r>
               <w:rPr>
-                <w:rFonts w:ascii="Arial" w:hAnsi="Arial"/>
+                <w:rFonts w:ascii="Verdana" w:hAnsi="Verdana"/>
                 <w:b w:val="0"/>
                 <w:sz w:val="16"/>
               </w:rPr>
@@ -518,7 +511,7 @@
             <w:r/>
             <w:r>
               <w:rPr>
-                <w:rFonts w:ascii="Arial" w:hAnsi="Arial"/>
+                <w:rFonts w:ascii="Verdana" w:hAnsi="Verdana"/>
                 <w:b w:val="0"/>
                 <w:sz w:val="16"/>
               </w:rPr>
@@ -534,7 +527,7 @@
             <w:r/>
             <w:r>
               <w:rPr>
-                <w:rFonts w:ascii="Arial" w:hAnsi="Arial"/>
+                <w:rFonts w:ascii="Verdana" w:hAnsi="Verdana"/>
                 <w:b w:val="0"/>
                 <w:sz w:val="16"/>
               </w:rPr>
@@ -550,7 +543,7 @@
             <w:r/>
             <w:r>
               <w:rPr>
-                <w:rFonts w:ascii="Arial" w:hAnsi="Arial"/>
+                <w:rFonts w:ascii="Verdana" w:hAnsi="Verdana"/>
                 <w:b w:val="0"/>
                 <w:sz w:val="16"/>
               </w:rPr>
@@ -559,15 +552,18 @@
         </w:tc>
       </w:tr>
       <w:tr>
-        <w:tc>
-          <w:tcPr>
-            <w:tcW w:type="dxa" w:w="1514"/>
-          </w:tcPr>
-          <w:p>
-            <w:r/>
-            <w:r>
-              <w:rPr>
-                <w:rFonts w:ascii="Arial" w:hAnsi="Arial"/>
+        <w:trPr>
+          <w:cantSplit/>
+        </w:trPr>
+        <w:tc>
+          <w:tcPr>
+            <w:tcW w:type="dxa" w:w="1514"/>
+          </w:tcPr>
+          <w:p>
+            <w:r/>
+            <w:r>
+              <w:rPr>
+                <w:rFonts w:ascii="Verdana" w:hAnsi="Verdana"/>
                 <w:b w:val="0"/>
                 <w:sz w:val="16"/>
               </w:rPr>
@@ -583,7 +579,7 @@
             <w:r/>
             <w:r>
               <w:rPr>
-                <w:rFonts w:ascii="Arial" w:hAnsi="Arial"/>
+                <w:rFonts w:ascii="Verdana" w:hAnsi="Verdana"/>
                 <w:b w:val="0"/>
                 <w:sz w:val="16"/>
               </w:rPr>
@@ -599,7 +595,7 @@
             <w:r/>
             <w:r>
               <w:rPr>
-                <w:rFonts w:ascii="Arial" w:hAnsi="Arial"/>
+                <w:rFonts w:ascii="Verdana" w:hAnsi="Verdana"/>
                 <w:b w:val="0"/>
                 <w:sz w:val="16"/>
               </w:rPr>
@@ -615,7 +611,7 @@
             <w:r/>
             <w:r>
               <w:rPr>
-                <w:rFonts w:ascii="Arial" w:hAnsi="Arial"/>
+                <w:rFonts w:ascii="Verdana" w:hAnsi="Verdana"/>
                 <w:b w:val="0"/>
                 <w:sz w:val="16"/>
               </w:rPr>
@@ -631,7 +627,7 @@
             <w:r/>
             <w:r>
               <w:rPr>
-                <w:rFonts w:ascii="Arial" w:hAnsi="Arial"/>
+                <w:rFonts w:ascii="Verdana" w:hAnsi="Verdana"/>
                 <w:b w:val="0"/>
                 <w:sz w:val="16"/>
               </w:rPr>
@@ -647,7 +643,7 @@
             <w:r/>
             <w:r>
               <w:rPr>
-                <w:rFonts w:ascii="Arial" w:hAnsi="Arial"/>
+                <w:rFonts w:ascii="Verdana" w:hAnsi="Verdana"/>
                 <w:b w:val="0"/>
                 <w:sz w:val="16"/>
               </w:rPr>
@@ -663,7 +659,7 @@
             <w:r/>
             <w:r>
               <w:rPr>
-                <w:rFonts w:ascii="Arial" w:hAnsi="Arial"/>
+                <w:rFonts w:ascii="Verdana" w:hAnsi="Verdana"/>
                 <w:b w:val="0"/>
                 <w:sz w:val="16"/>
               </w:rPr>
@@ -679,7 +675,7 @@
             <w:r/>
             <w:r>
               <w:rPr>
-                <w:rFonts w:ascii="Arial" w:hAnsi="Arial"/>
+                <w:rFonts w:ascii="Verdana" w:hAnsi="Verdana"/>
                 <w:b w:val="0"/>
                 <w:sz w:val="16"/>
               </w:rPr>
@@ -695,7 +691,7 @@
             <w:r/>
             <w:r>
               <w:rPr>
-                <w:rFonts w:ascii="Arial" w:hAnsi="Arial"/>
+                <w:rFonts w:ascii="Verdana" w:hAnsi="Verdana"/>
                 <w:b w:val="0"/>
                 <w:sz w:val="16"/>
               </w:rPr>
@@ -711,7 +707,7 @@
             <w:r/>
             <w:r>
               <w:rPr>
-                <w:rFonts w:ascii="Arial" w:hAnsi="Arial"/>
+                <w:rFonts w:ascii="Verdana" w:hAnsi="Verdana"/>
                 <w:b w:val="0"/>
                 <w:sz w:val="16"/>
               </w:rPr>
@@ -720,15 +716,18 @@
         </w:tc>
       </w:tr>
       <w:tr>
-        <w:tc>
-          <w:tcPr>
-            <w:tcW w:type="dxa" w:w="1514"/>
-          </w:tcPr>
-          <w:p>
-            <w:r/>
-            <w:r>
-              <w:rPr>
-                <w:rFonts w:ascii="Arial" w:hAnsi="Arial"/>
+        <w:trPr>
+          <w:cantSplit/>
+        </w:trPr>
+        <w:tc>
+          <w:tcPr>
+            <w:tcW w:type="dxa" w:w="1514"/>
+          </w:tcPr>
+          <w:p>
+            <w:r/>
+            <w:r>
+              <w:rPr>
+                <w:rFonts w:ascii="Verdana" w:hAnsi="Verdana"/>
                 <w:b w:val="0"/>
                 <w:sz w:val="16"/>
               </w:rPr>
@@ -744,7 +743,7 @@
             <w:r/>
             <w:r>
               <w:rPr>
-                <w:rFonts w:ascii="Arial" w:hAnsi="Arial"/>
+                <w:rFonts w:ascii="Verdana" w:hAnsi="Verdana"/>
                 <w:b w:val="0"/>
                 <w:sz w:val="16"/>
               </w:rPr>
@@ -760,7 +759,7 @@
             <w:r/>
             <w:r>
               <w:rPr>
-                <w:rFonts w:ascii="Arial" w:hAnsi="Arial"/>
+                <w:rFonts w:ascii="Verdana" w:hAnsi="Verdana"/>
                 <w:b w:val="0"/>
                 <w:sz w:val="16"/>
               </w:rPr>
@@ -776,7 +775,7 @@
             <w:r/>
             <w:r>
               <w:rPr>
-                <w:rFonts w:ascii="Arial" w:hAnsi="Arial"/>
+                <w:rFonts w:ascii="Verdana" w:hAnsi="Verdana"/>
                 <w:b w:val="0"/>
                 <w:sz w:val="16"/>
               </w:rPr>
@@ -792,7 +791,7 @@
             <w:r/>
             <w:r>
               <w:rPr>
-                <w:rFonts w:ascii="Arial" w:hAnsi="Arial"/>
+                <w:rFonts w:ascii="Verdana" w:hAnsi="Verdana"/>
                 <w:b w:val="0"/>
                 <w:sz w:val="16"/>
               </w:rPr>
@@ -808,7 +807,7 @@
             <w:r/>
             <w:r>
               <w:rPr>
-                <w:rFonts w:ascii="Arial" w:hAnsi="Arial"/>
+                <w:rFonts w:ascii="Verdana" w:hAnsi="Verdana"/>
                 <w:b w:val="0"/>
                 <w:sz w:val="16"/>
               </w:rPr>
@@ -824,7 +823,7 @@
             <w:r/>
             <w:r>
               <w:rPr>
-                <w:rFonts w:ascii="Arial" w:hAnsi="Arial"/>
+                <w:rFonts w:ascii="Verdana" w:hAnsi="Verdana"/>
                 <w:b w:val="0"/>
                 <w:sz w:val="16"/>
               </w:rPr>
@@ -840,7 +839,7 @@
             <w:r/>
             <w:r>
               <w:rPr>
-                <w:rFonts w:ascii="Arial" w:hAnsi="Arial"/>
+                <w:rFonts w:ascii="Verdana" w:hAnsi="Verdana"/>
                 <w:b w:val="0"/>
                 <w:sz w:val="16"/>
               </w:rPr>
@@ -856,7 +855,7 @@
             <w:r/>
             <w:r>
               <w:rPr>
-                <w:rFonts w:ascii="Arial" w:hAnsi="Arial"/>
+                <w:rFonts w:ascii="Verdana" w:hAnsi="Verdana"/>
                 <w:b w:val="0"/>
                 <w:sz w:val="16"/>
               </w:rPr>
@@ -872,7 +871,7 @@
             <w:r/>
             <w:r>
               <w:rPr>
-                <w:rFonts w:ascii="Arial" w:hAnsi="Arial"/>
+                <w:rFonts w:ascii="Verdana" w:hAnsi="Verdana"/>
                 <w:b w:val="0"/>
                 <w:sz w:val="16"/>
               </w:rPr>
@@ -881,15 +880,18 @@
         </w:tc>
       </w:tr>
       <w:tr>
-        <w:tc>
-          <w:tcPr>
-            <w:tcW w:type="dxa" w:w="1514"/>
-          </w:tcPr>
-          <w:p>
-            <w:r/>
-            <w:r>
-              <w:rPr>
-                <w:rFonts w:ascii="Arial" w:hAnsi="Arial"/>
+        <w:trPr>
+          <w:cantSplit/>
+        </w:trPr>
+        <w:tc>
+          <w:tcPr>
+            <w:tcW w:type="dxa" w:w="1514"/>
+          </w:tcPr>
+          <w:p>
+            <w:r/>
+            <w:r>
+              <w:rPr>
+                <w:rFonts w:ascii="Verdana" w:hAnsi="Verdana"/>
                 <w:b w:val="0"/>
                 <w:sz w:val="16"/>
               </w:rPr>
@@ -905,7 +907,7 @@
             <w:r/>
             <w:r>
               <w:rPr>
-                <w:rFonts w:ascii="Arial" w:hAnsi="Arial"/>
+                <w:rFonts w:ascii="Verdana" w:hAnsi="Verdana"/>
                 <w:b w:val="0"/>
                 <w:sz w:val="16"/>
               </w:rPr>
@@ -921,7 +923,7 @@
             <w:r/>
             <w:r>
               <w:rPr>
-                <w:rFonts w:ascii="Arial" w:hAnsi="Arial"/>
+                <w:rFonts w:ascii="Verdana" w:hAnsi="Verdana"/>
                 <w:b w:val="0"/>
                 <w:sz w:val="16"/>
               </w:rPr>
@@ -937,7 +939,7 @@
             <w:r/>
             <w:r>
               <w:rPr>
-                <w:rFonts w:ascii="Arial" w:hAnsi="Arial"/>
+                <w:rFonts w:ascii="Verdana" w:hAnsi="Verdana"/>
                 <w:b w:val="0"/>
                 <w:sz w:val="16"/>
               </w:rPr>
@@ -953,7 +955,7 @@
             <w:r/>
             <w:r>
               <w:rPr>
-                <w:rFonts w:ascii="Arial" w:hAnsi="Arial"/>
+                <w:rFonts w:ascii="Verdana" w:hAnsi="Verdana"/>
                 <w:b w:val="0"/>
                 <w:sz w:val="16"/>
               </w:rPr>
@@ -969,7 +971,7 @@
             <w:r/>
             <w:r>
               <w:rPr>
-                <w:rFonts w:ascii="Arial" w:hAnsi="Arial"/>
+                <w:rFonts w:ascii="Verdana" w:hAnsi="Verdana"/>
                 <w:b w:val="0"/>
                 <w:sz w:val="16"/>
               </w:rPr>
@@ -985,7 +987,7 @@
             <w:r/>
             <w:r>
               <w:rPr>
-                <w:rFonts w:ascii="Arial" w:hAnsi="Arial"/>
+                <w:rFonts w:ascii="Verdana" w:hAnsi="Verdana"/>
                 <w:b w:val="0"/>
                 <w:sz w:val="16"/>
               </w:rPr>
@@ -1001,7 +1003,7 @@
             <w:r/>
             <w:r>
               <w:rPr>
-                <w:rFonts w:ascii="Arial" w:hAnsi="Arial"/>
+                <w:rFonts w:ascii="Verdana" w:hAnsi="Verdana"/>
                 <w:b w:val="0"/>
                 <w:sz w:val="16"/>
               </w:rPr>
@@ -1017,7 +1019,7 @@
             <w:r/>
             <w:r>
               <w:rPr>
-                <w:rFonts w:ascii="Arial" w:hAnsi="Arial"/>
+                <w:rFonts w:ascii="Verdana" w:hAnsi="Verdana"/>
                 <w:b w:val="0"/>
                 <w:sz w:val="16"/>
               </w:rPr>
@@ -1033,7 +1035,7 @@
             <w:r/>
             <w:r>
               <w:rPr>
-                <w:rFonts w:ascii="Arial" w:hAnsi="Arial"/>
+                <w:rFonts w:ascii="Verdana" w:hAnsi="Verdana"/>
                 <w:b w:val="0"/>
                 <w:sz w:val="16"/>
               </w:rPr>
@@ -1042,15 +1044,18 @@
         </w:tc>
       </w:tr>
       <w:tr>
-        <w:tc>
-          <w:tcPr>
-            <w:tcW w:type="dxa" w:w="1514"/>
-          </w:tcPr>
-          <w:p>
-            <w:r/>
-            <w:r>
-              <w:rPr>
-                <w:rFonts w:ascii="Arial" w:hAnsi="Arial"/>
+        <w:trPr>
+          <w:cantSplit/>
+        </w:trPr>
+        <w:tc>
+          <w:tcPr>
+            <w:tcW w:type="dxa" w:w="1514"/>
+          </w:tcPr>
+          <w:p>
+            <w:r/>
+            <w:r>
+              <w:rPr>
+                <w:rFonts w:ascii="Verdana" w:hAnsi="Verdana"/>
                 <w:b w:val="0"/>
                 <w:sz w:val="16"/>
               </w:rPr>
@@ -1066,7 +1071,7 @@
             <w:r/>
             <w:r>
               <w:rPr>
-                <w:rFonts w:ascii="Arial" w:hAnsi="Arial"/>
+                <w:rFonts w:ascii="Verdana" w:hAnsi="Verdana"/>
                 <w:b w:val="0"/>
                 <w:sz w:val="16"/>
               </w:rPr>
@@ -1082,7 +1087,7 @@
             <w:r/>
             <w:r>
               <w:rPr>
-                <w:rFonts w:ascii="Arial" w:hAnsi="Arial"/>
+                <w:rFonts w:ascii="Verdana" w:hAnsi="Verdana"/>
                 <w:b w:val="0"/>
                 <w:sz w:val="16"/>
               </w:rPr>
@@ -1098,7 +1103,7 @@
             <w:r/>
             <w:r>
               <w:rPr>
-                <w:rFonts w:ascii="Arial" w:hAnsi="Arial"/>
+                <w:rFonts w:ascii="Verdana" w:hAnsi="Verdana"/>
                 <w:b w:val="0"/>
                 <w:sz w:val="16"/>
               </w:rPr>
@@ -1114,7 +1119,7 @@
             <w:r/>
             <w:r>
               <w:rPr>
-                <w:rFonts w:ascii="Arial" w:hAnsi="Arial"/>
+                <w:rFonts w:ascii="Verdana" w:hAnsi="Verdana"/>
                 <w:b w:val="0"/>
                 <w:sz w:val="16"/>
               </w:rPr>
@@ -1130,7 +1135,7 @@
             <w:r/>
             <w:r>
               <w:rPr>
-                <w:rFonts w:ascii="Arial" w:hAnsi="Arial"/>
+                <w:rFonts w:ascii="Verdana" w:hAnsi="Verdana"/>
                 <w:b w:val="0"/>
                 <w:sz w:val="16"/>
               </w:rPr>
@@ -1146,7 +1151,7 @@
             <w:r/>
             <w:r>
               <w:rPr>
-                <w:rFonts w:ascii="Arial" w:hAnsi="Arial"/>
+                <w:rFonts w:ascii="Verdana" w:hAnsi="Verdana"/>
                 <w:b w:val="0"/>
                 <w:sz w:val="16"/>
               </w:rPr>
@@ -1162,7 +1167,7 @@
             <w:r/>
             <w:r>
               <w:rPr>
-                <w:rFonts w:ascii="Arial" w:hAnsi="Arial"/>
+                <w:rFonts w:ascii="Verdana" w:hAnsi="Verdana"/>
                 <w:b w:val="0"/>
                 <w:sz w:val="16"/>
               </w:rPr>
@@ -1178,7 +1183,7 @@
             <w:r/>
             <w:r>
               <w:rPr>
-                <w:rFonts w:ascii="Arial" w:hAnsi="Arial"/>
+                <w:rFonts w:ascii="Verdana" w:hAnsi="Verdana"/>
                 <w:b w:val="0"/>
                 <w:sz w:val="16"/>
               </w:rPr>
@@ -1194,7 +1199,7 @@
             <w:r/>
             <w:r>
               <w:rPr>
-                <w:rFonts w:ascii="Arial" w:hAnsi="Arial"/>
+                <w:rFonts w:ascii="Verdana" w:hAnsi="Verdana"/>
                 <w:b w:val="0"/>
                 <w:sz w:val="16"/>
               </w:rPr>
@@ -1203,15 +1208,18 @@
         </w:tc>
       </w:tr>
       <w:tr>
-        <w:tc>
-          <w:tcPr>
-            <w:tcW w:type="dxa" w:w="1514"/>
-          </w:tcPr>
-          <w:p>
-            <w:r/>
-            <w:r>
-              <w:rPr>
-                <w:rFonts w:ascii="Arial" w:hAnsi="Arial"/>
+        <w:trPr>
+          <w:cantSplit/>
+        </w:trPr>
+        <w:tc>
+          <w:tcPr>
+            <w:tcW w:type="dxa" w:w="1514"/>
+          </w:tcPr>
+          <w:p>
+            <w:r/>
+            <w:r>
+              <w:rPr>
+                <w:rFonts w:ascii="Verdana" w:hAnsi="Verdana"/>
                 <w:b w:val="0"/>
                 <w:sz w:val="16"/>
               </w:rPr>
@@ -1227,7 +1235,7 @@
             <w:r/>
             <w:r>
               <w:rPr>
-                <w:rFonts w:ascii="Arial" w:hAnsi="Arial"/>
+                <w:rFonts w:ascii="Verdana" w:hAnsi="Verdana"/>
                 <w:b w:val="0"/>
                 <w:sz w:val="16"/>
               </w:rPr>
@@ -1243,7 +1251,7 @@
             <w:r/>
             <w:r>
               <w:rPr>
-                <w:rFonts w:ascii="Arial" w:hAnsi="Arial"/>
+                <w:rFonts w:ascii="Verdana" w:hAnsi="Verdana"/>
                 <w:b w:val="0"/>
                 <w:sz w:val="16"/>
               </w:rPr>
@@ -1259,7 +1267,7 @@
             <w:r/>
             <w:r>
               <w:rPr>
-                <w:rFonts w:ascii="Arial" w:hAnsi="Arial"/>
+                <w:rFonts w:ascii="Verdana" w:hAnsi="Verdana"/>
                 <w:b w:val="0"/>
                 <w:sz w:val="16"/>
               </w:rPr>
@@ -1275,7 +1283,7 @@
             <w:r/>
             <w:r>
               <w:rPr>
-                <w:rFonts w:ascii="Arial" w:hAnsi="Arial"/>
+                <w:rFonts w:ascii="Verdana" w:hAnsi="Verdana"/>
                 <w:b w:val="0"/>
                 <w:sz w:val="16"/>
               </w:rPr>
@@ -1291,7 +1299,7 @@
             <w:r/>
             <w:r>
               <w:rPr>
-                <w:rFonts w:ascii="Arial" w:hAnsi="Arial"/>
+                <w:rFonts w:ascii="Verdana" w:hAnsi="Verdana"/>
                 <w:b w:val="0"/>
                 <w:sz w:val="16"/>
               </w:rPr>
@@ -1307,7 +1315,7 @@
             <w:r/>
             <w:r>
               <w:rPr>
-                <w:rFonts w:ascii="Arial" w:hAnsi="Arial"/>
+                <w:rFonts w:ascii="Verdana" w:hAnsi="Verdana"/>
                 <w:b w:val="0"/>
                 <w:sz w:val="16"/>
               </w:rPr>
@@ -1323,7 +1331,7 @@
             <w:r/>
             <w:r>
               <w:rPr>
-                <w:rFonts w:ascii="Arial" w:hAnsi="Arial"/>
+                <w:rFonts w:ascii="Verdana" w:hAnsi="Verdana"/>
                 <w:b w:val="0"/>
                 <w:sz w:val="16"/>
               </w:rPr>
@@ -1339,7 +1347,7 @@
             <w:r/>
             <w:r>
               <w:rPr>
-                <w:rFonts w:ascii="Arial" w:hAnsi="Arial"/>
+                <w:rFonts w:ascii="Verdana" w:hAnsi="Verdana"/>
                 <w:b w:val="0"/>
                 <w:sz w:val="16"/>
               </w:rPr>
@@ -1355,7 +1363,7 @@
             <w:r/>
             <w:r>
               <w:rPr>
-                <w:rFonts w:ascii="Arial" w:hAnsi="Arial"/>
+                <w:rFonts w:ascii="Verdana" w:hAnsi="Verdana"/>
                 <w:b w:val="0"/>
                 <w:sz w:val="16"/>
               </w:rPr>
@@ -1364,15 +1372,18 @@
         </w:tc>
       </w:tr>
       <w:tr>
-        <w:tc>
-          <w:tcPr>
-            <w:tcW w:type="dxa" w:w="1514"/>
-          </w:tcPr>
-          <w:p>
-            <w:r/>
-            <w:r>
-              <w:rPr>
-                <w:rFonts w:ascii="Arial" w:hAnsi="Arial"/>
+        <w:trPr>
+          <w:cantSplit/>
+        </w:trPr>
+        <w:tc>
+          <w:tcPr>
+            <w:tcW w:type="dxa" w:w="1514"/>
+          </w:tcPr>
+          <w:p>
+            <w:r/>
+            <w:r>
+              <w:rPr>
+                <w:rFonts w:ascii="Verdana" w:hAnsi="Verdana"/>
                 <w:b w:val="0"/>
                 <w:sz w:val="16"/>
               </w:rPr>
@@ -1388,7 +1399,7 @@
             <w:r/>
             <w:r>
               <w:rPr>
-                <w:rFonts w:ascii="Arial" w:hAnsi="Arial"/>
+                <w:rFonts w:ascii="Verdana" w:hAnsi="Verdana"/>
                 <w:b w:val="0"/>
                 <w:sz w:val="16"/>
               </w:rPr>
@@ -1404,7 +1415,7 @@
             <w:r/>
             <w:r>
               <w:rPr>
-                <w:rFonts w:ascii="Arial" w:hAnsi="Arial"/>
+                <w:rFonts w:ascii="Verdana" w:hAnsi="Verdana"/>
                 <w:b w:val="0"/>
                 <w:sz w:val="16"/>
               </w:rPr>
@@ -1420,7 +1431,7 @@
             <w:r/>
             <w:r>
               <w:rPr>
-                <w:rFonts w:ascii="Arial" w:hAnsi="Arial"/>
+                <w:rFonts w:ascii="Verdana" w:hAnsi="Verdana"/>
                 <w:b w:val="0"/>
                 <w:sz w:val="16"/>
               </w:rPr>
@@ -1436,7 +1447,7 @@
             <w:r/>
             <w:r>
               <w:rPr>
-                <w:rFonts w:ascii="Arial" w:hAnsi="Arial"/>
+                <w:rFonts w:ascii="Verdana" w:hAnsi="Verdana"/>
                 <w:b w:val="0"/>
                 <w:sz w:val="16"/>
               </w:rPr>
@@ -1452,7 +1463,7 @@
             <w:r/>
             <w:r>
               <w:rPr>
-                <w:rFonts w:ascii="Arial" w:hAnsi="Arial"/>
+                <w:rFonts w:ascii="Verdana" w:hAnsi="Verdana"/>
                 <w:b w:val="0"/>
                 <w:sz w:val="16"/>
               </w:rPr>
@@ -1468,7 +1479,7 @@
             <w:r/>
             <w:r>
               <w:rPr>
-                <w:rFonts w:ascii="Arial" w:hAnsi="Arial"/>
+                <w:rFonts w:ascii="Verdana" w:hAnsi="Verdana"/>
                 <w:b w:val="0"/>
                 <w:sz w:val="16"/>
               </w:rPr>
@@ -1484,7 +1495,7 @@
             <w:r/>
             <w:r>
               <w:rPr>
-                <w:rFonts w:ascii="Arial" w:hAnsi="Arial"/>
+                <w:rFonts w:ascii="Verdana" w:hAnsi="Verdana"/>
                 <w:b w:val="0"/>
                 <w:sz w:val="16"/>
               </w:rPr>
@@ -1500,7 +1511,7 @@
             <w:r/>
             <w:r>
               <w:rPr>
-                <w:rFonts w:ascii="Arial" w:hAnsi="Arial"/>
+                <w:rFonts w:ascii="Verdana" w:hAnsi="Verdana"/>
                 <w:b w:val="0"/>
                 <w:sz w:val="16"/>
               </w:rPr>
@@ -1516,7 +1527,7 @@
             <w:r/>
             <w:r>
               <w:rPr>
-                <w:rFonts w:ascii="Arial" w:hAnsi="Arial"/>
+                <w:rFonts w:ascii="Verdana" w:hAnsi="Verdana"/>
                 <w:b w:val="0"/>
                 <w:sz w:val="16"/>
               </w:rPr>
@@ -1525,15 +1536,18 @@
         </w:tc>
       </w:tr>
       <w:tr>
-        <w:tc>
-          <w:tcPr>
-            <w:tcW w:type="dxa" w:w="1514"/>
-          </w:tcPr>
-          <w:p>
-            <w:r/>
-            <w:r>
-              <w:rPr>
-                <w:rFonts w:ascii="Arial" w:hAnsi="Arial"/>
+        <w:trPr>
+          <w:cantSplit/>
+        </w:trPr>
+        <w:tc>
+          <w:tcPr>
+            <w:tcW w:type="dxa" w:w="1514"/>
+          </w:tcPr>
+          <w:p>
+            <w:r/>
+            <w:r>
+              <w:rPr>
+                <w:rFonts w:ascii="Verdana" w:hAnsi="Verdana"/>
                 <w:b w:val="0"/>
                 <w:sz w:val="16"/>
               </w:rPr>
@@ -1549,7 +1563,7 @@
             <w:r/>
             <w:r>
               <w:rPr>
-                <w:rFonts w:ascii="Arial" w:hAnsi="Arial"/>
+                <w:rFonts w:ascii="Verdana" w:hAnsi="Verdana"/>
                 <w:b w:val="0"/>
                 <w:sz w:val="16"/>
               </w:rPr>
@@ -1565,7 +1579,7 @@
             <w:r/>
             <w:r>
               <w:rPr>
-                <w:rFonts w:ascii="Arial" w:hAnsi="Arial"/>
+                <w:rFonts w:ascii="Verdana" w:hAnsi="Verdana"/>
                 <w:b w:val="0"/>
                 <w:sz w:val="16"/>
               </w:rPr>
@@ -1581,7 +1595,7 @@
             <w:r/>
             <w:r>
               <w:rPr>
-                <w:rFonts w:ascii="Arial" w:hAnsi="Arial"/>
+                <w:rFonts w:ascii="Verdana" w:hAnsi="Verdana"/>
                 <w:b w:val="0"/>
                 <w:sz w:val="16"/>
               </w:rPr>
@@ -1597,7 +1611,7 @@
             <w:r/>
             <w:r>
               <w:rPr>
-                <w:rFonts w:ascii="Arial" w:hAnsi="Arial"/>
+                <w:rFonts w:ascii="Verdana" w:hAnsi="Verdana"/>
                 <w:b w:val="0"/>
                 <w:sz w:val="16"/>
               </w:rPr>
@@ -1613,7 +1627,7 @@
             <w:r/>
             <w:r>
               <w:rPr>
-                <w:rFonts w:ascii="Arial" w:hAnsi="Arial"/>
+                <w:rFonts w:ascii="Verdana" w:hAnsi="Verdana"/>
                 <w:b w:val="0"/>
                 <w:sz w:val="16"/>
               </w:rPr>
@@ -1629,7 +1643,7 @@
             <w:r/>
             <w:r>
               <w:rPr>
-                <w:rFonts w:ascii="Arial" w:hAnsi="Arial"/>
+                <w:rFonts w:ascii="Verdana" w:hAnsi="Verdana"/>
                 <w:b w:val="0"/>
                 <w:sz w:val="16"/>
               </w:rPr>
@@ -1645,7 +1659,7 @@
             <w:r/>
             <w:r>
               <w:rPr>
-                <w:rFonts w:ascii="Arial" w:hAnsi="Arial"/>
+                <w:rFonts w:ascii="Verdana" w:hAnsi="Verdana"/>
                 <w:b w:val="0"/>
                 <w:sz w:val="16"/>
               </w:rPr>
@@ -1661,7 +1675,7 @@
             <w:r/>
             <w:r>
               <w:rPr>
-                <w:rFonts w:ascii="Arial" w:hAnsi="Arial"/>
+                <w:rFonts w:ascii="Verdana" w:hAnsi="Verdana"/>
                 <w:b w:val="0"/>
                 <w:sz w:val="16"/>
               </w:rPr>
@@ -1677,7 +1691,7 @@
             <w:r/>
             <w:r>
               <w:rPr>
-                <w:rFonts w:ascii="Arial" w:hAnsi="Arial"/>
+                <w:rFonts w:ascii="Verdana" w:hAnsi="Verdana"/>
                 <w:b w:val="0"/>
                 <w:sz w:val="16"/>
               </w:rPr>
@@ -1686,15 +1700,18 @@
         </w:tc>
       </w:tr>
       <w:tr>
-        <w:tc>
-          <w:tcPr>
-            <w:tcW w:type="dxa" w:w="1514"/>
-          </w:tcPr>
-          <w:p>
-            <w:r/>
-            <w:r>
-              <w:rPr>
-                <w:rFonts w:ascii="Arial" w:hAnsi="Arial"/>
+        <w:trPr>
+          <w:cantSplit/>
+        </w:trPr>
+        <w:tc>
+          <w:tcPr>
+            <w:tcW w:type="dxa" w:w="1514"/>
+          </w:tcPr>
+          <w:p>
+            <w:r/>
+            <w:r>
+              <w:rPr>
+                <w:rFonts w:ascii="Verdana" w:hAnsi="Verdana"/>
                 <w:b w:val="0"/>
                 <w:sz w:val="16"/>
               </w:rPr>
@@ -1710,7 +1727,7 @@
             <w:r/>
             <w:r>
               <w:rPr>
-                <w:rFonts w:ascii="Arial" w:hAnsi="Arial"/>
+                <w:rFonts w:ascii="Verdana" w:hAnsi="Verdana"/>
                 <w:b w:val="0"/>
                 <w:sz w:val="16"/>
               </w:rPr>
@@ -1726,7 +1743,7 @@
             <w:r/>
             <w:r>
               <w:rPr>
-                <w:rFonts w:ascii="Arial" w:hAnsi="Arial"/>
+                <w:rFonts w:ascii="Verdana" w:hAnsi="Verdana"/>
                 <w:b w:val="0"/>
                 <w:sz w:val="16"/>
               </w:rPr>
@@ -1742,7 +1759,7 @@
             <w:r/>
             <w:r>
               <w:rPr>
-                <w:rFonts w:ascii="Arial" w:hAnsi="Arial"/>
+                <w:rFonts w:ascii="Verdana" w:hAnsi="Verdana"/>
                 <w:b w:val="0"/>
                 <w:sz w:val="16"/>
               </w:rPr>
@@ -1758,7 +1775,7 @@
             <w:r/>
             <w:r>
               <w:rPr>
-                <w:rFonts w:ascii="Arial" w:hAnsi="Arial"/>
+                <w:rFonts w:ascii="Verdana" w:hAnsi="Verdana"/>
                 <w:b w:val="0"/>
                 <w:sz w:val="16"/>
               </w:rPr>
@@ -1774,7 +1791,7 @@
             <w:r/>
             <w:r>
               <w:rPr>
-                <w:rFonts w:ascii="Arial" w:hAnsi="Arial"/>
+                <w:rFonts w:ascii="Verdana" w:hAnsi="Verdana"/>
                 <w:b w:val="0"/>
                 <w:sz w:val="16"/>
               </w:rPr>
@@ -1790,7 +1807,7 @@
             <w:r/>
             <w:r>
               <w:rPr>
-                <w:rFonts w:ascii="Arial" w:hAnsi="Arial"/>
+                <w:rFonts w:ascii="Verdana" w:hAnsi="Verdana"/>
                 <w:b w:val="0"/>
                 <w:sz w:val="16"/>
               </w:rPr>
@@ -1806,7 +1823,7 @@
             <w:r/>
             <w:r>
               <w:rPr>
-                <w:rFonts w:ascii="Arial" w:hAnsi="Arial"/>
+                <w:rFonts w:ascii="Verdana" w:hAnsi="Verdana"/>
                 <w:b w:val="0"/>
                 <w:sz w:val="16"/>
               </w:rPr>
@@ -1822,7 +1839,7 @@
             <w:r/>
             <w:r>
               <w:rPr>
-                <w:rFonts w:ascii="Arial" w:hAnsi="Arial"/>
+                <w:rFonts w:ascii="Verdana" w:hAnsi="Verdana"/>
                 <w:b w:val="0"/>
                 <w:sz w:val="16"/>
               </w:rPr>
@@ -1838,7 +1855,7 @@
             <w:r/>
             <w:r>
               <w:rPr>
-                <w:rFonts w:ascii="Arial" w:hAnsi="Arial"/>
+                <w:rFonts w:ascii="Verdana" w:hAnsi="Verdana"/>
                 <w:b w:val="0"/>
                 <w:sz w:val="16"/>
               </w:rPr>
@@ -1847,15 +1864,18 @@
         </w:tc>
       </w:tr>
       <w:tr>
-        <w:tc>
-          <w:tcPr>
-            <w:tcW w:type="dxa" w:w="1514"/>
-          </w:tcPr>
-          <w:p>
-            <w:r/>
-            <w:r>
-              <w:rPr>
-                <w:rFonts w:ascii="Arial" w:hAnsi="Arial"/>
+        <w:trPr>
+          <w:cantSplit/>
+        </w:trPr>
+        <w:tc>
+          <w:tcPr>
+            <w:tcW w:type="dxa" w:w="1514"/>
+          </w:tcPr>
+          <w:p>
+            <w:r/>
+            <w:r>
+              <w:rPr>
+                <w:rFonts w:ascii="Verdana" w:hAnsi="Verdana"/>
                 <w:b w:val="0"/>
                 <w:sz w:val="16"/>
               </w:rPr>
@@ -1871,7 +1891,7 @@
             <w:r/>
             <w:r>
               <w:rPr>
-                <w:rFonts w:ascii="Arial" w:hAnsi="Arial"/>
+                <w:rFonts w:ascii="Verdana" w:hAnsi="Verdana"/>
                 <w:b w:val="0"/>
                 <w:sz w:val="16"/>
               </w:rPr>
@@ -1887,7 +1907,7 @@
             <w:r/>
             <w:r>
               <w:rPr>
-                <w:rFonts w:ascii="Arial" w:hAnsi="Arial"/>
+                <w:rFonts w:ascii="Verdana" w:hAnsi="Verdana"/>
                 <w:b w:val="0"/>
                 <w:sz w:val="16"/>
               </w:rPr>
@@ -1903,7 +1923,7 @@
             <w:r/>
             <w:r>
               <w:rPr>
-                <w:rFonts w:ascii="Arial" w:hAnsi="Arial"/>
+                <w:rFonts w:ascii="Verdana" w:hAnsi="Verdana"/>
                 <w:b w:val="0"/>
                 <w:sz w:val="16"/>
               </w:rPr>
@@ -1919,7 +1939,7 @@
             <w:r/>
             <w:r>
               <w:rPr>
-                <w:rFonts w:ascii="Arial" w:hAnsi="Arial"/>
+                <w:rFonts w:ascii="Verdana" w:hAnsi="Verdana"/>
                 <w:b w:val="0"/>
                 <w:sz w:val="16"/>
               </w:rPr>
@@ -1935,7 +1955,7 @@
             <w:r/>
             <w:r>
               <w:rPr>
-                <w:rFonts w:ascii="Arial" w:hAnsi="Arial"/>
+                <w:rFonts w:ascii="Verdana" w:hAnsi="Verdana"/>
                 <w:b w:val="0"/>
                 <w:sz w:val="16"/>
               </w:rPr>
@@ -1951,7 +1971,7 @@
             <w:r/>
             <w:r>
               <w:rPr>
-                <w:rFonts w:ascii="Arial" w:hAnsi="Arial"/>
+                <w:rFonts w:ascii="Verdana" w:hAnsi="Verdana"/>
                 <w:b w:val="0"/>
                 <w:sz w:val="16"/>
               </w:rPr>
@@ -1967,7 +1987,7 @@
             <w:r/>
             <w:r>
               <w:rPr>
-                <w:rFonts w:ascii="Arial" w:hAnsi="Arial"/>
+                <w:rFonts w:ascii="Verdana" w:hAnsi="Verdana"/>
                 <w:b w:val="0"/>
                 <w:sz w:val="16"/>
               </w:rPr>
@@ -1983,7 +2003,7 @@
             <w:r/>
             <w:r>
               <w:rPr>
-                <w:rFonts w:ascii="Arial" w:hAnsi="Arial"/>
+                <w:rFonts w:ascii="Verdana" w:hAnsi="Verdana"/>
                 <w:b w:val="0"/>
                 <w:sz w:val="16"/>
               </w:rPr>
@@ -1999,7 +2019,7 @@
             <w:r/>
             <w:r>
               <w:rPr>
-                <w:rFonts w:ascii="Arial" w:hAnsi="Arial"/>
+                <w:rFonts w:ascii="Verdana" w:hAnsi="Verdana"/>
                 <w:b w:val="0"/>
                 <w:sz w:val="16"/>
               </w:rPr>
@@ -2008,15 +2028,18 @@
         </w:tc>
       </w:tr>
       <w:tr>
-        <w:tc>
-          <w:tcPr>
-            <w:tcW w:type="dxa" w:w="1514"/>
-          </w:tcPr>
-          <w:p>
-            <w:r/>
-            <w:r>
-              <w:rPr>
-                <w:rFonts w:ascii="Arial" w:hAnsi="Arial"/>
+        <w:trPr>
+          <w:cantSplit/>
+        </w:trPr>
+        <w:tc>
+          <w:tcPr>
+            <w:tcW w:type="dxa" w:w="1514"/>
+          </w:tcPr>
+          <w:p>
+            <w:r/>
+            <w:r>
+              <w:rPr>
+                <w:rFonts w:ascii="Verdana" w:hAnsi="Verdana"/>
                 <w:b w:val="0"/>
                 <w:sz w:val="16"/>
               </w:rPr>
@@ -2032,7 +2055,7 @@
             <w:r/>
             <w:r>
               <w:rPr>
-                <w:rFonts w:ascii="Arial" w:hAnsi="Arial"/>
+                <w:rFonts w:ascii="Verdana" w:hAnsi="Verdana"/>
                 <w:b w:val="0"/>
                 <w:sz w:val="16"/>
               </w:rPr>
@@ -2048,7 +2071,7 @@
             <w:r/>
             <w:r>
               <w:rPr>
-                <w:rFonts w:ascii="Arial" w:hAnsi="Arial"/>
+                <w:rFonts w:ascii="Verdana" w:hAnsi="Verdana"/>
                 <w:b w:val="0"/>
                 <w:sz w:val="16"/>
               </w:rPr>
@@ -2064,7 +2087,7 @@
             <w:r/>
             <w:r>
               <w:rPr>
-                <w:rFonts w:ascii="Arial" w:hAnsi="Arial"/>
+                <w:rFonts w:ascii="Verdana" w:hAnsi="Verdana"/>
                 <w:b w:val="0"/>
                 <w:sz w:val="16"/>
               </w:rPr>
@@ -2080,7 +2103,7 @@
             <w:r/>
             <w:r>
               <w:rPr>
-                <w:rFonts w:ascii="Arial" w:hAnsi="Arial"/>
+                <w:rFonts w:ascii="Verdana" w:hAnsi="Verdana"/>
                 <w:b w:val="0"/>
                 <w:sz w:val="16"/>
               </w:rPr>
@@ -2096,7 +2119,7 @@
             <w:r/>
             <w:r>
               <w:rPr>
-                <w:rFonts w:ascii="Arial" w:hAnsi="Arial"/>
+                <w:rFonts w:ascii="Verdana" w:hAnsi="Verdana"/>
                 <w:b w:val="0"/>
                 <w:sz w:val="16"/>
               </w:rPr>
@@ -2112,7 +2135,7 @@
             <w:r/>
             <w:r>
               <w:rPr>
-                <w:rFonts w:ascii="Arial" w:hAnsi="Arial"/>
+                <w:rFonts w:ascii="Verdana" w:hAnsi="Verdana"/>
                 <w:b w:val="0"/>
                 <w:sz w:val="16"/>
               </w:rPr>
@@ -2128,7 +2151,7 @@
             <w:r/>
             <w:r>
               <w:rPr>
-                <w:rFonts w:ascii="Arial" w:hAnsi="Arial"/>
+                <w:rFonts w:ascii="Verdana" w:hAnsi="Verdana"/>
                 <w:b w:val="0"/>
                 <w:sz w:val="16"/>
               </w:rPr>
@@ -2144,7 +2167,7 @@
             <w:r/>
             <w:r>
               <w:rPr>
-                <w:rFonts w:ascii="Arial" w:hAnsi="Arial"/>
+                <w:rFonts w:ascii="Verdana" w:hAnsi="Verdana"/>
                 <w:b w:val="0"/>
                 <w:sz w:val="16"/>
               </w:rPr>
@@ -2160,7 +2183,7 @@
             <w:r/>
             <w:r>
               <w:rPr>
-                <w:rFonts w:ascii="Arial" w:hAnsi="Arial"/>
+                <w:rFonts w:ascii="Verdana" w:hAnsi="Verdana"/>
                 <w:b w:val="0"/>
                 <w:sz w:val="16"/>
               </w:rPr>
@@ -2169,15 +2192,18 @@
         </w:tc>
       </w:tr>
       <w:tr>
-        <w:tc>
-          <w:tcPr>
-            <w:tcW w:type="dxa" w:w="1514"/>
-          </w:tcPr>
-          <w:p>
-            <w:r/>
-            <w:r>
-              <w:rPr>
-                <w:rFonts w:ascii="Arial" w:hAnsi="Arial"/>
+        <w:trPr>
+          <w:cantSplit/>
+        </w:trPr>
+        <w:tc>
+          <w:tcPr>
+            <w:tcW w:type="dxa" w:w="1514"/>
+          </w:tcPr>
+          <w:p>
+            <w:r/>
+            <w:r>
+              <w:rPr>
+                <w:rFonts w:ascii="Verdana" w:hAnsi="Verdana"/>
                 <w:b w:val="0"/>
                 <w:sz w:val="16"/>
               </w:rPr>
@@ -2193,7 +2219,7 @@
             <w:r/>
             <w:r>
               <w:rPr>
-                <w:rFonts w:ascii="Arial" w:hAnsi="Arial"/>
+                <w:rFonts w:ascii="Verdana" w:hAnsi="Verdana"/>
                 <w:b w:val="0"/>
                 <w:sz w:val="16"/>
               </w:rPr>
@@ -2209,7 +2235,7 @@
             <w:r/>
             <w:r>
               <w:rPr>
-                <w:rFonts w:ascii="Arial" w:hAnsi="Arial"/>
+                <w:rFonts w:ascii="Verdana" w:hAnsi="Verdana"/>
                 <w:b w:val="0"/>
                 <w:sz w:val="16"/>
               </w:rPr>
@@ -2225,7 +2251,7 @@
             <w:r/>
             <w:r>
               <w:rPr>
-                <w:rFonts w:ascii="Arial" w:hAnsi="Arial"/>
+                <w:rFonts w:ascii="Verdana" w:hAnsi="Verdana"/>
                 <w:b w:val="0"/>
                 <w:sz w:val="16"/>
               </w:rPr>
@@ -2241,7 +2267,7 @@
             <w:r/>
             <w:r>
               <w:rPr>
-                <w:rFonts w:ascii="Arial" w:hAnsi="Arial"/>
+                <w:rFonts w:ascii="Verdana" w:hAnsi="Verdana"/>
                 <w:b w:val="0"/>
                 <w:sz w:val="16"/>
               </w:rPr>
@@ -2257,7 +2283,7 @@
             <w:r/>
             <w:r>
               <w:rPr>
-                <w:rFonts w:ascii="Arial" w:hAnsi="Arial"/>
+                <w:rFonts w:ascii="Verdana" w:hAnsi="Verdana"/>
                 <w:b w:val="0"/>
                 <w:sz w:val="16"/>
               </w:rPr>
@@ -2273,7 +2299,7 @@
             <w:r/>
             <w:r>
               <w:rPr>
-                <w:rFonts w:ascii="Arial" w:hAnsi="Arial"/>
+                <w:rFonts w:ascii="Verdana" w:hAnsi="Verdana"/>
                 <w:b w:val="0"/>
                 <w:sz w:val="16"/>
               </w:rPr>
@@ -2289,7 +2315,7 @@
             <w:r/>
             <w:r>
               <w:rPr>
-                <w:rFonts w:ascii="Arial" w:hAnsi="Arial"/>
+                <w:rFonts w:ascii="Verdana" w:hAnsi="Verdana"/>
                 <w:b w:val="0"/>
                 <w:sz w:val="16"/>
               </w:rPr>
@@ -2305,7 +2331,7 @@
             <w:r/>
             <w:r>
               <w:rPr>
-                <w:rFonts w:ascii="Arial" w:hAnsi="Arial"/>
+                <w:rFonts w:ascii="Verdana" w:hAnsi="Verdana"/>
                 <w:b w:val="0"/>
                 <w:sz w:val="16"/>
               </w:rPr>
@@ -2321,7 +2347,7 @@
             <w:r/>
             <w:r>
               <w:rPr>
-                <w:rFonts w:ascii="Arial" w:hAnsi="Arial"/>
+                <w:rFonts w:ascii="Verdana" w:hAnsi="Verdana"/>
                 <w:b w:val="0"/>
                 <w:sz w:val="16"/>
               </w:rPr>
@@ -2330,15 +2356,18 @@
         </w:tc>
       </w:tr>
       <w:tr>
-        <w:tc>
-          <w:tcPr>
-            <w:tcW w:type="dxa" w:w="1514"/>
-          </w:tcPr>
-          <w:p>
-            <w:r/>
-            <w:r>
-              <w:rPr>
-                <w:rFonts w:ascii="Arial" w:hAnsi="Arial"/>
+        <w:trPr>
+          <w:cantSplit/>
+        </w:trPr>
+        <w:tc>
+          <w:tcPr>
+            <w:tcW w:type="dxa" w:w="1514"/>
+          </w:tcPr>
+          <w:p>
+            <w:r/>
+            <w:r>
+              <w:rPr>
+                <w:rFonts w:ascii="Verdana" w:hAnsi="Verdana"/>
                 <w:b w:val="0"/>
                 <w:sz w:val="16"/>
               </w:rPr>
@@ -2354,7 +2383,7 @@
             <w:r/>
             <w:r>
               <w:rPr>
-                <w:rFonts w:ascii="Arial" w:hAnsi="Arial"/>
+                <w:rFonts w:ascii="Verdana" w:hAnsi="Verdana"/>
                 <w:b w:val="0"/>
                 <w:sz w:val="16"/>
               </w:rPr>
@@ -2370,7 +2399,7 @@
             <w:r/>
             <w:r>
               <w:rPr>
-                <w:rFonts w:ascii="Arial" w:hAnsi="Arial"/>
+                <w:rFonts w:ascii="Verdana" w:hAnsi="Verdana"/>
                 <w:b w:val="0"/>
                 <w:sz w:val="16"/>
               </w:rPr>
@@ -2386,7 +2415,7 @@
             <w:r/>
             <w:r>
               <w:rPr>
-                <w:rFonts w:ascii="Arial" w:hAnsi="Arial"/>
+                <w:rFonts w:ascii="Verdana" w:hAnsi="Verdana"/>
                 <w:b w:val="0"/>
                 <w:sz w:val="16"/>
               </w:rPr>
@@ -2402,7 +2431,7 @@
             <w:r/>
             <w:r>
               <w:rPr>
-                <w:rFonts w:ascii="Arial" w:hAnsi="Arial"/>
+                <w:rFonts w:ascii="Verdana" w:hAnsi="Verdana"/>
                 <w:b w:val="0"/>
                 <w:sz w:val="16"/>
               </w:rPr>
@@ -2418,7 +2447,7 @@
             <w:r/>
             <w:r>
               <w:rPr>
-                <w:rFonts w:ascii="Arial" w:hAnsi="Arial"/>
+                <w:rFonts w:ascii="Verdana" w:hAnsi="Verdana"/>
                 <w:b w:val="0"/>
                 <w:sz w:val="16"/>
               </w:rPr>
@@ -2434,7 +2463,7 @@
             <w:r/>
             <w:r>
               <w:rPr>
-                <w:rFonts w:ascii="Arial" w:hAnsi="Arial"/>
+                <w:rFonts w:ascii="Verdana" w:hAnsi="Verdana"/>
                 <w:b w:val="0"/>
                 <w:sz w:val="16"/>
               </w:rPr>
@@ -2450,7 +2479,7 @@
             <w:r/>
             <w:r>
               <w:rPr>
-                <w:rFonts w:ascii="Arial" w:hAnsi="Arial"/>
+                <w:rFonts w:ascii="Verdana" w:hAnsi="Verdana"/>
                 <w:b w:val="0"/>
                 <w:sz w:val="16"/>
               </w:rPr>
@@ -2466,7 +2495,7 @@
             <w:r/>
             <w:r>
               <w:rPr>
-                <w:rFonts w:ascii="Arial" w:hAnsi="Arial"/>
+                <w:rFonts w:ascii="Verdana" w:hAnsi="Verdana"/>
                 <w:b w:val="0"/>
                 <w:sz w:val="16"/>
               </w:rPr>
@@ -2482,7 +2511,7 @@
             <w:r/>
             <w:r>
               <w:rPr>
-                <w:rFonts w:ascii="Arial" w:hAnsi="Arial"/>
+                <w:rFonts w:ascii="Verdana" w:hAnsi="Verdana"/>
                 <w:b w:val="0"/>
                 <w:sz w:val="16"/>
               </w:rPr>
@@ -2491,15 +2520,18 @@
         </w:tc>
       </w:tr>
       <w:tr>
-        <w:tc>
-          <w:tcPr>
-            <w:tcW w:type="dxa" w:w="1514"/>
-          </w:tcPr>
-          <w:p>
-            <w:r/>
-            <w:r>
-              <w:rPr>
-                <w:rFonts w:ascii="Arial" w:hAnsi="Arial"/>
+        <w:trPr>
+          <w:cantSplit/>
+        </w:trPr>
+        <w:tc>
+          <w:tcPr>
+            <w:tcW w:type="dxa" w:w="1514"/>
+          </w:tcPr>
+          <w:p>
+            <w:r/>
+            <w:r>
+              <w:rPr>
+                <w:rFonts w:ascii="Verdana" w:hAnsi="Verdana"/>
                 <w:b w:val="0"/>
                 <w:sz w:val="16"/>
               </w:rPr>
@@ -2515,7 +2547,7 @@
             <w:r/>
             <w:r>
               <w:rPr>
-                <w:rFonts w:ascii="Arial" w:hAnsi="Arial"/>
+                <w:rFonts w:ascii="Verdana" w:hAnsi="Verdana"/>
                 <w:b w:val="0"/>
                 <w:sz w:val="16"/>
               </w:rPr>
@@ -2531,7 +2563,7 @@
             <w:r/>
             <w:r>
               <w:rPr>
-                <w:rFonts w:ascii="Arial" w:hAnsi="Arial"/>
+                <w:rFonts w:ascii="Verdana" w:hAnsi="Verdana"/>
                 <w:b w:val="0"/>
                 <w:sz w:val="16"/>
               </w:rPr>
@@ -2547,7 +2579,7 @@
             <w:r/>
             <w:r>
               <w:rPr>
-                <w:rFonts w:ascii="Arial" w:hAnsi="Arial"/>
+                <w:rFonts w:ascii="Verdana" w:hAnsi="Verdana"/>
                 <w:b w:val="0"/>
                 <w:sz w:val="16"/>
               </w:rPr>
@@ -2563,7 +2595,7 @@
             <w:r/>
             <w:r>
               <w:rPr>
-                <w:rFonts w:ascii="Arial" w:hAnsi="Arial"/>
+                <w:rFonts w:ascii="Verdana" w:hAnsi="Verdana"/>
                 <w:b w:val="0"/>
                 <w:sz w:val="16"/>
               </w:rPr>
@@ -2579,7 +2611,7 @@
             <w:r/>
             <w:r>
               <w:rPr>
-                <w:rFonts w:ascii="Arial" w:hAnsi="Arial"/>
+                <w:rFonts w:ascii="Verdana" w:hAnsi="Verdana"/>
                 <w:b w:val="0"/>
                 <w:sz w:val="16"/>
               </w:rPr>
@@ -2595,7 +2627,7 @@
             <w:r/>
             <w:r>
               <w:rPr>
-                <w:rFonts w:ascii="Arial" w:hAnsi="Arial"/>
+                <w:rFonts w:ascii="Verdana" w:hAnsi="Verdana"/>
                 <w:b w:val="0"/>
                 <w:sz w:val="16"/>
               </w:rPr>
@@ -2611,7 +2643,7 @@
             <w:r/>
             <w:r>
               <w:rPr>
-                <w:rFonts w:ascii="Arial" w:hAnsi="Arial"/>
+                <w:rFonts w:ascii="Verdana" w:hAnsi="Verdana"/>
                 <w:b w:val="0"/>
                 <w:sz w:val="16"/>
               </w:rPr>
@@ -2627,7 +2659,7 @@
             <w:r/>
             <w:r>
               <w:rPr>
-                <w:rFonts w:ascii="Arial" w:hAnsi="Arial"/>
+                <w:rFonts w:ascii="Verdana" w:hAnsi="Verdana"/>
                 <w:b w:val="0"/>
                 <w:sz w:val="16"/>
               </w:rPr>
@@ -2643,7 +2675,7 @@
             <w:r/>
             <w:r>
               <w:rPr>
-                <w:rFonts w:ascii="Arial" w:hAnsi="Arial"/>
+                <w:rFonts w:ascii="Verdana" w:hAnsi="Verdana"/>
                 <w:b w:val="0"/>
                 <w:sz w:val="16"/>
               </w:rPr>
@@ -2652,15 +2684,18 @@
         </w:tc>
       </w:tr>
       <w:tr>
-        <w:tc>
-          <w:tcPr>
-            <w:tcW w:type="dxa" w:w="1514"/>
-          </w:tcPr>
-          <w:p>
-            <w:r/>
-            <w:r>
-              <w:rPr>
-                <w:rFonts w:ascii="Arial" w:hAnsi="Arial"/>
+        <w:trPr>
+          <w:cantSplit/>
+        </w:trPr>
+        <w:tc>
+          <w:tcPr>
+            <w:tcW w:type="dxa" w:w="1514"/>
+          </w:tcPr>
+          <w:p>
+            <w:r/>
+            <w:r>
+              <w:rPr>
+                <w:rFonts w:ascii="Verdana" w:hAnsi="Verdana"/>
                 <w:b w:val="0"/>
                 <w:sz w:val="16"/>
               </w:rPr>
@@ -2676,7 +2711,7 @@
             <w:r/>
             <w:r>
               <w:rPr>
-                <w:rFonts w:ascii="Arial" w:hAnsi="Arial"/>
+                <w:rFonts w:ascii="Verdana" w:hAnsi="Verdana"/>
                 <w:b w:val="0"/>
                 <w:sz w:val="16"/>
               </w:rPr>
@@ -2692,7 +2727,7 @@
             <w:r/>
             <w:r>
               <w:rPr>
-                <w:rFonts w:ascii="Arial" w:hAnsi="Arial"/>
+                <w:rFonts w:ascii="Verdana" w:hAnsi="Verdana"/>
                 <w:b w:val="0"/>
                 <w:sz w:val="16"/>
               </w:rPr>
@@ -2708,7 +2743,7 @@
             <w:r/>
             <w:r>
               <w:rPr>
-                <w:rFonts w:ascii="Arial" w:hAnsi="Arial"/>
+                <w:rFonts w:ascii="Verdana" w:hAnsi="Verdana"/>
                 <w:b w:val="0"/>
                 <w:sz w:val="16"/>
               </w:rPr>
@@ -2724,7 +2759,7 @@
             <w:r/>
             <w:r>
               <w:rPr>
-                <w:rFonts w:ascii="Arial" w:hAnsi="Arial"/>
+                <w:rFonts w:ascii="Verdana" w:hAnsi="Verdana"/>
                 <w:b w:val="0"/>
                 <w:sz w:val="16"/>
               </w:rPr>
@@ -2740,7 +2775,7 @@
             <w:r/>
             <w:r>
               <w:rPr>
-                <w:rFonts w:ascii="Arial" w:hAnsi="Arial"/>
+                <w:rFonts w:ascii="Verdana" w:hAnsi="Verdana"/>
                 <w:b w:val="0"/>
                 <w:sz w:val="16"/>
               </w:rPr>
@@ -2756,7 +2791,7 @@
             <w:r/>
             <w:r>
               <w:rPr>
-                <w:rFonts w:ascii="Arial" w:hAnsi="Arial"/>
+                <w:rFonts w:ascii="Verdana" w:hAnsi="Verdana"/>
                 <w:b w:val="0"/>
                 <w:sz w:val="16"/>
               </w:rPr>
@@ -2772,7 +2807,7 @@
             <w:r/>
             <w:r>
               <w:rPr>
-                <w:rFonts w:ascii="Arial" w:hAnsi="Arial"/>
+                <w:rFonts w:ascii="Verdana" w:hAnsi="Verdana"/>
                 <w:b w:val="0"/>
                 <w:sz w:val="16"/>
               </w:rPr>
@@ -2788,7 +2823,7 @@
             <w:r/>
             <w:r>
               <w:rPr>
-                <w:rFonts w:ascii="Arial" w:hAnsi="Arial"/>
+                <w:rFonts w:ascii="Verdana" w:hAnsi="Verdana"/>
                 <w:b w:val="0"/>
                 <w:sz w:val="16"/>
               </w:rPr>
@@ -2804,7 +2839,7 @@
             <w:r/>
             <w:r>
               <w:rPr>
-                <w:rFonts w:ascii="Arial" w:hAnsi="Arial"/>
+                <w:rFonts w:ascii="Verdana" w:hAnsi="Verdana"/>
                 <w:b w:val="0"/>
                 <w:sz w:val="16"/>
               </w:rPr>
@@ -2814,15 +2849,18 @@
         </w:tc>
       </w:tr>
       <w:tr>
-        <w:tc>
-          <w:tcPr>
-            <w:tcW w:type="dxa" w:w="1514"/>
-          </w:tcPr>
-          <w:p>
-            <w:r/>
-            <w:r>
-              <w:rPr>
-                <w:rFonts w:ascii="Arial" w:hAnsi="Arial"/>
+        <w:trPr>
+          <w:cantSplit/>
+        </w:trPr>
+        <w:tc>
+          <w:tcPr>
+            <w:tcW w:type="dxa" w:w="1514"/>
+          </w:tcPr>
+          <w:p>
+            <w:r/>
+            <w:r>
+              <w:rPr>
+                <w:rFonts w:ascii="Verdana" w:hAnsi="Verdana"/>
                 <w:b w:val="0"/>
                 <w:sz w:val="16"/>
               </w:rPr>
@@ -2838,7 +2876,7 @@
             <w:r/>
             <w:r>
               <w:rPr>
-                <w:rFonts w:ascii="Arial" w:hAnsi="Arial"/>
+                <w:rFonts w:ascii="Verdana" w:hAnsi="Verdana"/>
                 <w:b w:val="0"/>
                 <w:sz w:val="16"/>
               </w:rPr>
@@ -2854,7 +2892,7 @@
             <w:r/>
             <w:r>
               <w:rPr>
-                <w:rFonts w:ascii="Arial" w:hAnsi="Arial"/>
+                <w:rFonts w:ascii="Verdana" w:hAnsi="Verdana"/>
                 <w:b w:val="0"/>
                 <w:sz w:val="16"/>
               </w:rPr>
@@ -2870,7 +2908,7 @@
             <w:r/>
             <w:r>
               <w:rPr>
-                <w:rFonts w:ascii="Arial" w:hAnsi="Arial"/>
+                <w:rFonts w:ascii="Verdana" w:hAnsi="Verdana"/>
                 <w:b w:val="0"/>
                 <w:sz w:val="16"/>
               </w:rPr>
@@ -2886,7 +2924,7 @@
             <w:r/>
             <w:r>
               <w:rPr>
-                <w:rFonts w:ascii="Arial" w:hAnsi="Arial"/>
+                <w:rFonts w:ascii="Verdana" w:hAnsi="Verdana"/>
                 <w:b w:val="0"/>
                 <w:sz w:val="16"/>
               </w:rPr>
@@ -2902,7 +2940,7 @@
             <w:r/>
             <w:r>
               <w:rPr>
-                <w:rFonts w:ascii="Arial" w:hAnsi="Arial"/>
+                <w:rFonts w:ascii="Verdana" w:hAnsi="Verdana"/>
                 <w:b w:val="0"/>
                 <w:sz w:val="16"/>
               </w:rPr>
@@ -2918,7 +2956,7 @@
             <w:r/>
             <w:r>
               <w:rPr>
-                <w:rFonts w:ascii="Arial" w:hAnsi="Arial"/>
+                <w:rFonts w:ascii="Verdana" w:hAnsi="Verdana"/>
                 <w:b w:val="0"/>
                 <w:sz w:val="16"/>
               </w:rPr>
@@ -2934,7 +2972,7 @@
             <w:r/>
             <w:r>
               <w:rPr>
-                <w:rFonts w:ascii="Arial" w:hAnsi="Arial"/>
+                <w:rFonts w:ascii="Verdana" w:hAnsi="Verdana"/>
                 <w:b w:val="0"/>
                 <w:sz w:val="16"/>
               </w:rPr>
@@ -2950,7 +2988,7 @@
             <w:r/>
             <w:r>
               <w:rPr>
-                <w:rFonts w:ascii="Arial" w:hAnsi="Arial"/>
+                <w:rFonts w:ascii="Verdana" w:hAnsi="Verdana"/>
                 <w:b w:val="0"/>
                 <w:sz w:val="16"/>
               </w:rPr>
@@ -2966,7 +3004,7 @@
             <w:r/>
             <w:r>
               <w:rPr>
-                <w:rFonts w:ascii="Arial" w:hAnsi="Arial"/>
+                <w:rFonts w:ascii="Verdana" w:hAnsi="Verdana"/>
                 <w:b w:val="0"/>
                 <w:sz w:val="16"/>
               </w:rPr>
@@ -2975,15 +3013,18 @@
         </w:tc>
       </w:tr>
       <w:tr>
-        <w:tc>
-          <w:tcPr>
-            <w:tcW w:type="dxa" w:w="1514"/>
-          </w:tcPr>
-          <w:p>
-            <w:r/>
-            <w:r>
-              <w:rPr>
-                <w:rFonts w:ascii="Arial" w:hAnsi="Arial"/>
+        <w:trPr>
+          <w:cantSplit/>
+        </w:trPr>
+        <w:tc>
+          <w:tcPr>
+            <w:tcW w:type="dxa" w:w="1514"/>
+          </w:tcPr>
+          <w:p>
+            <w:r/>
+            <w:r>
+              <w:rPr>
+                <w:rFonts w:ascii="Verdana" w:hAnsi="Verdana"/>
                 <w:b w:val="0"/>
                 <w:sz w:val="16"/>
               </w:rPr>
@@ -2999,7 +3040,7 @@
             <w:r/>
             <w:r>
               <w:rPr>
-                <w:rFonts w:ascii="Arial" w:hAnsi="Arial"/>
+                <w:rFonts w:ascii="Verdana" w:hAnsi="Verdana"/>
                 <w:b w:val="0"/>
                 <w:sz w:val="16"/>
               </w:rPr>
@@ -3015,7 +3056,7 @@
             <w:r/>
             <w:r>
               <w:rPr>
-                <w:rFonts w:ascii="Arial" w:hAnsi="Arial"/>
+                <w:rFonts w:ascii="Verdana" w:hAnsi="Verdana"/>
                 <w:b w:val="0"/>
                 <w:sz w:val="16"/>
               </w:rPr>
@@ -3031,7 +3072,7 @@
             <w:r/>
             <w:r>
               <w:rPr>
-                <w:rFonts w:ascii="Arial" w:hAnsi="Arial"/>
+                <w:rFonts w:ascii="Verdana" w:hAnsi="Verdana"/>
                 <w:b w:val="0"/>
                 <w:sz w:val="16"/>
               </w:rPr>
@@ -3047,7 +3088,7 @@
             <w:r/>
             <w:r>
               <w:rPr>
-                <w:rFonts w:ascii="Arial" w:hAnsi="Arial"/>
+                <w:rFonts w:ascii="Verdana" w:hAnsi="Verdana"/>
                 <w:b w:val="0"/>
                 <w:sz w:val="16"/>
               </w:rPr>
@@ -3063,7 +3104,7 @@
             <w:r/>
             <w:r>
               <w:rPr>
-                <w:rFonts w:ascii="Arial" w:hAnsi="Arial"/>
+                <w:rFonts w:ascii="Verdana" w:hAnsi="Verdana"/>
                 <w:b w:val="0"/>
                 <w:sz w:val="16"/>
               </w:rPr>
@@ -3079,7 +3120,7 @@
             <w:r/>
             <w:r>
               <w:rPr>
-                <w:rFonts w:ascii="Arial" w:hAnsi="Arial"/>
+                <w:rFonts w:ascii="Verdana" w:hAnsi="Verdana"/>
                 <w:b w:val="0"/>
                 <w:sz w:val="16"/>
               </w:rPr>
@@ -3095,7 +3136,7 @@
             <w:r/>
             <w:r>
               <w:rPr>
-                <w:rFonts w:ascii="Arial" w:hAnsi="Arial"/>
+                <w:rFonts w:ascii="Verdana" w:hAnsi="Verdana"/>
                 <w:b w:val="0"/>
                 <w:sz w:val="16"/>
               </w:rPr>
@@ -3111,7 +3152,7 @@
             <w:r/>
             <w:r>
               <w:rPr>
-                <w:rFonts w:ascii="Arial" w:hAnsi="Arial"/>
+                <w:rFonts w:ascii="Verdana" w:hAnsi="Verdana"/>
                 <w:b w:val="0"/>
                 <w:sz w:val="16"/>
               </w:rPr>
@@ -3127,7 +3168,7 @@
             <w:r/>
             <w:r>
               <w:rPr>
-                <w:rFonts w:ascii="Arial" w:hAnsi="Arial"/>
+                <w:rFonts w:ascii="Verdana" w:hAnsi="Verdana"/>
                 <w:b w:val="0"/>
                 <w:sz w:val="16"/>
               </w:rPr>
@@ -3136,15 +3177,18 @@
         </w:tc>
       </w:tr>
       <w:tr>
-        <w:tc>
-          <w:tcPr>
-            <w:tcW w:type="dxa" w:w="1514"/>
-          </w:tcPr>
-          <w:p>
-            <w:r/>
-            <w:r>
-              <w:rPr>
-                <w:rFonts w:ascii="Arial" w:hAnsi="Arial"/>
+        <w:trPr>
+          <w:cantSplit/>
+        </w:trPr>
+        <w:tc>
+          <w:tcPr>
+            <w:tcW w:type="dxa" w:w="1514"/>
+          </w:tcPr>
+          <w:p>
+            <w:r/>
+            <w:r>
+              <w:rPr>
+                <w:rFonts w:ascii="Verdana" w:hAnsi="Verdana"/>
                 <w:b w:val="0"/>
                 <w:sz w:val="16"/>
               </w:rPr>
@@ -3160,7 +3204,7 @@
             <w:r/>
             <w:r>
               <w:rPr>
-                <w:rFonts w:ascii="Arial" w:hAnsi="Arial"/>
+                <w:rFonts w:ascii="Verdana" w:hAnsi="Verdana"/>
                 <w:b w:val="0"/>
                 <w:sz w:val="16"/>
               </w:rPr>
@@ -3176,7 +3220,7 @@
             <w:r/>
             <w:r>
               <w:rPr>
-                <w:rFonts w:ascii="Arial" w:hAnsi="Arial"/>
+                <w:rFonts w:ascii="Verdana" w:hAnsi="Verdana"/>
                 <w:b w:val="0"/>
                 <w:sz w:val="16"/>
               </w:rPr>
@@ -3192,7 +3236,7 @@
             <w:r/>
             <w:r>
               <w:rPr>
-                <w:rFonts w:ascii="Arial" w:hAnsi="Arial"/>
+                <w:rFonts w:ascii="Verdana" w:hAnsi="Verdana"/>
                 <w:b w:val="0"/>
                 <w:sz w:val="16"/>
               </w:rPr>
@@ -3208,7 +3252,7 @@
             <w:r/>
             <w:r>
               <w:rPr>
-                <w:rFonts w:ascii="Arial" w:hAnsi="Arial"/>
+                <w:rFonts w:ascii="Verdana" w:hAnsi="Verdana"/>
                 <w:b w:val="0"/>
                 <w:sz w:val="16"/>
               </w:rPr>
@@ -3224,7 +3268,7 @@
             <w:r/>
             <w:r>
               <w:rPr>
-                <w:rFonts w:ascii="Arial" w:hAnsi="Arial"/>
+                <w:rFonts w:ascii="Verdana" w:hAnsi="Verdana"/>
                 <w:b w:val="0"/>
                 <w:sz w:val="16"/>
               </w:rPr>
@@ -3240,7 +3284,7 @@
             <w:r/>
             <w:r>
               <w:rPr>
-                <w:rFonts w:ascii="Arial" w:hAnsi="Arial"/>
+                <w:rFonts w:ascii="Verdana" w:hAnsi="Verdana"/>
                 <w:b w:val="0"/>
                 <w:sz w:val="16"/>
               </w:rPr>
@@ -3256,7 +3300,7 @@
             <w:r/>
             <w:r>
               <w:rPr>
-                <w:rFonts w:ascii="Arial" w:hAnsi="Arial"/>
+                <w:rFonts w:ascii="Verdana" w:hAnsi="Verdana"/>
                 <w:b w:val="0"/>
                 <w:sz w:val="16"/>
               </w:rPr>
@@ -3272,7 +3316,7 @@
             <w:r/>
             <w:r>
               <w:rPr>
-                <w:rFonts w:ascii="Arial" w:hAnsi="Arial"/>
+                <w:rFonts w:ascii="Verdana" w:hAnsi="Verdana"/>
                 <w:b w:val="0"/>
                 <w:sz w:val="16"/>
               </w:rPr>
@@ -3288,7 +3332,7 @@
             <w:r/>
             <w:r>
               <w:rPr>
-                <w:rFonts w:ascii="Arial" w:hAnsi="Arial"/>
+                <w:rFonts w:ascii="Verdana" w:hAnsi="Verdana"/>
                 <w:b w:val="0"/>
                 <w:sz w:val="16"/>
               </w:rPr>
@@ -3297,15 +3341,18 @@
         </w:tc>
       </w:tr>
       <w:tr>
-        <w:tc>
-          <w:tcPr>
-            <w:tcW w:type="dxa" w:w="1514"/>
-          </w:tcPr>
-          <w:p>
-            <w:r/>
-            <w:r>
-              <w:rPr>
-                <w:rFonts w:ascii="Arial" w:hAnsi="Arial"/>
+        <w:trPr>
+          <w:cantSplit/>
+        </w:trPr>
+        <w:tc>
+          <w:tcPr>
+            <w:tcW w:type="dxa" w:w="1514"/>
+          </w:tcPr>
+          <w:p>
+            <w:r/>
+            <w:r>
+              <w:rPr>
+                <w:rFonts w:ascii="Verdana" w:hAnsi="Verdana"/>
                 <w:b w:val="0"/>
                 <w:sz w:val="16"/>
               </w:rPr>
@@ -3321,7 +3368,7 @@
             <w:r/>
             <w:r>
               <w:rPr>
-                <w:rFonts w:ascii="Arial" w:hAnsi="Arial"/>
+                <w:rFonts w:ascii="Verdana" w:hAnsi="Verdana"/>
                 <w:b w:val="0"/>
                 <w:sz w:val="16"/>
               </w:rPr>
@@ -3337,7 +3384,7 @@
             <w:r/>
             <w:r>
               <w:rPr>
-                <w:rFonts w:ascii="Arial" w:hAnsi="Arial"/>
+                <w:rFonts w:ascii="Verdana" w:hAnsi="Verdana"/>
                 <w:b w:val="0"/>
                 <w:sz w:val="16"/>
               </w:rPr>
@@ -3353,7 +3400,7 @@
             <w:r/>
             <w:r>
               <w:rPr>
-                <w:rFonts w:ascii="Arial" w:hAnsi="Arial"/>
+                <w:rFonts w:ascii="Verdana" w:hAnsi="Verdana"/>
                 <w:b w:val="0"/>
                 <w:sz w:val="16"/>
               </w:rPr>
@@ -3369,7 +3416,7 @@
             <w:r/>
             <w:r>
               <w:rPr>
-                <w:rFonts w:ascii="Arial" w:hAnsi="Arial"/>
+                <w:rFonts w:ascii="Verdana" w:hAnsi="Verdana"/>
                 <w:b w:val="0"/>
                 <w:sz w:val="16"/>
               </w:rPr>
@@ -3385,7 +3432,7 @@
             <w:r/>
             <w:r>
               <w:rPr>
-                <w:rFonts w:ascii="Arial" w:hAnsi="Arial"/>
+                <w:rFonts w:ascii="Verdana" w:hAnsi="Verdana"/>
                 <w:b w:val="0"/>
                 <w:sz w:val="16"/>
               </w:rPr>
@@ -3401,7 +3448,7 @@
             <w:r/>
             <w:r>
               <w:rPr>
-                <w:rFonts w:ascii="Arial" w:hAnsi="Arial"/>
+                <w:rFonts w:ascii="Verdana" w:hAnsi="Verdana"/>
                 <w:b w:val="0"/>
                 <w:sz w:val="16"/>
               </w:rPr>
@@ -3417,7 +3464,7 @@
             <w:r/>
             <w:r>
               <w:rPr>
-                <w:rFonts w:ascii="Arial" w:hAnsi="Arial"/>
+                <w:rFonts w:ascii="Verdana" w:hAnsi="Verdana"/>
                 <w:b w:val="0"/>
                 <w:sz w:val="16"/>
               </w:rPr>
@@ -3433,7 +3480,7 @@
             <w:r/>
             <w:r>
               <w:rPr>
-                <w:rFonts w:ascii="Arial" w:hAnsi="Arial"/>
+                <w:rFonts w:ascii="Verdana" w:hAnsi="Verdana"/>
                 <w:b w:val="0"/>
                 <w:sz w:val="16"/>
               </w:rPr>
@@ -3449,7 +3496,7 @@
             <w:r/>
             <w:r>
               <w:rPr>
-                <w:rFonts w:ascii="Arial" w:hAnsi="Arial"/>
+                <w:rFonts w:ascii="Verdana" w:hAnsi="Verdana"/>
                 <w:b w:val="0"/>
                 <w:sz w:val="16"/>
               </w:rPr>
@@ -3458,15 +3505,18 @@
         </w:tc>
       </w:tr>
       <w:tr>
-        <w:tc>
-          <w:tcPr>
-            <w:tcW w:type="dxa" w:w="1514"/>
-          </w:tcPr>
-          <w:p>
-            <w:r/>
-            <w:r>
-              <w:rPr>
-                <w:rFonts w:ascii="Arial" w:hAnsi="Arial"/>
+        <w:trPr>
+          <w:cantSplit/>
+        </w:trPr>
+        <w:tc>
+          <w:tcPr>
+            <w:tcW w:type="dxa" w:w="1514"/>
+          </w:tcPr>
+          <w:p>
+            <w:r/>
+            <w:r>
+              <w:rPr>
+                <w:rFonts w:ascii="Verdana" w:hAnsi="Verdana"/>
                 <w:b w:val="0"/>
                 <w:sz w:val="16"/>
               </w:rPr>
@@ -3482,7 +3532,7 @@
             <w:r/>
             <w:r>
               <w:rPr>
-                <w:rFonts w:ascii="Arial" w:hAnsi="Arial"/>
+                <w:rFonts w:ascii="Verdana" w:hAnsi="Verdana"/>
                 <w:b w:val="0"/>
                 <w:sz w:val="16"/>
               </w:rPr>
@@ -3498,7 +3548,7 @@
             <w:r/>
             <w:r>
               <w:rPr>
-                <w:rFonts w:ascii="Arial" w:hAnsi="Arial"/>
+                <w:rFonts w:ascii="Verdana" w:hAnsi="Verdana"/>
                 <w:b w:val="0"/>
                 <w:sz w:val="16"/>
               </w:rPr>
@@ -3514,7 +3564,7 @@
             <w:r/>
             <w:r>
               <w:rPr>
-                <w:rFonts w:ascii="Arial" w:hAnsi="Arial"/>
+                <w:rFonts w:ascii="Verdana" w:hAnsi="Verdana"/>
                 <w:b w:val="0"/>
                 <w:sz w:val="16"/>
               </w:rPr>
@@ -3530,7 +3580,7 @@
             <w:r/>
             <w:r>
               <w:rPr>
-                <w:rFonts w:ascii="Arial" w:hAnsi="Arial"/>
+                <w:rFonts w:ascii="Verdana" w:hAnsi="Verdana"/>
                 <w:b w:val="0"/>
                 <w:sz w:val="16"/>
               </w:rPr>
@@ -3546,7 +3596,7 @@
             <w:r/>
             <w:r>
               <w:rPr>
-                <w:rFonts w:ascii="Arial" w:hAnsi="Arial"/>
+                <w:rFonts w:ascii="Verdana" w:hAnsi="Verdana"/>
                 <w:b w:val="0"/>
                 <w:sz w:val="16"/>
               </w:rPr>
@@ -3562,7 +3612,7 @@
             <w:r/>
             <w:r>
               <w:rPr>
-                <w:rFonts w:ascii="Arial" w:hAnsi="Arial"/>
+                <w:rFonts w:ascii="Verdana" w:hAnsi="Verdana"/>
                 <w:b w:val="0"/>
                 <w:sz w:val="16"/>
               </w:rPr>
@@ -3578,7 +3628,7 @@
             <w:r/>
             <w:r>
               <w:rPr>
-                <w:rFonts w:ascii="Arial" w:hAnsi="Arial"/>
+                <w:rFonts w:ascii="Verdana" w:hAnsi="Verdana"/>
                 <w:b w:val="0"/>
                 <w:sz w:val="16"/>
               </w:rPr>
@@ -3594,7 +3644,7 @@
             <w:r/>
             <w:r>
               <w:rPr>
-                <w:rFonts w:ascii="Arial" w:hAnsi="Arial"/>
+                <w:rFonts w:ascii="Verdana" w:hAnsi="Verdana"/>
                 <w:b w:val="0"/>
                 <w:sz w:val="16"/>
               </w:rPr>
@@ -3610,7 +3660,7 @@
             <w:r/>
             <w:r>
               <w:rPr>
-                <w:rFonts w:ascii="Arial" w:hAnsi="Arial"/>
+                <w:rFonts w:ascii="Verdana" w:hAnsi="Verdana"/>
                 <w:b w:val="0"/>
                 <w:sz w:val="16"/>
               </w:rPr>
@@ -3619,15 +3669,18 @@
         </w:tc>
       </w:tr>
       <w:tr>
-        <w:tc>
-          <w:tcPr>
-            <w:tcW w:type="dxa" w:w="1514"/>
-          </w:tcPr>
-          <w:p>
-            <w:r/>
-            <w:r>
-              <w:rPr>
-                <w:rFonts w:ascii="Arial" w:hAnsi="Arial"/>
+        <w:trPr>
+          <w:cantSplit/>
+        </w:trPr>
+        <w:tc>
+          <w:tcPr>
+            <w:tcW w:type="dxa" w:w="1514"/>
+          </w:tcPr>
+          <w:p>
+            <w:r/>
+            <w:r>
+              <w:rPr>
+                <w:rFonts w:ascii="Verdana" w:hAnsi="Verdana"/>
                 <w:b w:val="0"/>
                 <w:sz w:val="16"/>
               </w:rPr>
@@ -3643,7 +3696,7 @@
             <w:r/>
             <w:r>
               <w:rPr>
-                <w:rFonts w:ascii="Arial" w:hAnsi="Arial"/>
+                <w:rFonts w:ascii="Verdana" w:hAnsi="Verdana"/>
                 <w:b w:val="0"/>
                 <w:sz w:val="16"/>
               </w:rPr>
@@ -3659,7 +3712,7 @@
             <w:r/>
             <w:r>
               <w:rPr>
-                <w:rFonts w:ascii="Arial" w:hAnsi="Arial"/>
+                <w:rFonts w:ascii="Verdana" w:hAnsi="Verdana"/>
                 <w:b w:val="0"/>
                 <w:sz w:val="16"/>
               </w:rPr>
@@ -3675,7 +3728,7 @@
             <w:r/>
             <w:r>
               <w:rPr>
-                <w:rFonts w:ascii="Arial" w:hAnsi="Arial"/>
+                <w:rFonts w:ascii="Verdana" w:hAnsi="Verdana"/>
                 <w:b w:val="0"/>
                 <w:sz w:val="16"/>
               </w:rPr>
@@ -3691,7 +3744,7 @@
             <w:r/>
             <w:r>
               <w:rPr>
-                <w:rFonts w:ascii="Arial" w:hAnsi="Arial"/>
+                <w:rFonts w:ascii="Verdana" w:hAnsi="Verdana"/>
                 <w:b w:val="0"/>
                 <w:sz w:val="16"/>
               </w:rPr>
@@ -3707,7 +3760,7 @@
             <w:r/>
             <w:r>
               <w:rPr>
-                <w:rFonts w:ascii="Arial" w:hAnsi="Arial"/>
+                <w:rFonts w:ascii="Verdana" w:hAnsi="Verdana"/>
                 <w:b w:val="0"/>
                 <w:sz w:val="16"/>
               </w:rPr>
@@ -3723,7 +3776,7 @@
             <w:r/>
             <w:r>
               <w:rPr>
-                <w:rFonts w:ascii="Arial" w:hAnsi="Arial"/>
+                <w:rFonts w:ascii="Verdana" w:hAnsi="Verdana"/>
                 <w:b w:val="0"/>
                 <w:sz w:val="16"/>
               </w:rPr>
@@ -3739,7 +3792,7 @@
             <w:r/>
             <w:r>
               <w:rPr>
-                <w:rFonts w:ascii="Arial" w:hAnsi="Arial"/>
+                <w:rFonts w:ascii="Verdana" w:hAnsi="Verdana"/>
                 <w:b w:val="0"/>
                 <w:sz w:val="16"/>
               </w:rPr>
@@ -3755,7 +3808,7 @@
             <w:r/>
             <w:r>
               <w:rPr>
-                <w:rFonts w:ascii="Arial" w:hAnsi="Arial"/>
+                <w:rFonts w:ascii="Verdana" w:hAnsi="Verdana"/>
                 <w:b w:val="0"/>
                 <w:sz w:val="16"/>
               </w:rPr>
@@ -3771,7 +3824,7 @@
             <w:r/>
             <w:r>
               <w:rPr>
-                <w:rFonts w:ascii="Arial" w:hAnsi="Arial"/>
+                <w:rFonts w:ascii="Verdana" w:hAnsi="Verdana"/>
                 <w:b w:val="0"/>
                 <w:sz w:val="16"/>
               </w:rPr>
@@ -3780,15 +3833,18 @@
         </w:tc>
       </w:tr>
       <w:tr>
-        <w:tc>
-          <w:tcPr>
-            <w:tcW w:type="dxa" w:w="1514"/>
-          </w:tcPr>
-          <w:p>
-            <w:r/>
-            <w:r>
-              <w:rPr>
-                <w:rFonts w:ascii="Arial" w:hAnsi="Arial"/>
+        <w:trPr>
+          <w:cantSplit/>
+        </w:trPr>
+        <w:tc>
+          <w:tcPr>
+            <w:tcW w:type="dxa" w:w="1514"/>
+          </w:tcPr>
+          <w:p>
+            <w:r/>
+            <w:r>
+              <w:rPr>
+                <w:rFonts w:ascii="Verdana" w:hAnsi="Verdana"/>
                 <w:b w:val="0"/>
                 <w:sz w:val="16"/>
               </w:rPr>
@@ -3804,7 +3860,7 @@
             <w:r/>
             <w:r>
               <w:rPr>
-                <w:rFonts w:ascii="Arial" w:hAnsi="Arial"/>
+                <w:rFonts w:ascii="Verdana" w:hAnsi="Verdana"/>
                 <w:b w:val="0"/>
                 <w:sz w:val="16"/>
               </w:rPr>
@@ -3820,7 +3876,7 @@
             <w:r/>
             <w:r>
               <w:rPr>
-                <w:rFonts w:ascii="Arial" w:hAnsi="Arial"/>
+                <w:rFonts w:ascii="Verdana" w:hAnsi="Verdana"/>
                 <w:b w:val="0"/>
                 <w:sz w:val="16"/>
               </w:rPr>
@@ -3836,7 +3892,7 @@
             <w:r/>
             <w:r>
               <w:rPr>
-                <w:rFonts w:ascii="Arial" w:hAnsi="Arial"/>
+                <w:rFonts w:ascii="Verdana" w:hAnsi="Verdana"/>
                 <w:b w:val="0"/>
                 <w:sz w:val="16"/>
               </w:rPr>
@@ -3852,7 +3908,7 @@
             <w:r/>
             <w:r>
               <w:rPr>
-                <w:rFonts w:ascii="Arial" w:hAnsi="Arial"/>
+                <w:rFonts w:ascii="Verdana" w:hAnsi="Verdana"/>
                 <w:b w:val="0"/>
                 <w:sz w:val="16"/>
               </w:rPr>
@@ -3868,7 +3924,7 @@
             <w:r/>
             <w:r>
               <w:rPr>
-                <w:rFonts w:ascii="Arial" w:hAnsi="Arial"/>
+                <w:rFonts w:ascii="Verdana" w:hAnsi="Verdana"/>
                 <w:b w:val="0"/>
                 <w:sz w:val="16"/>
               </w:rPr>
@@ -3884,7 +3940,7 @@
             <w:r/>
             <w:r>
               <w:rPr>
-                <w:rFonts w:ascii="Arial" w:hAnsi="Arial"/>
+                <w:rFonts w:ascii="Verdana" w:hAnsi="Verdana"/>
                 <w:b w:val="0"/>
                 <w:sz w:val="16"/>
               </w:rPr>
@@ -3900,7 +3956,7 @@
             <w:r/>
             <w:r>
               <w:rPr>
-                <w:rFonts w:ascii="Arial" w:hAnsi="Arial"/>
+                <w:rFonts w:ascii="Verdana" w:hAnsi="Verdana"/>
                 <w:b w:val="0"/>
                 <w:sz w:val="16"/>
               </w:rPr>
@@ -3916,7 +3972,7 @@
             <w:r/>
             <w:r>
               <w:rPr>
-                <w:rFonts w:ascii="Arial" w:hAnsi="Arial"/>
+                <w:rFonts w:ascii="Verdana" w:hAnsi="Verdana"/>
                 <w:b w:val="0"/>
                 <w:sz w:val="16"/>
               </w:rPr>
@@ -3932,7 +3988,7 @@
             <w:r/>
             <w:r>
               <w:rPr>
-                <w:rFonts w:ascii="Arial" w:hAnsi="Arial"/>
+                <w:rFonts w:ascii="Verdana" w:hAnsi="Verdana"/>
                 <w:b w:val="0"/>
                 <w:sz w:val="16"/>
               </w:rPr>
@@ -3941,15 +3997,18 @@
         </w:tc>
       </w:tr>
       <w:tr>
-        <w:tc>
-          <w:tcPr>
-            <w:tcW w:type="dxa" w:w="1514"/>
-          </w:tcPr>
-          <w:p>
-            <w:r/>
-            <w:r>
-              <w:rPr>
-                <w:rFonts w:ascii="Arial" w:hAnsi="Arial"/>
+        <w:trPr>
+          <w:cantSplit/>
+        </w:trPr>
+        <w:tc>
+          <w:tcPr>
+            <w:tcW w:type="dxa" w:w="1514"/>
+          </w:tcPr>
+          <w:p>
+            <w:r/>
+            <w:r>
+              <w:rPr>
+                <w:rFonts w:ascii="Verdana" w:hAnsi="Verdana"/>
                 <w:b w:val="0"/>
                 <w:sz w:val="16"/>
               </w:rPr>
@@ -3965,7 +4024,7 @@
             <w:r/>
             <w:r>
               <w:rPr>
-                <w:rFonts w:ascii="Arial" w:hAnsi="Arial"/>
+                <w:rFonts w:ascii="Verdana" w:hAnsi="Verdana"/>
                 <w:b w:val="0"/>
                 <w:sz w:val="16"/>
               </w:rPr>
@@ -3981,7 +4040,7 @@
             <w:r/>
             <w:r>
               <w:rPr>
-                <w:rFonts w:ascii="Arial" w:hAnsi="Arial"/>
+                <w:rFonts w:ascii="Verdana" w:hAnsi="Verdana"/>
                 <w:b w:val="0"/>
                 <w:sz w:val="16"/>
               </w:rPr>
@@ -3997,7 +4056,7 @@
             <w:r/>
             <w:r>
               <w:rPr>
-                <w:rFonts w:ascii="Arial" w:hAnsi="Arial"/>
+                <w:rFonts w:ascii="Verdana" w:hAnsi="Verdana"/>
                 <w:b w:val="0"/>
                 <w:sz w:val="16"/>
               </w:rPr>
@@ -4013,7 +4072,7 @@
             <w:r/>
             <w:r>
               <w:rPr>
-                <w:rFonts w:ascii="Arial" w:hAnsi="Arial"/>
+                <w:rFonts w:ascii="Verdana" w:hAnsi="Verdana"/>
                 <w:b w:val="0"/>
                 <w:sz w:val="16"/>
               </w:rPr>
@@ -4029,7 +4088,7 @@
             <w:r/>
             <w:r>
               <w:rPr>
-                <w:rFonts w:ascii="Arial" w:hAnsi="Arial"/>
+                <w:rFonts w:ascii="Verdana" w:hAnsi="Verdana"/>
                 <w:b w:val="0"/>
                 <w:sz w:val="16"/>
               </w:rPr>
@@ -4045,7 +4104,7 @@
             <w:r/>
             <w:r>
               <w:rPr>
-                <w:rFonts w:ascii="Arial" w:hAnsi="Arial"/>
+                <w:rFonts w:ascii="Verdana" w:hAnsi="Verdana"/>
                 <w:b w:val="0"/>
                 <w:sz w:val="16"/>
               </w:rPr>
@@ -4061,7 +4120,7 @@
             <w:r/>
             <w:r>
               <w:rPr>
-                <w:rFonts w:ascii="Arial" w:hAnsi="Arial"/>
+                <w:rFonts w:ascii="Verdana" w:hAnsi="Verdana"/>
                 <w:b w:val="0"/>
                 <w:sz w:val="16"/>
               </w:rPr>
@@ -4077,7 +4136,7 @@
             <w:r/>
             <w:r>
               <w:rPr>
-                <w:rFonts w:ascii="Arial" w:hAnsi="Arial"/>
+                <w:rFonts w:ascii="Verdana" w:hAnsi="Verdana"/>
                 <w:b w:val="0"/>
                 <w:sz w:val="16"/>
               </w:rPr>
@@ -4093,7 +4152,7 @@
             <w:r/>
             <w:r>
               <w:rPr>
-                <w:rFonts w:ascii="Arial" w:hAnsi="Arial"/>
+                <w:rFonts w:ascii="Verdana" w:hAnsi="Verdana"/>
                 <w:b w:val="0"/>
                 <w:sz w:val="16"/>
               </w:rPr>
@@ -4102,15 +4161,18 @@
         </w:tc>
       </w:tr>
       <w:tr>
-        <w:tc>
-          <w:tcPr>
-            <w:tcW w:type="dxa" w:w="1514"/>
-          </w:tcPr>
-          <w:p>
-            <w:r/>
-            <w:r>
-              <w:rPr>
-                <w:rFonts w:ascii="Arial" w:hAnsi="Arial"/>
+        <w:trPr>
+          <w:cantSplit/>
+        </w:trPr>
+        <w:tc>
+          <w:tcPr>
+            <w:tcW w:type="dxa" w:w="1514"/>
+          </w:tcPr>
+          <w:p>
+            <w:r/>
+            <w:r>
+              <w:rPr>
+                <w:rFonts w:ascii="Verdana" w:hAnsi="Verdana"/>
                 <w:b w:val="0"/>
                 <w:sz w:val="16"/>
               </w:rPr>
@@ -4126,7 +4188,7 @@
             <w:r/>
             <w:r>
               <w:rPr>
-                <w:rFonts w:ascii="Arial" w:hAnsi="Arial"/>
+                <w:rFonts w:ascii="Verdana" w:hAnsi="Verdana"/>
                 <w:b w:val="0"/>
                 <w:sz w:val="16"/>
               </w:rPr>
@@ -4142,7 +4204,7 @@
             <w:r/>
             <w:r>
               <w:rPr>
-                <w:rFonts w:ascii="Arial" w:hAnsi="Arial"/>
+                <w:rFonts w:ascii="Verdana" w:hAnsi="Verdana"/>
                 <w:b w:val="0"/>
                 <w:sz w:val="16"/>
               </w:rPr>
@@ -4158,7 +4220,7 @@
             <w:r/>
             <w:r>
               <w:rPr>
-                <w:rFonts w:ascii="Arial" w:hAnsi="Arial"/>
+                <w:rFonts w:ascii="Verdana" w:hAnsi="Verdana"/>
                 <w:b w:val="0"/>
                 <w:sz w:val="16"/>
               </w:rPr>
@@ -4174,7 +4236,7 @@
             <w:r/>
             <w:r>
               <w:rPr>
-                <w:rFonts w:ascii="Arial" w:hAnsi="Arial"/>
+                <w:rFonts w:ascii="Verdana" w:hAnsi="Verdana"/>
                 <w:b w:val="0"/>
                 <w:sz w:val="16"/>
               </w:rPr>
@@ -4190,7 +4252,7 @@
             <w:r/>
             <w:r>
               <w:rPr>
-                <w:rFonts w:ascii="Arial" w:hAnsi="Arial"/>
+                <w:rFonts w:ascii="Verdana" w:hAnsi="Verdana"/>
                 <w:b w:val="0"/>
                 <w:sz w:val="16"/>
               </w:rPr>
@@ -4206,7 +4268,7 @@
             <w:r/>
             <w:r>
               <w:rPr>
-                <w:rFonts w:ascii="Arial" w:hAnsi="Arial"/>
+                <w:rFonts w:ascii="Verdana" w:hAnsi="Verdana"/>
                 <w:b w:val="0"/>
                 <w:sz w:val="16"/>
               </w:rPr>
@@ -4222,7 +4284,7 @@
             <w:r/>
             <w:r>
               <w:rPr>
-                <w:rFonts w:ascii="Arial" w:hAnsi="Arial"/>
+                <w:rFonts w:ascii="Verdana" w:hAnsi="Verdana"/>
                 <w:b w:val="0"/>
                 <w:sz w:val="16"/>
               </w:rPr>
@@ -4238,7 +4300,7 @@
             <w:r/>
             <w:r>
               <w:rPr>
-                <w:rFonts w:ascii="Arial" w:hAnsi="Arial"/>
+                <w:rFonts w:ascii="Verdana" w:hAnsi="Verdana"/>
                 <w:b w:val="0"/>
                 <w:sz w:val="16"/>
               </w:rPr>
@@ -4254,7 +4316,7 @@
             <w:r/>
             <w:r>
               <w:rPr>
-                <w:rFonts w:ascii="Arial" w:hAnsi="Arial"/>
+                <w:rFonts w:ascii="Verdana" w:hAnsi="Verdana"/>
                 <w:b w:val="0"/>
                 <w:sz w:val="16"/>
               </w:rPr>
@@ -4263,15 +4325,18 @@
         </w:tc>
       </w:tr>
       <w:tr>
-        <w:tc>
-          <w:tcPr>
-            <w:tcW w:type="dxa" w:w="1514"/>
-          </w:tcPr>
-          <w:p>
-            <w:r/>
-            <w:r>
-              <w:rPr>
-                <w:rFonts w:ascii="Arial" w:hAnsi="Arial"/>
+        <w:trPr>
+          <w:cantSplit/>
+        </w:trPr>
+        <w:tc>
+          <w:tcPr>
+            <w:tcW w:type="dxa" w:w="1514"/>
+          </w:tcPr>
+          <w:p>
+            <w:r/>
+            <w:r>
+              <w:rPr>
+                <w:rFonts w:ascii="Verdana" w:hAnsi="Verdana"/>
                 <w:b w:val="0"/>
                 <w:sz w:val="16"/>
               </w:rPr>
@@ -4287,7 +4352,7 @@
             <w:r/>
             <w:r>
               <w:rPr>
-                <w:rFonts w:ascii="Arial" w:hAnsi="Arial"/>
+                <w:rFonts w:ascii="Verdana" w:hAnsi="Verdana"/>
                 <w:b w:val="0"/>
                 <w:sz w:val="16"/>
               </w:rPr>
@@ -4303,7 +4368,7 @@
             <w:r/>
             <w:r>
               <w:rPr>
-                <w:rFonts w:ascii="Arial" w:hAnsi="Arial"/>
+                <w:rFonts w:ascii="Verdana" w:hAnsi="Verdana"/>
                 <w:b w:val="0"/>
                 <w:sz w:val="16"/>
               </w:rPr>
@@ -4319,7 +4384,7 @@
             <w:r/>
             <w:r>
               <w:rPr>
-                <w:rFonts w:ascii="Arial" w:hAnsi="Arial"/>
+                <w:rFonts w:ascii="Verdana" w:hAnsi="Verdana"/>
                 <w:b w:val="0"/>
                 <w:sz w:val="16"/>
               </w:rPr>
@@ -4335,7 +4400,7 @@
             <w:r/>
             <w:r>
               <w:rPr>
-                <w:rFonts w:ascii="Arial" w:hAnsi="Arial"/>
+                <w:rFonts w:ascii="Verdana" w:hAnsi="Verdana"/>
                 <w:b w:val="0"/>
                 <w:sz w:val="16"/>
               </w:rPr>
@@ -4351,7 +4416,7 @@
             <w:r/>
             <w:r>
               <w:rPr>
-                <w:rFonts w:ascii="Arial" w:hAnsi="Arial"/>
+                <w:rFonts w:ascii="Verdana" w:hAnsi="Verdana"/>
                 <w:b w:val="0"/>
                 <w:sz w:val="16"/>
               </w:rPr>
@@ -4367,7 +4432,7 @@
             <w:r/>
             <w:r>
               <w:rPr>
-                <w:rFonts w:ascii="Arial" w:hAnsi="Arial"/>
+                <w:rFonts w:ascii="Verdana" w:hAnsi="Verdana"/>
                 <w:b w:val="0"/>
                 <w:sz w:val="16"/>
               </w:rPr>
@@ -4383,7 +4448,7 @@
             <w:r/>
             <w:r>
               <w:rPr>
-                <w:rFonts w:ascii="Arial" w:hAnsi="Arial"/>
+                <w:rFonts w:ascii="Verdana" w:hAnsi="Verdana"/>
                 <w:b w:val="0"/>
                 <w:sz w:val="16"/>
               </w:rPr>
@@ -4399,7 +4464,7 @@
             <w:r/>
             <w:r>
               <w:rPr>
-                <w:rFonts w:ascii="Arial" w:hAnsi="Arial"/>
+                <w:rFonts w:ascii="Verdana" w:hAnsi="Verdana"/>
                 <w:b w:val="0"/>
                 <w:sz w:val="16"/>
               </w:rPr>
@@ -4415,7 +4480,7 @@
             <w:r/>
             <w:r>
               <w:rPr>
-                <w:rFonts w:ascii="Arial" w:hAnsi="Arial"/>
+                <w:rFonts w:ascii="Verdana" w:hAnsi="Verdana"/>
                 <w:b w:val="0"/>
                 <w:sz w:val="16"/>
               </w:rPr>
@@ -4424,15 +4489,18 @@
         </w:tc>
       </w:tr>
       <w:tr>
-        <w:tc>
-          <w:tcPr>
-            <w:tcW w:type="dxa" w:w="1514"/>
-          </w:tcPr>
-          <w:p>
-            <w:r/>
-            <w:r>
-              <w:rPr>
-                <w:rFonts w:ascii="Arial" w:hAnsi="Arial"/>
+        <w:trPr>
+          <w:cantSplit/>
+        </w:trPr>
+        <w:tc>
+          <w:tcPr>
+            <w:tcW w:type="dxa" w:w="1514"/>
+          </w:tcPr>
+          <w:p>
+            <w:r/>
+            <w:r>
+              <w:rPr>
+                <w:rFonts w:ascii="Verdana" w:hAnsi="Verdana"/>
                 <w:b w:val="0"/>
                 <w:sz w:val="16"/>
               </w:rPr>
@@ -4448,7 +4516,7 @@
             <w:r/>
             <w:r>
               <w:rPr>
-                <w:rFonts w:ascii="Arial" w:hAnsi="Arial"/>
+                <w:rFonts w:ascii="Verdana" w:hAnsi="Verdana"/>
                 <w:b w:val="0"/>
                 <w:sz w:val="16"/>
               </w:rPr>
@@ -4464,7 +4532,7 @@
             <w:r/>
             <w:r>
               <w:rPr>
-                <w:rFonts w:ascii="Arial" w:hAnsi="Arial"/>
+                <w:rFonts w:ascii="Verdana" w:hAnsi="Verdana"/>
                 <w:b w:val="0"/>
                 <w:sz w:val="16"/>
               </w:rPr>
@@ -4480,7 +4548,7 @@
             <w:r/>
             <w:r>
               <w:rPr>
-                <w:rFonts w:ascii="Arial" w:hAnsi="Arial"/>
+                <w:rFonts w:ascii="Verdana" w:hAnsi="Verdana"/>
                 <w:b w:val="0"/>
                 <w:sz w:val="16"/>
               </w:rPr>
@@ -4496,7 +4564,7 @@
             <w:r/>
             <w:r>
               <w:rPr>
-                <w:rFonts w:ascii="Arial" w:hAnsi="Arial"/>
+                <w:rFonts w:ascii="Verdana" w:hAnsi="Verdana"/>
                 <w:b w:val="0"/>
                 <w:sz w:val="16"/>
               </w:rPr>
@@ -4512,7 +4580,7 @@
             <w:r/>
             <w:r>
               <w:rPr>
-                <w:rFonts w:ascii="Arial" w:hAnsi="Arial"/>
+                <w:rFonts w:ascii="Verdana" w:hAnsi="Verdana"/>
                 <w:b w:val="0"/>
                 <w:sz w:val="16"/>
               </w:rPr>
@@ -4528,7 +4596,7 @@
             <w:r/>
             <w:r>
               <w:rPr>
-                <w:rFonts w:ascii="Arial" w:hAnsi="Arial"/>
+                <w:rFonts w:ascii="Verdana" w:hAnsi="Verdana"/>
                 <w:b w:val="0"/>
                 <w:sz w:val="16"/>
               </w:rPr>
@@ -4544,7 +4612,7 @@
             <w:r/>
             <w:r>
               <w:rPr>
-                <w:rFonts w:ascii="Arial" w:hAnsi="Arial"/>
+                <w:rFonts w:ascii="Verdana" w:hAnsi="Verdana"/>
                 <w:b w:val="0"/>
                 <w:sz w:val="16"/>
               </w:rPr>
@@ -4560,7 +4628,7 @@
             <w:r/>
             <w:r>
               <w:rPr>
-                <w:rFonts w:ascii="Arial" w:hAnsi="Arial"/>
+                <w:rFonts w:ascii="Verdana" w:hAnsi="Verdana"/>
                 <w:b w:val="0"/>
                 <w:sz w:val="16"/>
               </w:rPr>
@@ -4576,7 +4644,7 @@
             <w:r/>
             <w:r>
               <w:rPr>
-                <w:rFonts w:ascii="Arial" w:hAnsi="Arial"/>
+                <w:rFonts w:ascii="Verdana" w:hAnsi="Verdana"/>
                 <w:b w:val="0"/>
                 <w:sz w:val="16"/>
               </w:rPr>
@@ -4585,15 +4653,18 @@
         </w:tc>
       </w:tr>
       <w:tr>
-        <w:tc>
-          <w:tcPr>
-            <w:tcW w:type="dxa" w:w="1514"/>
-          </w:tcPr>
-          <w:p>
-            <w:r/>
-            <w:r>
-              <w:rPr>
-                <w:rFonts w:ascii="Arial" w:hAnsi="Arial"/>
+        <w:trPr>
+          <w:cantSplit/>
+        </w:trPr>
+        <w:tc>
+          <w:tcPr>
+            <w:tcW w:type="dxa" w:w="1514"/>
+          </w:tcPr>
+          <w:p>
+            <w:r/>
+            <w:r>
+              <w:rPr>
+                <w:rFonts w:ascii="Verdana" w:hAnsi="Verdana"/>
                 <w:b w:val="0"/>
                 <w:sz w:val="16"/>
               </w:rPr>
@@ -4609,7 +4680,7 @@
             <w:r/>
             <w:r>
               <w:rPr>
-                <w:rFonts w:ascii="Arial" w:hAnsi="Arial"/>
+                <w:rFonts w:ascii="Verdana" w:hAnsi="Verdana"/>
                 <w:b w:val="0"/>
                 <w:sz w:val="16"/>
               </w:rPr>
@@ -4625,7 +4696,7 @@
             <w:r/>
             <w:r>
               <w:rPr>
-                <w:rFonts w:ascii="Arial" w:hAnsi="Arial"/>
+                <w:rFonts w:ascii="Verdana" w:hAnsi="Verdana"/>
                 <w:b w:val="0"/>
                 <w:sz w:val="16"/>
               </w:rPr>
@@ -4641,7 +4712,7 @@
             <w:r/>
             <w:r>
               <w:rPr>
-                <w:rFonts w:ascii="Arial" w:hAnsi="Arial"/>
+                <w:rFonts w:ascii="Verdana" w:hAnsi="Verdana"/>
                 <w:b w:val="0"/>
                 <w:sz w:val="16"/>
               </w:rPr>
@@ -4657,7 +4728,7 @@
             <w:r/>
             <w:r>
               <w:rPr>
-                <w:rFonts w:ascii="Arial" w:hAnsi="Arial"/>
+                <w:rFonts w:ascii="Verdana" w:hAnsi="Verdana"/>
                 <w:b w:val="0"/>
                 <w:sz w:val="16"/>
               </w:rPr>
@@ -4673,7 +4744,7 @@
             <w:r/>
             <w:r>
               <w:rPr>
-                <w:rFonts w:ascii="Arial" w:hAnsi="Arial"/>
+                <w:rFonts w:ascii="Verdana" w:hAnsi="Verdana"/>
                 <w:b w:val="0"/>
                 <w:sz w:val="16"/>
               </w:rPr>
@@ -4689,7 +4760,7 @@
             <w:r/>
             <w:r>
               <w:rPr>
-                <w:rFonts w:ascii="Arial" w:hAnsi="Arial"/>
+                <w:rFonts w:ascii="Verdana" w:hAnsi="Verdana"/>
                 <w:b w:val="0"/>
                 <w:sz w:val="16"/>
               </w:rPr>
@@ -4705,7 +4776,7 @@
             <w:r/>
             <w:r>
               <w:rPr>
-                <w:rFonts w:ascii="Arial" w:hAnsi="Arial"/>
+                <w:rFonts w:ascii="Verdana" w:hAnsi="Verdana"/>
                 <w:b w:val="0"/>
                 <w:sz w:val="16"/>
               </w:rPr>
@@ -4721,7 +4792,7 @@
             <w:r/>
             <w:r>
               <w:rPr>
-                <w:rFonts w:ascii="Arial" w:hAnsi="Arial"/>
+                <w:rFonts w:ascii="Verdana" w:hAnsi="Verdana"/>
                 <w:b w:val="0"/>
                 <w:sz w:val="16"/>
               </w:rPr>
@@ -4737,7 +4808,7 @@
             <w:r/>
             <w:r>
               <w:rPr>
-                <w:rFonts w:ascii="Arial" w:hAnsi="Arial"/>
+                <w:rFonts w:ascii="Verdana" w:hAnsi="Verdana"/>
                 <w:b w:val="0"/>
                 <w:sz w:val="16"/>
               </w:rPr>
@@ -4746,15 +4817,18 @@
         </w:tc>
       </w:tr>
       <w:tr>
-        <w:tc>
-          <w:tcPr>
-            <w:tcW w:type="dxa" w:w="1514"/>
-          </w:tcPr>
-          <w:p>
-            <w:r/>
-            <w:r>
-              <w:rPr>
-                <w:rFonts w:ascii="Arial" w:hAnsi="Arial"/>
+        <w:trPr>
+          <w:cantSplit/>
+        </w:trPr>
+        <w:tc>
+          <w:tcPr>
+            <w:tcW w:type="dxa" w:w="1514"/>
+          </w:tcPr>
+          <w:p>
+            <w:r/>
+            <w:r>
+              <w:rPr>
+                <w:rFonts w:ascii="Verdana" w:hAnsi="Verdana"/>
                 <w:b w:val="0"/>
                 <w:sz w:val="16"/>
               </w:rPr>
@@ -4770,7 +4844,7 @@
             <w:r/>
             <w:r>
               <w:rPr>
-                <w:rFonts w:ascii="Arial" w:hAnsi="Arial"/>
+                <w:rFonts w:ascii="Verdana" w:hAnsi="Verdana"/>
                 <w:b w:val="0"/>
                 <w:sz w:val="16"/>
               </w:rPr>
@@ -4786,7 +4860,7 @@
             <w:r/>
             <w:r>
               <w:rPr>
-                <w:rFonts w:ascii="Arial" w:hAnsi="Arial"/>
+                <w:rFonts w:ascii="Verdana" w:hAnsi="Verdana"/>
                 <w:b w:val="0"/>
                 <w:sz w:val="16"/>
               </w:rPr>
@@ -4802,7 +4876,7 @@
             <w:r/>
             <w:r>
               <w:rPr>
-                <w:rFonts w:ascii="Arial" w:hAnsi="Arial"/>
+                <w:rFonts w:ascii="Verdana" w:hAnsi="Verdana"/>
                 <w:b w:val="0"/>
                 <w:sz w:val="16"/>
               </w:rPr>
@@ -4818,7 +4892,7 @@
             <w:r/>
             <w:r>
               <w:rPr>
-                <w:rFonts w:ascii="Arial" w:hAnsi="Arial"/>
+                <w:rFonts w:ascii="Verdana" w:hAnsi="Verdana"/>
                 <w:b w:val="0"/>
                 <w:sz w:val="16"/>
               </w:rPr>
@@ -4834,7 +4908,7 @@
             <w:r/>
             <w:r>
               <w:rPr>
-                <w:rFonts w:ascii="Arial" w:hAnsi="Arial"/>
+                <w:rFonts w:ascii="Verdana" w:hAnsi="Verdana"/>
                 <w:b w:val="0"/>
                 <w:sz w:val="16"/>
               </w:rPr>
@@ -4850,7 +4924,7 @@
             <w:r/>
             <w:r>
               <w:rPr>
-                <w:rFonts w:ascii="Arial" w:hAnsi="Arial"/>
+                <w:rFonts w:ascii="Verdana" w:hAnsi="Verdana"/>
                 <w:b w:val="0"/>
                 <w:sz w:val="16"/>
               </w:rPr>
@@ -4866,7 +4940,7 @@
             <w:r/>
             <w:r>
               <w:rPr>
-                <w:rFonts w:ascii="Arial" w:hAnsi="Arial"/>
+                <w:rFonts w:ascii="Verdana" w:hAnsi="Verdana"/>
                 <w:b w:val="0"/>
                 <w:sz w:val="16"/>
               </w:rPr>
@@ -4882,7 +4956,7 @@
             <w:r/>
             <w:r>
               <w:rPr>
-                <w:rFonts w:ascii="Arial" w:hAnsi="Arial"/>
+                <w:rFonts w:ascii="Verdana" w:hAnsi="Verdana"/>
                 <w:b w:val="0"/>
                 <w:sz w:val="16"/>
               </w:rPr>
@@ -4898,7 +4972,7 @@
             <w:r/>
             <w:r>
               <w:rPr>
-                <w:rFonts w:ascii="Arial" w:hAnsi="Arial"/>
+                <w:rFonts w:ascii="Verdana" w:hAnsi="Verdana"/>
                 <w:b w:val="0"/>
                 <w:sz w:val="16"/>
               </w:rPr>
@@ -4907,15 +4981,18 @@
         </w:tc>
       </w:tr>
       <w:tr>
-        <w:tc>
-          <w:tcPr>
-            <w:tcW w:type="dxa" w:w="1514"/>
-          </w:tcPr>
-          <w:p>
-            <w:r/>
-            <w:r>
-              <w:rPr>
-                <w:rFonts w:ascii="Arial" w:hAnsi="Arial"/>
+        <w:trPr>
+          <w:cantSplit/>
+        </w:trPr>
+        <w:tc>
+          <w:tcPr>
+            <w:tcW w:type="dxa" w:w="1514"/>
+          </w:tcPr>
+          <w:p>
+            <w:r/>
+            <w:r>
+              <w:rPr>
+                <w:rFonts w:ascii="Verdana" w:hAnsi="Verdana"/>
                 <w:b w:val="0"/>
                 <w:sz w:val="16"/>
               </w:rPr>
@@ -4931,7 +5008,7 @@
             <w:r/>
             <w:r>
               <w:rPr>
-                <w:rFonts w:ascii="Arial" w:hAnsi="Arial"/>
+                <w:rFonts w:ascii="Verdana" w:hAnsi="Verdana"/>
                 <w:b w:val="0"/>
                 <w:sz w:val="16"/>
               </w:rPr>
@@ -4947,7 +5024,7 @@
             <w:r/>
             <w:r>
               <w:rPr>
-                <w:rFonts w:ascii="Arial" w:hAnsi="Arial"/>
+                <w:rFonts w:ascii="Verdana" w:hAnsi="Verdana"/>
                 <w:b w:val="0"/>
                 <w:sz w:val="16"/>
               </w:rPr>
@@ -4963,7 +5040,7 @@
             <w:r/>
             <w:r>
               <w:rPr>
-                <w:rFonts w:ascii="Arial" w:hAnsi="Arial"/>
+                <w:rFonts w:ascii="Verdana" w:hAnsi="Verdana"/>
                 <w:b w:val="0"/>
                 <w:sz w:val="16"/>
               </w:rPr>
@@ -4979,7 +5056,7 @@
             <w:r/>
             <w:r>
               <w:rPr>
-                <w:rFonts w:ascii="Arial" w:hAnsi="Arial"/>
+                <w:rFonts w:ascii="Verdana" w:hAnsi="Verdana"/>
                 <w:b w:val="0"/>
                 <w:sz w:val="16"/>
               </w:rPr>
@@ -4995,7 +5072,7 @@
             <w:r/>
             <w:r>
               <w:rPr>
-                <w:rFonts w:ascii="Arial" w:hAnsi="Arial"/>
+                <w:rFonts w:ascii="Verdana" w:hAnsi="Verdana"/>
                 <w:b w:val="0"/>
                 <w:sz w:val="16"/>
               </w:rPr>
@@ -5011,7 +5088,7 @@
             <w:r/>
             <w:r>
               <w:rPr>
-                <w:rFonts w:ascii="Arial" w:hAnsi="Arial"/>
+                <w:rFonts w:ascii="Verdana" w:hAnsi="Verdana"/>
                 <w:b w:val="0"/>
                 <w:sz w:val="16"/>
               </w:rPr>
@@ -5027,7 +5104,7 @@
             <w:r/>
             <w:r>
               <w:rPr>
-                <w:rFonts w:ascii="Arial" w:hAnsi="Arial"/>
+                <w:rFonts w:ascii="Verdana" w:hAnsi="Verdana"/>
                 <w:b w:val="0"/>
                 <w:sz w:val="16"/>
               </w:rPr>
@@ -5043,7 +5120,7 @@
             <w:r/>
             <w:r>
               <w:rPr>
-                <w:rFonts w:ascii="Arial" w:hAnsi="Arial"/>
+                <w:rFonts w:ascii="Verdana" w:hAnsi="Verdana"/>
                 <w:b w:val="0"/>
                 <w:sz w:val="16"/>
               </w:rPr>
@@ -5059,7 +5136,7 @@
             <w:r/>
             <w:r>
               <w:rPr>
-                <w:rFonts w:ascii="Arial" w:hAnsi="Arial"/>
+                <w:rFonts w:ascii="Verdana" w:hAnsi="Verdana"/>
                 <w:b w:val="0"/>
                 <w:sz w:val="16"/>
               </w:rPr>
@@ -5068,15 +5145,18 @@
         </w:tc>
       </w:tr>
       <w:tr>
-        <w:tc>
-          <w:tcPr>
-            <w:tcW w:type="dxa" w:w="1514"/>
-          </w:tcPr>
-          <w:p>
-            <w:r/>
-            <w:r>
-              <w:rPr>
-                <w:rFonts w:ascii="Arial" w:hAnsi="Arial"/>
+        <w:trPr>
+          <w:cantSplit/>
+        </w:trPr>
+        <w:tc>
+          <w:tcPr>
+            <w:tcW w:type="dxa" w:w="1514"/>
+          </w:tcPr>
+          <w:p>
+            <w:r/>
+            <w:r>
+              <w:rPr>
+                <w:rFonts w:ascii="Verdana" w:hAnsi="Verdana"/>
                 <w:b w:val="0"/>
                 <w:sz w:val="16"/>
               </w:rPr>
@@ -5092,7 +5172,7 @@
             <w:r/>
             <w:r>
               <w:rPr>
-                <w:rFonts w:ascii="Arial" w:hAnsi="Arial"/>
+                <w:rFonts w:ascii="Verdana" w:hAnsi="Verdana"/>
                 <w:b w:val="0"/>
                 <w:sz w:val="16"/>
               </w:rPr>
@@ -5108,7 +5188,7 @@
             <w:r/>
             <w:r>
               <w:rPr>
-                <w:rFonts w:ascii="Arial" w:hAnsi="Arial"/>
+                <w:rFonts w:ascii="Verdana" w:hAnsi="Verdana"/>
                 <w:b w:val="0"/>
                 <w:sz w:val="16"/>
               </w:rPr>
@@ -5124,7 +5204,7 @@
             <w:r/>
             <w:r>
               <w:rPr>
-                <w:rFonts w:ascii="Arial" w:hAnsi="Arial"/>
+                <w:rFonts w:ascii="Verdana" w:hAnsi="Verdana"/>
                 <w:b w:val="0"/>
                 <w:sz w:val="16"/>
               </w:rPr>
@@ -5140,7 +5220,7 @@
             <w:r/>
             <w:r>
               <w:rPr>
-                <w:rFonts w:ascii="Arial" w:hAnsi="Arial"/>
+                <w:rFonts w:ascii="Verdana" w:hAnsi="Verdana"/>
                 <w:b w:val="0"/>
                 <w:sz w:val="16"/>
               </w:rPr>
@@ -5156,7 +5236,7 @@
             <w:r/>
             <w:r>
               <w:rPr>
-                <w:rFonts w:ascii="Arial" w:hAnsi="Arial"/>
+                <w:rFonts w:ascii="Verdana" w:hAnsi="Verdana"/>
                 <w:b w:val="0"/>
                 <w:sz w:val="16"/>
               </w:rPr>
@@ -5172,7 +5252,7 @@
             <w:r/>
             <w:r>
               <w:rPr>
-                <w:rFonts w:ascii="Arial" w:hAnsi="Arial"/>
+                <w:rFonts w:ascii="Verdana" w:hAnsi="Verdana"/>
                 <w:b w:val="0"/>
                 <w:sz w:val="16"/>
               </w:rPr>
@@ -5188,7 +5268,7 @@
             <w:r/>
             <w:r>
               <w:rPr>
-                <w:rFonts w:ascii="Arial" w:hAnsi="Arial"/>
+                <w:rFonts w:ascii="Verdana" w:hAnsi="Verdana"/>
                 <w:b w:val="0"/>
                 <w:sz w:val="16"/>
               </w:rPr>
@@ -5204,7 +5284,7 @@
             <w:r/>
             <w:r>
               <w:rPr>
-                <w:rFonts w:ascii="Arial" w:hAnsi="Arial"/>
+                <w:rFonts w:ascii="Verdana" w:hAnsi="Verdana"/>
                 <w:b w:val="0"/>
                 <w:sz w:val="16"/>
               </w:rPr>
@@ -5220,7 +5300,7 @@
             <w:r/>
             <w:r>
               <w:rPr>
-                <w:rFonts w:ascii="Arial" w:hAnsi="Arial"/>
+                <w:rFonts w:ascii="Verdana" w:hAnsi="Verdana"/>
                 <w:b w:val="0"/>
                 <w:sz w:val="16"/>
               </w:rPr>
@@ -5229,15 +5309,18 @@
         </w:tc>
       </w:tr>
       <w:tr>
-        <w:tc>
-          <w:tcPr>
-            <w:tcW w:type="dxa" w:w="1514"/>
-          </w:tcPr>
-          <w:p>
-            <w:r/>
-            <w:r>
-              <w:rPr>
-                <w:rFonts w:ascii="Arial" w:hAnsi="Arial"/>
+        <w:trPr>
+          <w:cantSplit/>
+        </w:trPr>
+        <w:tc>
+          <w:tcPr>
+            <w:tcW w:type="dxa" w:w="1514"/>
+          </w:tcPr>
+          <w:p>
+            <w:r/>
+            <w:r>
+              <w:rPr>
+                <w:rFonts w:ascii="Verdana" w:hAnsi="Verdana"/>
                 <w:b w:val="0"/>
                 <w:sz w:val="16"/>
               </w:rPr>
@@ -5253,7 +5336,7 @@
             <w:r/>
             <w:r>
               <w:rPr>
-                <w:rFonts w:ascii="Arial" w:hAnsi="Arial"/>
+                <w:rFonts w:ascii="Verdana" w:hAnsi="Verdana"/>
                 <w:b w:val="0"/>
                 <w:sz w:val="16"/>
               </w:rPr>
@@ -5269,7 +5352,7 @@
             <w:r/>
             <w:r>
               <w:rPr>
-                <w:rFonts w:ascii="Arial" w:hAnsi="Arial"/>
+                <w:rFonts w:ascii="Verdana" w:hAnsi="Verdana"/>
                 <w:b w:val="0"/>
                 <w:sz w:val="16"/>
               </w:rPr>
@@ -5285,7 +5368,7 @@
             <w:r/>
             <w:r>
               <w:rPr>
-                <w:rFonts w:ascii="Arial" w:hAnsi="Arial"/>
+                <w:rFonts w:ascii="Verdana" w:hAnsi="Verdana"/>
                 <w:b w:val="0"/>
                 <w:sz w:val="16"/>
               </w:rPr>
@@ -5301,7 +5384,7 @@
             <w:r/>
             <w:r>
               <w:rPr>
-                <w:rFonts w:ascii="Arial" w:hAnsi="Arial"/>
+                <w:rFonts w:ascii="Verdana" w:hAnsi="Verdana"/>
                 <w:b w:val="0"/>
                 <w:sz w:val="16"/>
               </w:rPr>
@@ -5317,7 +5400,7 @@
             <w:r/>
             <w:r>
               <w:rPr>
-                <w:rFonts w:ascii="Arial" w:hAnsi="Arial"/>
+                <w:rFonts w:ascii="Verdana" w:hAnsi="Verdana"/>
                 <w:b w:val="0"/>
                 <w:sz w:val="16"/>
               </w:rPr>
@@ -5333,7 +5416,7 @@
             <w:r/>
             <w:r>
               <w:rPr>
-                <w:rFonts w:ascii="Arial" w:hAnsi="Arial"/>
+                <w:rFonts w:ascii="Verdana" w:hAnsi="Verdana"/>
                 <w:b w:val="0"/>
                 <w:sz w:val="16"/>
               </w:rPr>
@@ -5349,7 +5432,7 @@
             <w:r/>
             <w:r>
               <w:rPr>
-                <w:rFonts w:ascii="Arial" w:hAnsi="Arial"/>
+                <w:rFonts w:ascii="Verdana" w:hAnsi="Verdana"/>
                 <w:b w:val="0"/>
                 <w:sz w:val="16"/>
               </w:rPr>
@@ -5365,7 +5448,7 @@
             <w:r/>
             <w:r>
               <w:rPr>
-                <w:rFonts w:ascii="Arial" w:hAnsi="Arial"/>
+                <w:rFonts w:ascii="Verdana" w:hAnsi="Verdana"/>
                 <w:b w:val="0"/>
                 <w:sz w:val="16"/>
               </w:rPr>
@@ -5381,7 +5464,7 @@
             <w:r/>
             <w:r>
               <w:rPr>
-                <w:rFonts w:ascii="Arial" w:hAnsi="Arial"/>
+                <w:rFonts w:ascii="Verdana" w:hAnsi="Verdana"/>
                 <w:b w:val="0"/>
                 <w:sz w:val="16"/>
               </w:rPr>
@@ -5390,15 +5473,18 @@
         </w:tc>
       </w:tr>
       <w:tr>
-        <w:tc>
-          <w:tcPr>
-            <w:tcW w:type="dxa" w:w="1514"/>
-          </w:tcPr>
-          <w:p>
-            <w:r/>
-            <w:r>
-              <w:rPr>
-                <w:rFonts w:ascii="Arial" w:hAnsi="Arial"/>
+        <w:trPr>
+          <w:cantSplit/>
+        </w:trPr>
+        <w:tc>
+          <w:tcPr>
+            <w:tcW w:type="dxa" w:w="1514"/>
+          </w:tcPr>
+          <w:p>
+            <w:r/>
+            <w:r>
+              <w:rPr>
+                <w:rFonts w:ascii="Verdana" w:hAnsi="Verdana"/>
                 <w:b w:val="0"/>
                 <w:sz w:val="16"/>
               </w:rPr>
@@ -5414,7 +5500,7 @@
             <w:r/>
             <w:r>
               <w:rPr>
-                <w:rFonts w:ascii="Arial" w:hAnsi="Arial"/>
+                <w:rFonts w:ascii="Verdana" w:hAnsi="Verdana"/>
                 <w:b w:val="0"/>
                 <w:sz w:val="16"/>
               </w:rPr>
@@ -5430,7 +5516,7 @@
             <w:r/>
             <w:r>
               <w:rPr>
-                <w:rFonts w:ascii="Arial" w:hAnsi="Arial"/>
+                <w:rFonts w:ascii="Verdana" w:hAnsi="Verdana"/>
                 <w:b w:val="0"/>
                 <w:sz w:val="16"/>
               </w:rPr>
@@ -5446,7 +5532,7 @@
             <w:r/>
             <w:r>
               <w:rPr>
-                <w:rFonts w:ascii="Arial" w:hAnsi="Arial"/>
+                <w:rFonts w:ascii="Verdana" w:hAnsi="Verdana"/>
                 <w:b w:val="0"/>
                 <w:sz w:val="16"/>
               </w:rPr>
@@ -5462,7 +5548,7 @@
             <w:r/>
             <w:r>
               <w:rPr>
-                <w:rFonts w:ascii="Arial" w:hAnsi="Arial"/>
+                <w:rFonts w:ascii="Verdana" w:hAnsi="Verdana"/>
                 <w:b w:val="0"/>
                 <w:sz w:val="16"/>
               </w:rPr>
@@ -5478,7 +5564,7 @@
             <w:r/>
             <w:r>
               <w:rPr>
-                <w:rFonts w:ascii="Arial" w:hAnsi="Arial"/>
+                <w:rFonts w:ascii="Verdana" w:hAnsi="Verdana"/>
                 <w:b w:val="0"/>
                 <w:sz w:val="16"/>
               </w:rPr>
@@ -5494,7 +5580,7 @@
             <w:r/>
             <w:r>
               <w:rPr>
-                <w:rFonts w:ascii="Arial" w:hAnsi="Arial"/>
+                <w:rFonts w:ascii="Verdana" w:hAnsi="Verdana"/>
                 <w:b w:val="0"/>
                 <w:sz w:val="16"/>
               </w:rPr>
@@ -5510,7 +5596,7 @@
             <w:r/>
             <w:r>
               <w:rPr>
-                <w:rFonts w:ascii="Arial" w:hAnsi="Arial"/>
+                <w:rFonts w:ascii="Verdana" w:hAnsi="Verdana"/>
                 <w:b w:val="0"/>
                 <w:sz w:val="16"/>
               </w:rPr>
@@ -5526,7 +5612,7 @@
             <w:r/>
             <w:r>
               <w:rPr>
-                <w:rFonts w:ascii="Arial" w:hAnsi="Arial"/>
+                <w:rFonts w:ascii="Verdana" w:hAnsi="Verdana"/>
                 <w:b w:val="0"/>
                 <w:sz w:val="16"/>
               </w:rPr>
@@ -5542,7 +5628,7 @@
             <w:r/>
             <w:r>
               <w:rPr>
-                <w:rFonts w:ascii="Arial" w:hAnsi="Arial"/>
+                <w:rFonts w:ascii="Verdana" w:hAnsi="Verdana"/>
                 <w:b w:val="0"/>
                 <w:sz w:val="16"/>
               </w:rPr>
@@ -5551,15 +5637,18 @@
         </w:tc>
       </w:tr>
       <w:tr>
-        <w:tc>
-          <w:tcPr>
-            <w:tcW w:type="dxa" w:w="1514"/>
-          </w:tcPr>
-          <w:p>
-            <w:r/>
-            <w:r>
-              <w:rPr>
-                <w:rFonts w:ascii="Arial" w:hAnsi="Arial"/>
+        <w:trPr>
+          <w:cantSplit/>
+        </w:trPr>
+        <w:tc>
+          <w:tcPr>
+            <w:tcW w:type="dxa" w:w="1514"/>
+          </w:tcPr>
+          <w:p>
+            <w:r/>
+            <w:r>
+              <w:rPr>
+                <w:rFonts w:ascii="Verdana" w:hAnsi="Verdana"/>
                 <w:b w:val="0"/>
                 <w:sz w:val="16"/>
               </w:rPr>
@@ -5575,7 +5664,7 @@
             <w:r/>
             <w:r>
               <w:rPr>
-                <w:rFonts w:ascii="Arial" w:hAnsi="Arial"/>
+                <w:rFonts w:ascii="Verdana" w:hAnsi="Verdana"/>
                 <w:b w:val="0"/>
                 <w:sz w:val="16"/>
               </w:rPr>
@@ -5591,7 +5680,7 @@
             <w:r/>
             <w:r>
               <w:rPr>
-                <w:rFonts w:ascii="Arial" w:hAnsi="Arial"/>
+                <w:rFonts w:ascii="Verdana" w:hAnsi="Verdana"/>
                 <w:b w:val="0"/>
                 <w:sz w:val="16"/>
               </w:rPr>
@@ -5607,7 +5696,7 @@
             <w:r/>
             <w:r>
               <w:rPr>
-                <w:rFonts w:ascii="Arial" w:hAnsi="Arial"/>
+                <w:rFonts w:ascii="Verdana" w:hAnsi="Verdana"/>
                 <w:b w:val="0"/>
                 <w:sz w:val="16"/>
               </w:rPr>
@@ -5623,7 +5712,7 @@
             <w:r/>
             <w:r>
               <w:rPr>
-                <w:rFonts w:ascii="Arial" w:hAnsi="Arial"/>
+                <w:rFonts w:ascii="Verdana" w:hAnsi="Verdana"/>
                 <w:b w:val="0"/>
                 <w:sz w:val="16"/>
               </w:rPr>
@@ -5639,7 +5728,7 @@
             <w:r/>
             <w:r>
               <w:rPr>
-                <w:rFonts w:ascii="Arial" w:hAnsi="Arial"/>
+                <w:rFonts w:ascii="Verdana" w:hAnsi="Verdana"/>
                 <w:b w:val="0"/>
                 <w:sz w:val="16"/>
               </w:rPr>
@@ -5655,7 +5744,7 @@
             <w:r/>
             <w:r>
               <w:rPr>
-                <w:rFonts w:ascii="Arial" w:hAnsi="Arial"/>
+                <w:rFonts w:ascii="Verdana" w:hAnsi="Verdana"/>
                 <w:b w:val="0"/>
                 <w:sz w:val="16"/>
               </w:rPr>
@@ -5671,7 +5760,7 @@
             <w:r/>
             <w:r>
               <w:rPr>
-                <w:rFonts w:ascii="Arial" w:hAnsi="Arial"/>
+                <w:rFonts w:ascii="Verdana" w:hAnsi="Verdana"/>
                 <w:b w:val="0"/>
                 <w:sz w:val="16"/>
               </w:rPr>
@@ -5687,7 +5776,7 @@
             <w:r/>
             <w:r>
               <w:rPr>
-                <w:rFonts w:ascii="Arial" w:hAnsi="Arial"/>
+                <w:rFonts w:ascii="Verdana" w:hAnsi="Verdana"/>
                 <w:b w:val="0"/>
                 <w:sz w:val="16"/>
               </w:rPr>
@@ -5703,7 +5792,7 @@
             <w:r/>
             <w:r>
               <w:rPr>
-                <w:rFonts w:ascii="Arial" w:hAnsi="Arial"/>
+                <w:rFonts w:ascii="Verdana" w:hAnsi="Verdana"/>
                 <w:b w:val="0"/>
                 <w:sz w:val="16"/>
               </w:rPr>
@@ -5712,15 +5801,18 @@
         </w:tc>
       </w:tr>
       <w:tr>
-        <w:tc>
-          <w:tcPr>
-            <w:tcW w:type="dxa" w:w="1514"/>
-          </w:tcPr>
-          <w:p>
-            <w:r/>
-            <w:r>
-              <w:rPr>
-                <w:rFonts w:ascii="Arial" w:hAnsi="Arial"/>
+        <w:trPr>
+          <w:cantSplit/>
+        </w:trPr>
+        <w:tc>
+          <w:tcPr>
+            <w:tcW w:type="dxa" w:w="1514"/>
+          </w:tcPr>
+          <w:p>
+            <w:r/>
+            <w:r>
+              <w:rPr>
+                <w:rFonts w:ascii="Verdana" w:hAnsi="Verdana"/>
                 <w:b w:val="0"/>
                 <w:sz w:val="16"/>
               </w:rPr>
@@ -5736,7 +5828,7 @@
             <w:r/>
             <w:r>
               <w:rPr>
-                <w:rFonts w:ascii="Arial" w:hAnsi="Arial"/>
+                <w:rFonts w:ascii="Verdana" w:hAnsi="Verdana"/>
                 <w:b w:val="0"/>
                 <w:sz w:val="16"/>
               </w:rPr>
@@ -5752,7 +5844,7 @@
             <w:r/>
             <w:r>
               <w:rPr>
-                <w:rFonts w:ascii="Arial" w:hAnsi="Arial"/>
+                <w:rFonts w:ascii="Verdana" w:hAnsi="Verdana"/>
                 <w:b w:val="0"/>
                 <w:sz w:val="16"/>
               </w:rPr>
@@ -5768,7 +5860,7 @@
             <w:r/>
             <w:r>
               <w:rPr>
-                <w:rFonts w:ascii="Arial" w:hAnsi="Arial"/>
+                <w:rFonts w:ascii="Verdana" w:hAnsi="Verdana"/>
                 <w:b w:val="0"/>
                 <w:sz w:val="16"/>
               </w:rPr>
@@ -5784,7 +5876,7 @@
             <w:r/>
             <w:r>
               <w:rPr>
-                <w:rFonts w:ascii="Arial" w:hAnsi="Arial"/>
+                <w:rFonts w:ascii="Verdana" w:hAnsi="Verdana"/>
                 <w:b w:val="0"/>
                 <w:sz w:val="16"/>
               </w:rPr>
@@ -5800,7 +5892,7 @@
             <w:r/>
             <w:r>
               <w:rPr>
-                <w:rFonts w:ascii="Arial" w:hAnsi="Arial"/>
+                <w:rFonts w:ascii="Verdana" w:hAnsi="Verdana"/>
                 <w:b w:val="0"/>
                 <w:sz w:val="16"/>
               </w:rPr>
@@ -5816,7 +5908,7 @@
             <w:r/>
             <w:r>
               <w:rPr>
-                <w:rFonts w:ascii="Arial" w:hAnsi="Arial"/>
+                <w:rFonts w:ascii="Verdana" w:hAnsi="Verdana"/>
                 <w:b w:val="0"/>
                 <w:sz w:val="16"/>
               </w:rPr>
@@ -5832,7 +5924,7 @@
             <w:r/>
             <w:r>
               <w:rPr>
-                <w:rFonts w:ascii="Arial" w:hAnsi="Arial"/>
+                <w:rFonts w:ascii="Verdana" w:hAnsi="Verdana"/>
                 <w:b w:val="0"/>
                 <w:sz w:val="16"/>
               </w:rPr>
@@ -5848,7 +5940,7 @@
             <w:r/>
             <w:r>
               <w:rPr>
-                <w:rFonts w:ascii="Arial" w:hAnsi="Arial"/>
+                <w:rFonts w:ascii="Verdana" w:hAnsi="Verdana"/>
                 <w:b w:val="0"/>
                 <w:sz w:val="16"/>
               </w:rPr>
@@ -5864,7 +5956,7 @@
             <w:r/>
             <w:r>
               <w:rPr>
-                <w:rFonts w:ascii="Arial" w:hAnsi="Arial"/>
+                <w:rFonts w:ascii="Verdana" w:hAnsi="Verdana"/>
                 <w:b w:val="0"/>
                 <w:sz w:val="16"/>
               </w:rPr>
@@ -5873,15 +5965,18 @@
         </w:tc>
       </w:tr>
       <w:tr>
-        <w:tc>
-          <w:tcPr>
-            <w:tcW w:type="dxa" w:w="1514"/>
-          </w:tcPr>
-          <w:p>
-            <w:r/>
-            <w:r>
-              <w:rPr>
-                <w:rFonts w:ascii="Arial" w:hAnsi="Arial"/>
+        <w:trPr>
+          <w:cantSplit/>
+        </w:trPr>
+        <w:tc>
+          <w:tcPr>
+            <w:tcW w:type="dxa" w:w="1514"/>
+          </w:tcPr>
+          <w:p>
+            <w:r/>
+            <w:r>
+              <w:rPr>
+                <w:rFonts w:ascii="Verdana" w:hAnsi="Verdana"/>
                 <w:b w:val="0"/>
                 <w:sz w:val="16"/>
               </w:rPr>
@@ -5897,7 +5992,7 @@
             <w:r/>
             <w:r>
               <w:rPr>
-                <w:rFonts w:ascii="Arial" w:hAnsi="Arial"/>
+                <w:rFonts w:ascii="Verdana" w:hAnsi="Verdana"/>
                 <w:b w:val="0"/>
                 <w:sz w:val="16"/>
               </w:rPr>
@@ -5913,7 +6008,7 @@
             <w:r/>
             <w:r>
               <w:rPr>
-                <w:rFonts w:ascii="Arial" w:hAnsi="Arial"/>
+                <w:rFonts w:ascii="Verdana" w:hAnsi="Verdana"/>
                 <w:b w:val="0"/>
                 <w:sz w:val="16"/>
               </w:rPr>
@@ -5929,7 +6024,7 @@
             <w:r/>
             <w:r>
               <w:rPr>
-                <w:rFonts w:ascii="Arial" w:hAnsi="Arial"/>
+                <w:rFonts w:ascii="Verdana" w:hAnsi="Verdana"/>
                 <w:b w:val="0"/>
                 <w:sz w:val="16"/>
               </w:rPr>
@@ -5945,7 +6040,7 @@
             <w:r/>
             <w:r>
               <w:rPr>
-                <w:rFonts w:ascii="Arial" w:hAnsi="Arial"/>
+                <w:rFonts w:ascii="Verdana" w:hAnsi="Verdana"/>
                 <w:b w:val="0"/>
                 <w:sz w:val="16"/>
               </w:rPr>
@@ -5961,7 +6056,7 @@
             <w:r/>
             <w:r>
               <w:rPr>
-                <w:rFonts w:ascii="Arial" w:hAnsi="Arial"/>
+                <w:rFonts w:ascii="Verdana" w:hAnsi="Verdana"/>
                 <w:b w:val="0"/>
                 <w:sz w:val="16"/>
               </w:rPr>
@@ -5977,7 +6072,7 @@
             <w:r/>
             <w:r>
               <w:rPr>
-                <w:rFonts w:ascii="Arial" w:hAnsi="Arial"/>
+                <w:rFonts w:ascii="Verdana" w:hAnsi="Verdana"/>
                 <w:b w:val="0"/>
                 <w:sz w:val="16"/>
               </w:rPr>
@@ -5993,7 +6088,7 @@
             <w:r/>
             <w:r>
               <w:rPr>
-                <w:rFonts w:ascii="Arial" w:hAnsi="Arial"/>
+                <w:rFonts w:ascii="Verdana" w:hAnsi="Verdana"/>
                 <w:b w:val="0"/>
                 <w:sz w:val="16"/>
               </w:rPr>
@@ -6009,7 +6104,7 @@
             <w:r/>
             <w:r>
               <w:rPr>
-                <w:rFonts w:ascii="Arial" w:hAnsi="Arial"/>
+                <w:rFonts w:ascii="Verdana" w:hAnsi="Verdana"/>
                 <w:b w:val="0"/>
                 <w:sz w:val="16"/>
               </w:rPr>
@@ -6025,7 +6120,7 @@
             <w:r/>
             <w:r>
               <w:rPr>
-                <w:rFonts w:ascii="Arial" w:hAnsi="Arial"/>
+                <w:rFonts w:ascii="Verdana" w:hAnsi="Verdana"/>
                 <w:b w:val="0"/>
                 <w:sz w:val="16"/>
               </w:rPr>
@@ -6034,15 +6129,18 @@
         </w:tc>
       </w:tr>
       <w:tr>
-        <w:tc>
-          <w:tcPr>
-            <w:tcW w:type="dxa" w:w="1514"/>
-          </w:tcPr>
-          <w:p>
-            <w:r/>
-            <w:r>
-              <w:rPr>
-                <w:rFonts w:ascii="Arial" w:hAnsi="Arial"/>
+        <w:trPr>
+          <w:cantSplit/>
+        </w:trPr>
+        <w:tc>
+          <w:tcPr>
+            <w:tcW w:type="dxa" w:w="1514"/>
+          </w:tcPr>
+          <w:p>
+            <w:r/>
+            <w:r>
+              <w:rPr>
+                <w:rFonts w:ascii="Verdana" w:hAnsi="Verdana"/>
                 <w:b w:val="0"/>
                 <w:sz w:val="16"/>
               </w:rPr>
@@ -6058,7 +6156,7 @@
             <w:r/>
             <w:r>
               <w:rPr>
-                <w:rFonts w:ascii="Arial" w:hAnsi="Arial"/>
+                <w:rFonts w:ascii="Verdana" w:hAnsi="Verdana"/>
                 <w:b w:val="0"/>
                 <w:sz w:val="16"/>
               </w:rPr>
@@ -6074,7 +6172,7 @@
             <w:r/>
             <w:r>
               <w:rPr>
-                <w:rFonts w:ascii="Arial" w:hAnsi="Arial"/>
+                <w:rFonts w:ascii="Verdana" w:hAnsi="Verdana"/>
                 <w:b w:val="0"/>
                 <w:sz w:val="16"/>
               </w:rPr>
@@ -6090,7 +6188,7 @@
             <w:r/>
             <w:r>
               <w:rPr>
-                <w:rFonts w:ascii="Arial" w:hAnsi="Arial"/>
+                <w:rFonts w:ascii="Verdana" w:hAnsi="Verdana"/>
                 <w:b w:val="0"/>
                 <w:sz w:val="16"/>
               </w:rPr>
@@ -6106,7 +6204,7 @@
             <w:r/>
             <w:r>
               <w:rPr>
-                <w:rFonts w:ascii="Arial" w:hAnsi="Arial"/>
+                <w:rFonts w:ascii="Verdana" w:hAnsi="Verdana"/>
                 <w:b w:val="0"/>
                 <w:sz w:val="16"/>
               </w:rPr>
@@ -6122,7 +6220,7 @@
             <w:r/>
             <w:r>
               <w:rPr>
-                <w:rFonts w:ascii="Arial" w:hAnsi="Arial"/>
+                <w:rFonts w:ascii="Verdana" w:hAnsi="Verdana"/>
                 <w:b w:val="0"/>
                 <w:sz w:val="16"/>
               </w:rPr>
@@ -6138,7 +6236,7 @@
             <w:r/>
             <w:r>
               <w:rPr>
-                <w:rFonts w:ascii="Arial" w:hAnsi="Arial"/>
+                <w:rFonts w:ascii="Verdana" w:hAnsi="Verdana"/>
                 <w:b w:val="0"/>
                 <w:sz w:val="16"/>
               </w:rPr>
@@ -6154,7 +6252,7 @@
             <w:r/>
             <w:r>
               <w:rPr>
-                <w:rFonts w:ascii="Arial" w:hAnsi="Arial"/>
+                <w:rFonts w:ascii="Verdana" w:hAnsi="Verdana"/>
                 <w:b w:val="0"/>
                 <w:sz w:val="16"/>
               </w:rPr>
@@ -6170,7 +6268,7 @@
             <w:r/>
             <w:r>
               <w:rPr>
-                <w:rFonts w:ascii="Arial" w:hAnsi="Arial"/>
+                <w:rFonts w:ascii="Verdana" w:hAnsi="Verdana"/>
                 <w:b w:val="0"/>
                 <w:sz w:val="16"/>
               </w:rPr>
@@ -6186,7 +6284,7 @@
             <w:r/>
             <w:r>
               <w:rPr>
-                <w:rFonts w:ascii="Arial" w:hAnsi="Arial"/>
+                <w:rFonts w:ascii="Verdana" w:hAnsi="Verdana"/>
                 <w:b w:val="0"/>
                 <w:sz w:val="16"/>
               </w:rPr>
@@ -6195,15 +6293,18 @@
         </w:tc>
       </w:tr>
       <w:tr>
-        <w:tc>
-          <w:tcPr>
-            <w:tcW w:type="dxa" w:w="1514"/>
-          </w:tcPr>
-          <w:p>
-            <w:r/>
-            <w:r>
-              <w:rPr>
-                <w:rFonts w:ascii="Arial" w:hAnsi="Arial"/>
+        <w:trPr>
+          <w:cantSplit/>
+        </w:trPr>
+        <w:tc>
+          <w:tcPr>
+            <w:tcW w:type="dxa" w:w="1514"/>
+          </w:tcPr>
+          <w:p>
+            <w:r/>
+            <w:r>
+              <w:rPr>
+                <w:rFonts w:ascii="Verdana" w:hAnsi="Verdana"/>
                 <w:b w:val="0"/>
                 <w:sz w:val="16"/>
               </w:rPr>
@@ -6219,7 +6320,7 @@
             <w:r/>
             <w:r>
               <w:rPr>
-                <w:rFonts w:ascii="Arial" w:hAnsi="Arial"/>
+                <w:rFonts w:ascii="Verdana" w:hAnsi="Verdana"/>
                 <w:b w:val="0"/>
                 <w:sz w:val="16"/>
               </w:rPr>
@@ -6235,7 +6336,7 @@
             <w:r/>
             <w:r>
               <w:rPr>
-                <w:rFonts w:ascii="Arial" w:hAnsi="Arial"/>
+                <w:rFonts w:ascii="Verdana" w:hAnsi="Verdana"/>
                 <w:b w:val="0"/>
                 <w:sz w:val="16"/>
               </w:rPr>
@@ -6251,7 +6352,7 @@
             <w:r/>
             <w:r>
               <w:rPr>
-                <w:rFonts w:ascii="Arial" w:hAnsi="Arial"/>
+                <w:rFonts w:ascii="Verdana" w:hAnsi="Verdana"/>
                 <w:b w:val="0"/>
                 <w:sz w:val="16"/>
               </w:rPr>
@@ -6267,7 +6368,7 @@
             <w:r/>
             <w:r>
               <w:rPr>
-                <w:rFonts w:ascii="Arial" w:hAnsi="Arial"/>
+                <w:rFonts w:ascii="Verdana" w:hAnsi="Verdana"/>
                 <w:b w:val="0"/>
                 <w:sz w:val="16"/>
               </w:rPr>
@@ -6283,7 +6384,7 @@
             <w:r/>
             <w:r>
               <w:rPr>
-                <w:rFonts w:ascii="Arial" w:hAnsi="Arial"/>
+                <w:rFonts w:ascii="Verdana" w:hAnsi="Verdana"/>
                 <w:b w:val="0"/>
                 <w:sz w:val="16"/>
               </w:rPr>
@@ -6299,7 +6400,7 @@
             <w:r/>
             <w:r>
               <w:rPr>
-                <w:rFonts w:ascii="Arial" w:hAnsi="Arial"/>
+                <w:rFonts w:ascii="Verdana" w:hAnsi="Verdana"/>
                 <w:b w:val="0"/>
                 <w:sz w:val="16"/>
               </w:rPr>
@@ -6315,7 +6416,7 @@
             <w:r/>
             <w:r>
               <w:rPr>
-                <w:rFonts w:ascii="Arial" w:hAnsi="Arial"/>
+                <w:rFonts w:ascii="Verdana" w:hAnsi="Verdana"/>
                 <w:b w:val="0"/>
                 <w:sz w:val="16"/>
               </w:rPr>
@@ -6331,7 +6432,7 @@
             <w:r/>
             <w:r>
               <w:rPr>
-                <w:rFonts w:ascii="Arial" w:hAnsi="Arial"/>
+                <w:rFonts w:ascii="Verdana" w:hAnsi="Verdana"/>
                 <w:b w:val="0"/>
                 <w:sz w:val="16"/>
               </w:rPr>
@@ -6347,7 +6448,7 @@
             <w:r/>
             <w:r>
               <w:rPr>
-                <w:rFonts w:ascii="Arial" w:hAnsi="Arial"/>
+                <w:rFonts w:ascii="Verdana" w:hAnsi="Verdana"/>
                 <w:b w:val="0"/>
                 <w:sz w:val="16"/>
               </w:rPr>
@@ -6356,15 +6457,18 @@
         </w:tc>
       </w:tr>
       <w:tr>
-        <w:tc>
-          <w:tcPr>
-            <w:tcW w:type="dxa" w:w="1514"/>
-          </w:tcPr>
-          <w:p>
-            <w:r/>
-            <w:r>
-              <w:rPr>
-                <w:rFonts w:ascii="Arial" w:hAnsi="Arial"/>
+        <w:trPr>
+          <w:cantSplit/>
+        </w:trPr>
+        <w:tc>
+          <w:tcPr>
+            <w:tcW w:type="dxa" w:w="1514"/>
+          </w:tcPr>
+          <w:p>
+            <w:r/>
+            <w:r>
+              <w:rPr>
+                <w:rFonts w:ascii="Verdana" w:hAnsi="Verdana"/>
                 <w:b w:val="0"/>
                 <w:sz w:val="16"/>
               </w:rPr>
@@ -6380,7 +6484,7 @@
             <w:r/>
             <w:r>
               <w:rPr>
-                <w:rFonts w:ascii="Arial" w:hAnsi="Arial"/>
+                <w:rFonts w:ascii="Verdana" w:hAnsi="Verdana"/>
                 <w:b w:val="0"/>
                 <w:sz w:val="16"/>
               </w:rPr>
@@ -6396,7 +6500,7 @@
             <w:r/>
             <w:r>
               <w:rPr>
-                <w:rFonts w:ascii="Arial" w:hAnsi="Arial"/>
+                <w:rFonts w:ascii="Verdana" w:hAnsi="Verdana"/>
                 <w:b w:val="0"/>
                 <w:sz w:val="16"/>
               </w:rPr>
@@ -6412,7 +6516,7 @@
             <w:r/>
             <w:r>
               <w:rPr>
-                <w:rFonts w:ascii="Arial" w:hAnsi="Arial"/>
+                <w:rFonts w:ascii="Verdana" w:hAnsi="Verdana"/>
                 <w:b w:val="0"/>
                 <w:sz w:val="16"/>
               </w:rPr>
@@ -6428,7 +6532,7 @@
             <w:r/>
             <w:r>
               <w:rPr>
-                <w:rFonts w:ascii="Arial" w:hAnsi="Arial"/>
+                <w:rFonts w:ascii="Verdana" w:hAnsi="Verdana"/>
                 <w:b w:val="0"/>
                 <w:sz w:val="16"/>
               </w:rPr>
@@ -6444,7 +6548,7 @@
             <w:r/>
             <w:r>
               <w:rPr>
-                <w:rFonts w:ascii="Arial" w:hAnsi="Arial"/>
+                <w:rFonts w:ascii="Verdana" w:hAnsi="Verdana"/>
                 <w:b w:val="0"/>
                 <w:sz w:val="16"/>
               </w:rPr>
@@ -6460,7 +6564,7 @@
             <w:r/>
             <w:r>
               <w:rPr>
-                <w:rFonts w:ascii="Arial" w:hAnsi="Arial"/>
+                <w:rFonts w:ascii="Verdana" w:hAnsi="Verdana"/>
                 <w:b w:val="0"/>
                 <w:sz w:val="16"/>
               </w:rPr>
@@ -6476,7 +6580,7 @@
             <w:r/>
             <w:r>
               <w:rPr>
-                <w:rFonts w:ascii="Arial" w:hAnsi="Arial"/>
+                <w:rFonts w:ascii="Verdana" w:hAnsi="Verdana"/>
                 <w:b w:val="0"/>
                 <w:sz w:val="16"/>
               </w:rPr>
@@ -6492,7 +6596,7 @@
             <w:r/>
             <w:r>
               <w:rPr>
-                <w:rFonts w:ascii="Arial" w:hAnsi="Arial"/>
+                <w:rFonts w:ascii="Verdana" w:hAnsi="Verdana"/>
                 <w:b w:val="0"/>
                 <w:sz w:val="16"/>
               </w:rPr>
@@ -6508,7 +6612,7 @@
             <w:r/>
             <w:r>
               <w:rPr>
-                <w:rFonts w:ascii="Arial" w:hAnsi="Arial"/>
+                <w:rFonts w:ascii="Verdana" w:hAnsi="Verdana"/>
                 <w:b w:val="0"/>
                 <w:sz w:val="16"/>
               </w:rPr>
@@ -6517,15 +6621,18 @@
         </w:tc>
       </w:tr>
       <w:tr>
-        <w:tc>
-          <w:tcPr>
-            <w:tcW w:type="dxa" w:w="1514"/>
-          </w:tcPr>
-          <w:p>
-            <w:r/>
-            <w:r>
-              <w:rPr>
-                <w:rFonts w:ascii="Arial" w:hAnsi="Arial"/>
+        <w:trPr>
+          <w:cantSplit/>
+        </w:trPr>
+        <w:tc>
+          <w:tcPr>
+            <w:tcW w:type="dxa" w:w="1514"/>
+          </w:tcPr>
+          <w:p>
+            <w:r/>
+            <w:r>
+              <w:rPr>
+                <w:rFonts w:ascii="Verdana" w:hAnsi="Verdana"/>
                 <w:b w:val="0"/>
                 <w:sz w:val="16"/>
               </w:rPr>
@@ -6541,7 +6648,7 @@
             <w:r/>
             <w:r>
               <w:rPr>
-                <w:rFonts w:ascii="Arial" w:hAnsi="Arial"/>
+                <w:rFonts w:ascii="Verdana" w:hAnsi="Verdana"/>
                 <w:b w:val="0"/>
                 <w:sz w:val="16"/>
               </w:rPr>
@@ -6557,7 +6664,7 @@
             <w:r/>
             <w:r>
               <w:rPr>
-                <w:rFonts w:ascii="Arial" w:hAnsi="Arial"/>
+                <w:rFonts w:ascii="Verdana" w:hAnsi="Verdana"/>
                 <w:b w:val="0"/>
                 <w:sz w:val="16"/>
               </w:rPr>
@@ -6573,7 +6680,7 @@
             <w:r/>
             <w:r>
               <w:rPr>
-                <w:rFonts w:ascii="Arial" w:hAnsi="Arial"/>
+                <w:rFonts w:ascii="Verdana" w:hAnsi="Verdana"/>
                 <w:b w:val="0"/>
                 <w:sz w:val="16"/>
               </w:rPr>
@@ -6589,7 +6696,7 @@
             <w:r/>
             <w:r>
               <w:rPr>
-                <w:rFonts w:ascii="Arial" w:hAnsi="Arial"/>
+                <w:rFonts w:ascii="Verdana" w:hAnsi="Verdana"/>
                 <w:b w:val="0"/>
                 <w:sz w:val="16"/>
               </w:rPr>
@@ -6605,7 +6712,7 @@
             <w:r/>
             <w:r>
               <w:rPr>
-                <w:rFonts w:ascii="Arial" w:hAnsi="Arial"/>
+                <w:rFonts w:ascii="Verdana" w:hAnsi="Verdana"/>
                 <w:b w:val="0"/>
                 <w:sz w:val="16"/>
               </w:rPr>
@@ -6621,7 +6728,7 @@
             <w:r/>
             <w:r>
               <w:rPr>
-                <w:rFonts w:ascii="Arial" w:hAnsi="Arial"/>
+                <w:rFonts w:ascii="Verdana" w:hAnsi="Verdana"/>
                 <w:b w:val="0"/>
                 <w:sz w:val="16"/>
               </w:rPr>
@@ -6637,7 +6744,7 @@
             <w:r/>
             <w:r>
               <w:rPr>
-                <w:rFonts w:ascii="Arial" w:hAnsi="Arial"/>
+                <w:rFonts w:ascii="Verdana" w:hAnsi="Verdana"/>
                 <w:b w:val="0"/>
                 <w:sz w:val="16"/>
               </w:rPr>
@@ -6653,7 +6760,7 @@
             <w:r/>
             <w:r>
               <w:rPr>
-                <w:rFonts w:ascii="Arial" w:hAnsi="Arial"/>
+                <w:rFonts w:ascii="Verdana" w:hAnsi="Verdana"/>
                 <w:b w:val="0"/>
                 <w:sz w:val="16"/>
               </w:rPr>
@@ -6669,7 +6776,7 @@
             <w:r/>
             <w:r>
               <w:rPr>
-                <w:rFonts w:ascii="Arial" w:hAnsi="Arial"/>
+                <w:rFonts w:ascii="Verdana" w:hAnsi="Verdana"/>
                 <w:b w:val="0"/>
                 <w:sz w:val="16"/>
               </w:rPr>
@@ -6678,15 +6785,18 @@
         </w:tc>
       </w:tr>
       <w:tr>
-        <w:tc>
-          <w:tcPr>
-            <w:tcW w:type="dxa" w:w="1514"/>
-          </w:tcPr>
-          <w:p>
-            <w:r/>
-            <w:r>
-              <w:rPr>
-                <w:rFonts w:ascii="Arial" w:hAnsi="Arial"/>
+        <w:trPr>
+          <w:cantSplit/>
+        </w:trPr>
+        <w:tc>
+          <w:tcPr>
+            <w:tcW w:type="dxa" w:w="1514"/>
+          </w:tcPr>
+          <w:p>
+            <w:r/>
+            <w:r>
+              <w:rPr>
+                <w:rFonts w:ascii="Verdana" w:hAnsi="Verdana"/>
                 <w:b w:val="0"/>
                 <w:sz w:val="16"/>
               </w:rPr>
@@ -6702,7 +6812,7 @@
             <w:r/>
             <w:r>
               <w:rPr>
-                <w:rFonts w:ascii="Arial" w:hAnsi="Arial"/>
+                <w:rFonts w:ascii="Verdana" w:hAnsi="Verdana"/>
                 <w:b w:val="0"/>
                 <w:sz w:val="16"/>
               </w:rPr>
@@ -6718,7 +6828,7 @@
             <w:r/>
             <w:r>
               <w:rPr>
-                <w:rFonts w:ascii="Arial" w:hAnsi="Arial"/>
+                <w:rFonts w:ascii="Verdana" w:hAnsi="Verdana"/>
                 <w:b w:val="0"/>
                 <w:sz w:val="16"/>
               </w:rPr>
@@ -6734,7 +6844,7 @@
             <w:r/>
             <w:r>
               <w:rPr>
-                <w:rFonts w:ascii="Arial" w:hAnsi="Arial"/>
+                <w:rFonts w:ascii="Verdana" w:hAnsi="Verdana"/>
                 <w:b w:val="0"/>
                 <w:sz w:val="16"/>
               </w:rPr>
@@ -6750,7 +6860,7 @@
             <w:r/>
             <w:r>
               <w:rPr>
-                <w:rFonts w:ascii="Arial" w:hAnsi="Arial"/>
+                <w:rFonts w:ascii="Verdana" w:hAnsi="Verdana"/>
                 <w:b w:val="0"/>
                 <w:sz w:val="16"/>
               </w:rPr>
@@ -6766,7 +6876,7 @@
             <w:r/>
             <w:r>
               <w:rPr>
-                <w:rFonts w:ascii="Arial" w:hAnsi="Arial"/>
+                <w:rFonts w:ascii="Verdana" w:hAnsi="Verdana"/>
                 <w:b w:val="0"/>
                 <w:sz w:val="16"/>
               </w:rPr>
@@ -6782,7 +6892,7 @@
             <w:r/>
             <w:r>
               <w:rPr>
-                <w:rFonts w:ascii="Arial" w:hAnsi="Arial"/>
+                <w:rFonts w:ascii="Verdana" w:hAnsi="Verdana"/>
                 <w:b w:val="0"/>
                 <w:sz w:val="16"/>
               </w:rPr>
@@ -6798,7 +6908,7 @@
             <w:r/>
             <w:r>
               <w:rPr>
-                <w:rFonts w:ascii="Arial" w:hAnsi="Arial"/>
+                <w:rFonts w:ascii="Verdana" w:hAnsi="Verdana"/>
                 <w:b w:val="0"/>
                 <w:sz w:val="16"/>
               </w:rPr>
@@ -6814,7 +6924,7 @@
             <w:r/>
             <w:r>
               <w:rPr>
-                <w:rFonts w:ascii="Arial" w:hAnsi="Arial"/>
+                <w:rFonts w:ascii="Verdana" w:hAnsi="Verdana"/>
                 <w:b w:val="0"/>
                 <w:sz w:val="16"/>
               </w:rPr>
@@ -6830,7 +6940,7 @@
             <w:r/>
             <w:r>
               <w:rPr>
-                <w:rFonts w:ascii="Arial" w:hAnsi="Arial"/>
+                <w:rFonts w:ascii="Verdana" w:hAnsi="Verdana"/>
                 <w:b w:val="0"/>
                 <w:sz w:val="16"/>
               </w:rPr>
@@ -6839,15 +6949,18 @@
         </w:tc>
       </w:tr>
       <w:tr>
-        <w:tc>
-          <w:tcPr>
-            <w:tcW w:type="dxa" w:w="1514"/>
-          </w:tcPr>
-          <w:p>
-            <w:r/>
-            <w:r>
-              <w:rPr>
-                <w:rFonts w:ascii="Arial" w:hAnsi="Arial"/>
+        <w:trPr>
+          <w:cantSplit/>
+        </w:trPr>
+        <w:tc>
+          <w:tcPr>
+            <w:tcW w:type="dxa" w:w="1514"/>
+          </w:tcPr>
+          <w:p>
+            <w:r/>
+            <w:r>
+              <w:rPr>
+                <w:rFonts w:ascii="Verdana" w:hAnsi="Verdana"/>
                 <w:b w:val="0"/>
                 <w:sz w:val="16"/>
               </w:rPr>
@@ -6863,7 +6976,7 @@
             <w:r/>
             <w:r>
               <w:rPr>
-                <w:rFonts w:ascii="Arial" w:hAnsi="Arial"/>
+                <w:rFonts w:ascii="Verdana" w:hAnsi="Verdana"/>
                 <w:b w:val="0"/>
                 <w:sz w:val="16"/>
               </w:rPr>
@@ -6879,7 +6992,7 @@
             <w:r/>
             <w:r>
               <w:rPr>
-                <w:rFonts w:ascii="Arial" w:hAnsi="Arial"/>
+                <w:rFonts w:ascii="Verdana" w:hAnsi="Verdana"/>
                 <w:b w:val="0"/>
                 <w:sz w:val="16"/>
               </w:rPr>
@@ -6895,7 +7008,7 @@
             <w:r/>
             <w:r>
               <w:rPr>
-                <w:rFonts w:ascii="Arial" w:hAnsi="Arial"/>
+                <w:rFonts w:ascii="Verdana" w:hAnsi="Verdana"/>
                 <w:b w:val="0"/>
                 <w:sz w:val="16"/>
               </w:rPr>
@@ -6911,7 +7024,7 @@
             <w:r/>
             <w:r>
               <w:rPr>
-                <w:rFonts w:ascii="Arial" w:hAnsi="Arial"/>
+                <w:rFonts w:ascii="Verdana" w:hAnsi="Verdana"/>
                 <w:b w:val="0"/>
                 <w:sz w:val="16"/>
               </w:rPr>
@@ -6927,7 +7040,7 @@
             <w:r/>
             <w:r>
               <w:rPr>
-                <w:rFonts w:ascii="Arial" w:hAnsi="Arial"/>
+                <w:rFonts w:ascii="Verdana" w:hAnsi="Verdana"/>
                 <w:b w:val="0"/>
                 <w:sz w:val="16"/>
               </w:rPr>
@@ -6943,7 +7056,7 @@
             <w:r/>
             <w:r>
               <w:rPr>
-                <w:rFonts w:ascii="Arial" w:hAnsi="Arial"/>
+                <w:rFonts w:ascii="Verdana" w:hAnsi="Verdana"/>
                 <w:b w:val="0"/>
                 <w:sz w:val="16"/>
               </w:rPr>
@@ -6959,7 +7072,7 @@
             <w:r/>
             <w:r>
               <w:rPr>
-                <w:rFonts w:ascii="Arial" w:hAnsi="Arial"/>
+                <w:rFonts w:ascii="Verdana" w:hAnsi="Verdana"/>
                 <w:b w:val="0"/>
                 <w:sz w:val="16"/>
               </w:rPr>
@@ -6975,7 +7088,7 @@
             <w:r/>
             <w:r>
               <w:rPr>
-                <w:rFonts w:ascii="Arial" w:hAnsi="Arial"/>
+                <w:rFonts w:ascii="Verdana" w:hAnsi="Verdana"/>
                 <w:b w:val="0"/>
                 <w:sz w:val="16"/>
               </w:rPr>
@@ -6991,7 +7104,7 @@
             <w:r/>
             <w:r>
               <w:rPr>
-                <w:rFonts w:ascii="Arial" w:hAnsi="Arial"/>
+                <w:rFonts w:ascii="Verdana" w:hAnsi="Verdana"/>
                 <w:b w:val="0"/>
                 <w:sz w:val="16"/>
               </w:rPr>
@@ -7000,15 +7113,18 @@
         </w:tc>
       </w:tr>
       <w:tr>
-        <w:tc>
-          <w:tcPr>
-            <w:tcW w:type="dxa" w:w="1514"/>
-          </w:tcPr>
-          <w:p>
-            <w:r/>
-            <w:r>
-              <w:rPr>
-                <w:rFonts w:ascii="Arial" w:hAnsi="Arial"/>
+        <w:trPr>
+          <w:cantSplit/>
+        </w:trPr>
+        <w:tc>
+          <w:tcPr>
+            <w:tcW w:type="dxa" w:w="1514"/>
+          </w:tcPr>
+          <w:p>
+            <w:r/>
+            <w:r>
+              <w:rPr>
+                <w:rFonts w:ascii="Verdana" w:hAnsi="Verdana"/>
                 <w:b w:val="0"/>
                 <w:sz w:val="16"/>
               </w:rPr>
@@ -7024,7 +7140,7 @@
             <w:r/>
             <w:r>
               <w:rPr>
-                <w:rFonts w:ascii="Arial" w:hAnsi="Arial"/>
+                <w:rFonts w:ascii="Verdana" w:hAnsi="Verdana"/>
                 <w:b w:val="0"/>
                 <w:sz w:val="16"/>
               </w:rPr>
@@ -7040,7 +7156,7 @@
             <w:r/>
             <w:r>
               <w:rPr>
-                <w:rFonts w:ascii="Arial" w:hAnsi="Arial"/>
+                <w:rFonts w:ascii="Verdana" w:hAnsi="Verdana"/>
                 <w:b w:val="0"/>
                 <w:sz w:val="16"/>
               </w:rPr>
@@ -7056,7 +7172,7 @@
             <w:r/>
             <w:r>
               <w:rPr>
-                <w:rFonts w:ascii="Arial" w:hAnsi="Arial"/>
+                <w:rFonts w:ascii="Verdana" w:hAnsi="Verdana"/>
                 <w:b w:val="0"/>
                 <w:sz w:val="16"/>
               </w:rPr>
@@ -7072,7 +7188,7 @@
             <w:r/>
             <w:r>
               <w:rPr>
-                <w:rFonts w:ascii="Arial" w:hAnsi="Arial"/>
+                <w:rFonts w:ascii="Verdana" w:hAnsi="Verdana"/>
                 <w:b w:val="0"/>
                 <w:sz w:val="16"/>
               </w:rPr>
@@ -7088,7 +7204,7 @@
             <w:r/>
             <w:r>
               <w:rPr>
-                <w:rFonts w:ascii="Arial" w:hAnsi="Arial"/>
+                <w:rFonts w:ascii="Verdana" w:hAnsi="Verdana"/>
                 <w:b w:val="0"/>
                 <w:sz w:val="16"/>
               </w:rPr>
@@ -7104,7 +7220,7 @@
             <w:r/>
             <w:r>
               <w:rPr>
-                <w:rFonts w:ascii="Arial" w:hAnsi="Arial"/>
+                <w:rFonts w:ascii="Verdana" w:hAnsi="Verdana"/>
                 <w:b w:val="0"/>
                 <w:sz w:val="16"/>
               </w:rPr>
@@ -7120,7 +7236,7 @@
             <w:r/>
             <w:r>
               <w:rPr>
-                <w:rFonts w:ascii="Arial" w:hAnsi="Arial"/>
+                <w:rFonts w:ascii="Verdana" w:hAnsi="Verdana"/>
                 <w:b w:val="0"/>
                 <w:sz w:val="16"/>
               </w:rPr>
@@ -7136,7 +7252,7 @@
             <w:r/>
             <w:r>
               <w:rPr>
-                <w:rFonts w:ascii="Arial" w:hAnsi="Arial"/>
+                <w:rFonts w:ascii="Verdana" w:hAnsi="Verdana"/>
                 <w:b w:val="0"/>
                 <w:sz w:val="16"/>
               </w:rPr>
@@ -7152,7 +7268,7 @@
             <w:r/>
             <w:r>
               <w:rPr>
-                <w:rFonts w:ascii="Arial" w:hAnsi="Arial"/>
+                <w:rFonts w:ascii="Verdana" w:hAnsi="Verdana"/>
                 <w:b w:val="0"/>
                 <w:sz w:val="16"/>
               </w:rPr>
@@ -7161,15 +7277,18 @@
         </w:tc>
       </w:tr>
       <w:tr>
-        <w:tc>
-          <w:tcPr>
-            <w:tcW w:type="dxa" w:w="1514"/>
-          </w:tcPr>
-          <w:p>
-            <w:r/>
-            <w:r>
-              <w:rPr>
-                <w:rFonts w:ascii="Arial" w:hAnsi="Arial"/>
+        <w:trPr>
+          <w:cantSplit/>
+        </w:trPr>
+        <w:tc>
+          <w:tcPr>
+            <w:tcW w:type="dxa" w:w="1514"/>
+          </w:tcPr>
+          <w:p>
+            <w:r/>
+            <w:r>
+              <w:rPr>
+                <w:rFonts w:ascii="Verdana" w:hAnsi="Verdana"/>
                 <w:b w:val="0"/>
                 <w:sz w:val="16"/>
               </w:rPr>
@@ -7185,7 +7304,7 @@
             <w:r/>
             <w:r>
               <w:rPr>
-                <w:rFonts w:ascii="Arial" w:hAnsi="Arial"/>
+                <w:rFonts w:ascii="Verdana" w:hAnsi="Verdana"/>
                 <w:b w:val="0"/>
                 <w:sz w:val="16"/>
               </w:rPr>
@@ -7201,7 +7320,7 @@
             <w:r/>
             <w:r>
               <w:rPr>
-                <w:rFonts w:ascii="Arial" w:hAnsi="Arial"/>
+                <w:rFonts w:ascii="Verdana" w:hAnsi="Verdana"/>
                 <w:b w:val="0"/>
                 <w:sz w:val="16"/>
               </w:rPr>
@@ -7217,7 +7336,7 @@
             <w:r/>
             <w:r>
               <w:rPr>
-                <w:rFonts w:ascii="Arial" w:hAnsi="Arial"/>
+                <w:rFonts w:ascii="Verdana" w:hAnsi="Verdana"/>
                 <w:b w:val="0"/>
                 <w:sz w:val="16"/>
               </w:rPr>
@@ -7233,7 +7352,7 @@
             <w:r/>
             <w:r>
               <w:rPr>
-                <w:rFonts w:ascii="Arial" w:hAnsi="Arial"/>
+                <w:rFonts w:ascii="Verdana" w:hAnsi="Verdana"/>
                 <w:b w:val="0"/>
                 <w:sz w:val="16"/>
               </w:rPr>
@@ -7249,7 +7368,7 @@
             <w:r/>
             <w:r>
               <w:rPr>
-                <w:rFonts w:ascii="Arial" w:hAnsi="Arial"/>
+                <w:rFonts w:ascii="Verdana" w:hAnsi="Verdana"/>
                 <w:b w:val="0"/>
                 <w:sz w:val="16"/>
               </w:rPr>
@@ -7265,7 +7384,7 @@
             <w:r/>
             <w:r>
               <w:rPr>
-                <w:rFonts w:ascii="Arial" w:hAnsi="Arial"/>
+                <w:rFonts w:ascii="Verdana" w:hAnsi="Verdana"/>
                 <w:b w:val="0"/>
                 <w:sz w:val="16"/>
               </w:rPr>
@@ -7281,7 +7400,7 @@
             <w:r/>
             <w:r>
               <w:rPr>
-                <w:rFonts w:ascii="Arial" w:hAnsi="Arial"/>
+                <w:rFonts w:ascii="Verdana" w:hAnsi="Verdana"/>
                 <w:b w:val="0"/>
                 <w:sz w:val="16"/>
               </w:rPr>
@@ -7297,7 +7416,7 @@
             <w:r/>
             <w:r>
               <w:rPr>
-                <w:rFonts w:ascii="Arial" w:hAnsi="Arial"/>
+                <w:rFonts w:ascii="Verdana" w:hAnsi="Verdana"/>
                 <w:b w:val="0"/>
                 <w:sz w:val="16"/>
               </w:rPr>
@@ -7313,7 +7432,7 @@
             <w:r/>
             <w:r>
               <w:rPr>
-                <w:rFonts w:ascii="Arial" w:hAnsi="Arial"/>
+                <w:rFonts w:ascii="Verdana" w:hAnsi="Verdana"/>
                 <w:b w:val="0"/>
                 <w:sz w:val="16"/>
               </w:rPr>
@@ -7322,15 +7441,18 @@
         </w:tc>
       </w:tr>
       <w:tr>
-        <w:tc>
-          <w:tcPr>
-            <w:tcW w:type="dxa" w:w="1514"/>
-          </w:tcPr>
-          <w:p>
-            <w:r/>
-            <w:r>
-              <w:rPr>
-                <w:rFonts w:ascii="Arial" w:hAnsi="Arial"/>
+        <w:trPr>
+          <w:cantSplit/>
+        </w:trPr>
+        <w:tc>
+          <w:tcPr>
+            <w:tcW w:type="dxa" w:w="1514"/>
+          </w:tcPr>
+          <w:p>
+            <w:r/>
+            <w:r>
+              <w:rPr>
+                <w:rFonts w:ascii="Verdana" w:hAnsi="Verdana"/>
                 <w:b w:val="0"/>
                 <w:sz w:val="16"/>
               </w:rPr>
@@ -7346,7 +7468,7 @@
             <w:r/>
             <w:r>
               <w:rPr>
-                <w:rFonts w:ascii="Arial" w:hAnsi="Arial"/>
+                <w:rFonts w:ascii="Verdana" w:hAnsi="Verdana"/>
                 <w:b w:val="0"/>
                 <w:sz w:val="16"/>
               </w:rPr>
@@ -7362,7 +7484,7 @@
             <w:r/>
             <w:r>
               <w:rPr>
-                <w:rFonts w:ascii="Arial" w:hAnsi="Arial"/>
+                <w:rFonts w:ascii="Verdana" w:hAnsi="Verdana"/>
                 <w:b w:val="0"/>
                 <w:sz w:val="16"/>
               </w:rPr>
@@ -7378,7 +7500,7 @@
             <w:r/>
             <w:r>
               <w:rPr>
-                <w:rFonts w:ascii="Arial" w:hAnsi="Arial"/>
+                <w:rFonts w:ascii="Verdana" w:hAnsi="Verdana"/>
                 <w:b w:val="0"/>
                 <w:sz w:val="16"/>
               </w:rPr>
@@ -7394,7 +7516,7 @@
             <w:r/>
             <w:r>
               <w:rPr>
-                <w:rFonts w:ascii="Arial" w:hAnsi="Arial"/>
+                <w:rFonts w:ascii="Verdana" w:hAnsi="Verdana"/>
                 <w:b w:val="0"/>
                 <w:sz w:val="16"/>
               </w:rPr>
@@ -7410,7 +7532,7 @@
             <w:r/>
             <w:r>
               <w:rPr>
-                <w:rFonts w:ascii="Arial" w:hAnsi="Arial"/>
+                <w:rFonts w:ascii="Verdana" w:hAnsi="Verdana"/>
                 <w:b w:val="0"/>
                 <w:sz w:val="16"/>
               </w:rPr>
@@ -7426,7 +7548,7 @@
             <w:r/>
             <w:r>
               <w:rPr>
-                <w:rFonts w:ascii="Arial" w:hAnsi="Arial"/>
+                <w:rFonts w:ascii="Verdana" w:hAnsi="Verdana"/>
                 <w:b w:val="0"/>
                 <w:sz w:val="16"/>
               </w:rPr>
@@ -7442,7 +7564,7 @@
             <w:r/>
             <w:r>
               <w:rPr>
-                <w:rFonts w:ascii="Arial" w:hAnsi="Arial"/>
+                <w:rFonts w:ascii="Verdana" w:hAnsi="Verdana"/>
                 <w:b w:val="0"/>
                 <w:sz w:val="16"/>
               </w:rPr>
@@ -7458,7 +7580,7 @@
             <w:r/>
             <w:r>
               <w:rPr>
-                <w:rFonts w:ascii="Arial" w:hAnsi="Arial"/>
+                <w:rFonts w:ascii="Verdana" w:hAnsi="Verdana"/>
                 <w:b w:val="0"/>
                 <w:sz w:val="16"/>
               </w:rPr>
@@ -7474,7 +7596,7 @@
             <w:r/>
             <w:r>
               <w:rPr>
-                <w:rFonts w:ascii="Arial" w:hAnsi="Arial"/>
+                <w:rFonts w:ascii="Verdana" w:hAnsi="Verdana"/>
                 <w:b w:val="0"/>
                 <w:sz w:val="16"/>
               </w:rPr>
@@ -7483,15 +7605,18 @@
         </w:tc>
       </w:tr>
       <w:tr>
-        <w:tc>
-          <w:tcPr>
-            <w:tcW w:type="dxa" w:w="1514"/>
-          </w:tcPr>
-          <w:p>
-            <w:r/>
-            <w:r>
-              <w:rPr>
-                <w:rFonts w:ascii="Arial" w:hAnsi="Arial"/>
+        <w:trPr>
+          <w:cantSplit/>
+        </w:trPr>
+        <w:tc>
+          <w:tcPr>
+            <w:tcW w:type="dxa" w:w="1514"/>
+          </w:tcPr>
+          <w:p>
+            <w:r/>
+            <w:r>
+              <w:rPr>
+                <w:rFonts w:ascii="Verdana" w:hAnsi="Verdana"/>
                 <w:b w:val="0"/>
                 <w:sz w:val="16"/>
               </w:rPr>
@@ -7507,7 +7632,7 @@
             <w:r/>
             <w:r>
               <w:rPr>
-                <w:rFonts w:ascii="Arial" w:hAnsi="Arial"/>
+                <w:rFonts w:ascii="Verdana" w:hAnsi="Verdana"/>
                 <w:b w:val="0"/>
                 <w:sz w:val="16"/>
               </w:rPr>
@@ -7523,7 +7648,7 @@
             <w:r/>
             <w:r>
               <w:rPr>
-                <w:rFonts w:ascii="Arial" w:hAnsi="Arial"/>
+                <w:rFonts w:ascii="Verdana" w:hAnsi="Verdana"/>
                 <w:b w:val="0"/>
                 <w:sz w:val="16"/>
               </w:rPr>
@@ -7539,7 +7664,7 @@
             <w:r/>
             <w:r>
               <w:rPr>
-                <w:rFonts w:ascii="Arial" w:hAnsi="Arial"/>
+                <w:rFonts w:ascii="Verdana" w:hAnsi="Verdana"/>
                 <w:b w:val="0"/>
                 <w:sz w:val="16"/>
               </w:rPr>
@@ -7555,7 +7680,7 @@
             <w:r/>
             <w:r>
               <w:rPr>
-                <w:rFonts w:ascii="Arial" w:hAnsi="Arial"/>
+                <w:rFonts w:ascii="Verdana" w:hAnsi="Verdana"/>
                 <w:b w:val="0"/>
                 <w:sz w:val="16"/>
               </w:rPr>
@@ -7571,7 +7696,7 @@
             <w:r/>
             <w:r>
               <w:rPr>
-                <w:rFonts w:ascii="Arial" w:hAnsi="Arial"/>
+                <w:rFonts w:ascii="Verdana" w:hAnsi="Verdana"/>
                 <w:b w:val="0"/>
                 <w:sz w:val="16"/>
               </w:rPr>
@@ -7587,7 +7712,7 @@
             <w:r/>
             <w:r>
               <w:rPr>
-                <w:rFonts w:ascii="Arial" w:hAnsi="Arial"/>
+                <w:rFonts w:ascii="Verdana" w:hAnsi="Verdana"/>
                 <w:b w:val="0"/>
                 <w:sz w:val="16"/>
               </w:rPr>
@@ -7603,7 +7728,7 @@
             <w:r/>
             <w:r>
               <w:rPr>
-                <w:rFonts w:ascii="Arial" w:hAnsi="Arial"/>
+                <w:rFonts w:ascii="Verdana" w:hAnsi="Verdana"/>
                 <w:b w:val="0"/>
                 <w:sz w:val="16"/>
               </w:rPr>
@@ -7619,7 +7744,7 @@
             <w:r/>
             <w:r>
               <w:rPr>
-                <w:rFonts w:ascii="Arial" w:hAnsi="Arial"/>
+                <w:rFonts w:ascii="Verdana" w:hAnsi="Verdana"/>
                 <w:b w:val="0"/>
                 <w:sz w:val="16"/>
               </w:rPr>
@@ -7635,7 +7760,7 @@
             <w:r/>
             <w:r>
               <w:rPr>
-                <w:rFonts w:ascii="Arial" w:hAnsi="Arial"/>
+                <w:rFonts w:ascii="Verdana" w:hAnsi="Verdana"/>
                 <w:b w:val="0"/>
                 <w:sz w:val="16"/>
               </w:rPr>
@@ -7644,15 +7769,18 @@
         </w:tc>
       </w:tr>
       <w:tr>
-        <w:tc>
-          <w:tcPr>
-            <w:tcW w:type="dxa" w:w="1514"/>
-          </w:tcPr>
-          <w:p>
-            <w:r/>
-            <w:r>
-              <w:rPr>
-                <w:rFonts w:ascii="Arial" w:hAnsi="Arial"/>
+        <w:trPr>
+          <w:cantSplit/>
+        </w:trPr>
+        <w:tc>
+          <w:tcPr>
+            <w:tcW w:type="dxa" w:w="1514"/>
+          </w:tcPr>
+          <w:p>
+            <w:r/>
+            <w:r>
+              <w:rPr>
+                <w:rFonts w:ascii="Verdana" w:hAnsi="Verdana"/>
                 <w:b w:val="0"/>
                 <w:sz w:val="16"/>
               </w:rPr>
@@ -7668,7 +7796,7 @@
             <w:r/>
             <w:r>
               <w:rPr>
-                <w:rFonts w:ascii="Arial" w:hAnsi="Arial"/>
+                <w:rFonts w:ascii="Verdana" w:hAnsi="Verdana"/>
                 <w:b w:val="0"/>
                 <w:sz w:val="16"/>
               </w:rPr>
@@ -7684,7 +7812,7 @@
             <w:r/>
             <w:r>
               <w:rPr>
-                <w:rFonts w:ascii="Arial" w:hAnsi="Arial"/>
+                <w:rFonts w:ascii="Verdana" w:hAnsi="Verdana"/>
                 <w:b w:val="0"/>
                 <w:sz w:val="16"/>
               </w:rPr>
@@ -7700,7 +7828,7 @@
             <w:r/>
             <w:r>
               <w:rPr>
-                <w:rFonts w:ascii="Arial" w:hAnsi="Arial"/>
+                <w:rFonts w:ascii="Verdana" w:hAnsi="Verdana"/>
                 <w:b w:val="0"/>
                 <w:sz w:val="16"/>
               </w:rPr>
@@ -7716,7 +7844,7 @@
             <w:r/>
             <w:r>
               <w:rPr>
-                <w:rFonts w:ascii="Arial" w:hAnsi="Arial"/>
+                <w:rFonts w:ascii="Verdana" w:hAnsi="Verdana"/>
                 <w:b w:val="0"/>
                 <w:sz w:val="16"/>
               </w:rPr>
@@ -7732,7 +7860,7 @@
             <w:r/>
             <w:r>
               <w:rPr>
-                <w:rFonts w:ascii="Arial" w:hAnsi="Arial"/>
+                <w:rFonts w:ascii="Verdana" w:hAnsi="Verdana"/>
                 <w:b w:val="0"/>
                 <w:sz w:val="16"/>
               </w:rPr>
@@ -7748,7 +7876,7 @@
             <w:r/>
             <w:r>
               <w:rPr>
-                <w:rFonts w:ascii="Arial" w:hAnsi="Arial"/>
+                <w:rFonts w:ascii="Verdana" w:hAnsi="Verdana"/>
                 <w:b w:val="0"/>
                 <w:sz w:val="16"/>
               </w:rPr>
@@ -7764,7 +7892,7 @@
             <w:r/>
             <w:r>
               <w:rPr>
-                <w:rFonts w:ascii="Arial" w:hAnsi="Arial"/>
+                <w:rFonts w:ascii="Verdana" w:hAnsi="Verdana"/>
                 <w:b w:val="0"/>
                 <w:sz w:val="16"/>
               </w:rPr>
@@ -7780,7 +7908,7 @@
             <w:r/>
             <w:r>
               <w:rPr>
-                <w:rFonts w:ascii="Arial" w:hAnsi="Arial"/>
+                <w:rFonts w:ascii="Verdana" w:hAnsi="Verdana"/>
                 <w:b w:val="0"/>
                 <w:sz w:val="16"/>
               </w:rPr>
@@ -7796,7 +7924,7 @@
             <w:r/>
             <w:r>
               <w:rPr>
-                <w:rFonts w:ascii="Arial" w:hAnsi="Arial"/>
+                <w:rFonts w:ascii="Verdana" w:hAnsi="Verdana"/>
                 <w:b w:val="0"/>
                 <w:sz w:val="16"/>
               </w:rPr>
@@ -7805,15 +7933,18 @@
         </w:tc>
       </w:tr>
       <w:tr>
-        <w:tc>
-          <w:tcPr>
-            <w:tcW w:type="dxa" w:w="1514"/>
-          </w:tcPr>
-          <w:p>
-            <w:r/>
-            <w:r>
-              <w:rPr>
-                <w:rFonts w:ascii="Arial" w:hAnsi="Arial"/>
+        <w:trPr>
+          <w:cantSplit/>
+        </w:trPr>
+        <w:tc>
+          <w:tcPr>
+            <w:tcW w:type="dxa" w:w="1514"/>
+          </w:tcPr>
+          <w:p>
+            <w:r/>
+            <w:r>
+              <w:rPr>
+                <w:rFonts w:ascii="Verdana" w:hAnsi="Verdana"/>
                 <w:b w:val="0"/>
                 <w:sz w:val="16"/>
               </w:rPr>
@@ -7829,7 +7960,7 @@
             <w:r/>
             <w:r>
               <w:rPr>
-                <w:rFonts w:ascii="Arial" w:hAnsi="Arial"/>
+                <w:rFonts w:ascii="Verdana" w:hAnsi="Verdana"/>
                 <w:b w:val="0"/>
                 <w:sz w:val="16"/>
               </w:rPr>
@@ -7845,7 +7976,7 @@
             <w:r/>
             <w:r>
               <w:rPr>
-                <w:rFonts w:ascii="Arial" w:hAnsi="Arial"/>
+                <w:rFonts w:ascii="Verdana" w:hAnsi="Verdana"/>
                 <w:b w:val="0"/>
                 <w:sz w:val="16"/>
               </w:rPr>
@@ -7861,7 +7992,7 @@
             <w:r/>
             <w:r>
               <w:rPr>
-                <w:rFonts w:ascii="Arial" w:hAnsi="Arial"/>
+                <w:rFonts w:ascii="Verdana" w:hAnsi="Verdana"/>
                 <w:b w:val="0"/>
                 <w:sz w:val="16"/>
               </w:rPr>
@@ -7877,7 +8008,7 @@
             <w:r/>
             <w:r>
               <w:rPr>
-                <w:rFonts w:ascii="Arial" w:hAnsi="Arial"/>
+                <w:rFonts w:ascii="Verdana" w:hAnsi="Verdana"/>
                 <w:b w:val="0"/>
                 <w:sz w:val="16"/>
               </w:rPr>
@@ -7893,7 +8024,7 @@
             <w:r/>
             <w:r>
               <w:rPr>
-                <w:rFonts w:ascii="Arial" w:hAnsi="Arial"/>
+                <w:rFonts w:ascii="Verdana" w:hAnsi="Verdana"/>
                 <w:b w:val="0"/>
                 <w:sz w:val="16"/>
               </w:rPr>
@@ -7909,7 +8040,7 @@
             <w:r/>
             <w:r>
               <w:rPr>
-                <w:rFonts w:ascii="Arial" w:hAnsi="Arial"/>
+                <w:rFonts w:ascii="Verdana" w:hAnsi="Verdana"/>
                 <w:b w:val="0"/>
                 <w:sz w:val="16"/>
               </w:rPr>
@@ -7925,7 +8056,7 @@
             <w:r/>
             <w:r>
               <w:rPr>
-                <w:rFonts w:ascii="Arial" w:hAnsi="Arial"/>
+                <w:rFonts w:ascii="Verdana" w:hAnsi="Verdana"/>
                 <w:b w:val="0"/>
                 <w:sz w:val="16"/>
               </w:rPr>
@@ -7941,7 +8072,7 @@
             <w:r/>
             <w:r>
               <w:rPr>
-                <w:rFonts w:ascii="Arial" w:hAnsi="Arial"/>
+                <w:rFonts w:ascii="Verdana" w:hAnsi="Verdana"/>
                 <w:b w:val="0"/>
                 <w:sz w:val="16"/>
               </w:rPr>
@@ -7957,7 +8088,7 @@
             <w:r/>
             <w:r>
               <w:rPr>
-                <w:rFonts w:ascii="Arial" w:hAnsi="Arial"/>
+                <w:rFonts w:ascii="Verdana" w:hAnsi="Verdana"/>
                 <w:b w:val="0"/>
                 <w:sz w:val="16"/>
               </w:rPr>
@@ -7966,15 +8097,18 @@
         </w:tc>
       </w:tr>
       <w:tr>
-        <w:tc>
-          <w:tcPr>
-            <w:tcW w:type="dxa" w:w="1514"/>
-          </w:tcPr>
-          <w:p>
-            <w:r/>
-            <w:r>
-              <w:rPr>
-                <w:rFonts w:ascii="Arial" w:hAnsi="Arial"/>
+        <w:trPr>
+          <w:cantSplit/>
+        </w:trPr>
+        <w:tc>
+          <w:tcPr>
+            <w:tcW w:type="dxa" w:w="1514"/>
+          </w:tcPr>
+          <w:p>
+            <w:r/>
+            <w:r>
+              <w:rPr>
+                <w:rFonts w:ascii="Verdana" w:hAnsi="Verdana"/>
                 <w:b w:val="0"/>
                 <w:sz w:val="16"/>
               </w:rPr>
@@ -7990,7 +8124,7 @@
             <w:r/>
             <w:r>
               <w:rPr>
-                <w:rFonts w:ascii="Arial" w:hAnsi="Arial"/>
+                <w:rFonts w:ascii="Verdana" w:hAnsi="Verdana"/>
                 <w:b w:val="0"/>
                 <w:sz w:val="16"/>
               </w:rPr>
@@ -8006,7 +8140,7 @@
             <w:r/>
             <w:r>
               <w:rPr>
-                <w:rFonts w:ascii="Arial" w:hAnsi="Arial"/>
+                <w:rFonts w:ascii="Verdana" w:hAnsi="Verdana"/>
                 <w:b w:val="0"/>
                 <w:sz w:val="16"/>
               </w:rPr>
@@ -8022,7 +8156,7 @@
             <w:r/>
             <w:r>
               <w:rPr>
-                <w:rFonts w:ascii="Arial" w:hAnsi="Arial"/>
+                <w:rFonts w:ascii="Verdana" w:hAnsi="Verdana"/>
                 <w:b w:val="0"/>
                 <w:sz w:val="16"/>
               </w:rPr>
@@ -8038,7 +8172,7 @@
             <w:r/>
             <w:r>
               <w:rPr>
-                <w:rFonts w:ascii="Arial" w:hAnsi="Arial"/>
+                <w:rFonts w:ascii="Verdana" w:hAnsi="Verdana"/>
                 <w:b w:val="0"/>
                 <w:sz w:val="16"/>
               </w:rPr>
@@ -8054,7 +8188,7 @@
             <w:r/>
             <w:r>
               <w:rPr>
-                <w:rFonts w:ascii="Arial" w:hAnsi="Arial"/>
+                <w:rFonts w:ascii="Verdana" w:hAnsi="Verdana"/>
                 <w:b w:val="0"/>
                 <w:sz w:val="16"/>
               </w:rPr>
@@ -8070,7 +8204,7 @@
             <w:r/>
             <w:r>
               <w:rPr>
-                <w:rFonts w:ascii="Arial" w:hAnsi="Arial"/>
+                <w:rFonts w:ascii="Verdana" w:hAnsi="Verdana"/>
                 <w:b w:val="0"/>
                 <w:sz w:val="16"/>
               </w:rPr>
@@ -8086,7 +8220,7 @@
             <w:r/>
             <w:r>
               <w:rPr>
-                <w:rFonts w:ascii="Arial" w:hAnsi="Arial"/>
+                <w:rFonts w:ascii="Verdana" w:hAnsi="Verdana"/>
                 <w:b w:val="0"/>
                 <w:sz w:val="16"/>
               </w:rPr>
@@ -8102,7 +8236,7 @@
             <w:r/>
             <w:r>
               <w:rPr>
-                <w:rFonts w:ascii="Arial" w:hAnsi="Arial"/>
+                <w:rFonts w:ascii="Verdana" w:hAnsi="Verdana"/>
                 <w:b w:val="0"/>
                 <w:sz w:val="16"/>
               </w:rPr>
@@ -8118,7 +8252,7 @@
             <w:r/>
             <w:r>
               <w:rPr>
-                <w:rFonts w:ascii="Arial" w:hAnsi="Arial"/>
+                <w:rFonts w:ascii="Verdana" w:hAnsi="Verdana"/>
                 <w:b w:val="0"/>
                 <w:sz w:val="16"/>
               </w:rPr>
@@ -8127,15 +8261,18 @@
         </w:tc>
       </w:tr>
       <w:tr>
-        <w:tc>
-          <w:tcPr>
-            <w:tcW w:type="dxa" w:w="1514"/>
-          </w:tcPr>
-          <w:p>
-            <w:r/>
-            <w:r>
-              <w:rPr>
-                <w:rFonts w:ascii="Arial" w:hAnsi="Arial"/>
+        <w:trPr>
+          <w:cantSplit/>
+        </w:trPr>
+        <w:tc>
+          <w:tcPr>
+            <w:tcW w:type="dxa" w:w="1514"/>
+          </w:tcPr>
+          <w:p>
+            <w:r/>
+            <w:r>
+              <w:rPr>
+                <w:rFonts w:ascii="Verdana" w:hAnsi="Verdana"/>
                 <w:b w:val="0"/>
                 <w:sz w:val="16"/>
               </w:rPr>
@@ -8151,7 +8288,7 @@
             <w:r/>
             <w:r>
               <w:rPr>
-                <w:rFonts w:ascii="Arial" w:hAnsi="Arial"/>
+                <w:rFonts w:ascii="Verdana" w:hAnsi="Verdana"/>
                 <w:b w:val="0"/>
                 <w:sz w:val="16"/>
               </w:rPr>
@@ -8167,7 +8304,7 @@
             <w:r/>
             <w:r>
               <w:rPr>
-                <w:rFonts w:ascii="Arial" w:hAnsi="Arial"/>
+                <w:rFonts w:ascii="Verdana" w:hAnsi="Verdana"/>
                 <w:b w:val="0"/>
                 <w:sz w:val="16"/>
               </w:rPr>
@@ -8183,7 +8320,7 @@
             <w:r/>
             <w:r>
               <w:rPr>
-                <w:rFonts w:ascii="Arial" w:hAnsi="Arial"/>
+                <w:rFonts w:ascii="Verdana" w:hAnsi="Verdana"/>
                 <w:b w:val="0"/>
                 <w:sz w:val="16"/>
               </w:rPr>
@@ -8199,7 +8336,7 @@
             <w:r/>
             <w:r>
               <w:rPr>
-                <w:rFonts w:ascii="Arial" w:hAnsi="Arial"/>
+                <w:rFonts w:ascii="Verdana" w:hAnsi="Verdana"/>
                 <w:b w:val="0"/>
                 <w:sz w:val="16"/>
               </w:rPr>
@@ -8215,7 +8352,7 @@
             <w:r/>
             <w:r>
               <w:rPr>
-                <w:rFonts w:ascii="Arial" w:hAnsi="Arial"/>
+                <w:rFonts w:ascii="Verdana" w:hAnsi="Verdana"/>
                 <w:b w:val="0"/>
                 <w:sz w:val="16"/>
               </w:rPr>
@@ -8231,7 +8368,7 @@
             <w:r/>
             <w:r>
               <w:rPr>
-                <w:rFonts w:ascii="Arial" w:hAnsi="Arial"/>
+                <w:rFonts w:ascii="Verdana" w:hAnsi="Verdana"/>
                 <w:b w:val="0"/>
                 <w:sz w:val="16"/>
               </w:rPr>
@@ -8247,7 +8384,7 @@
             <w:r/>
             <w:r>
               <w:rPr>
-                <w:rFonts w:ascii="Arial" w:hAnsi="Arial"/>
+                <w:rFonts w:ascii="Verdana" w:hAnsi="Verdana"/>
                 <w:b w:val="0"/>
                 <w:sz w:val="16"/>
               </w:rPr>
@@ -8263,7 +8400,7 @@
             <w:r/>
             <w:r>
               <w:rPr>
-                <w:rFonts w:ascii="Arial" w:hAnsi="Arial"/>
+                <w:rFonts w:ascii="Verdana" w:hAnsi="Verdana"/>
                 <w:b w:val="0"/>
                 <w:sz w:val="16"/>
               </w:rPr>
@@ -8279,7 +8416,7 @@
             <w:r/>
             <w:r>
               <w:rPr>
-                <w:rFonts w:ascii="Arial" w:hAnsi="Arial"/>
+                <w:rFonts w:ascii="Verdana" w:hAnsi="Verdana"/>
                 <w:b w:val="0"/>
                 <w:sz w:val="16"/>
               </w:rPr>
@@ -8288,15 +8425,18 @@
         </w:tc>
       </w:tr>
       <w:tr>
-        <w:tc>
-          <w:tcPr>
-            <w:tcW w:type="dxa" w:w="1514"/>
-          </w:tcPr>
-          <w:p>
-            <w:r/>
-            <w:r>
-              <w:rPr>
-                <w:rFonts w:ascii="Arial" w:hAnsi="Arial"/>
+        <w:trPr>
+          <w:cantSplit/>
+        </w:trPr>
+        <w:tc>
+          <w:tcPr>
+            <w:tcW w:type="dxa" w:w="1514"/>
+          </w:tcPr>
+          <w:p>
+            <w:r/>
+            <w:r>
+              <w:rPr>
+                <w:rFonts w:ascii="Verdana" w:hAnsi="Verdana"/>
                 <w:b w:val="0"/>
                 <w:sz w:val="16"/>
               </w:rPr>
@@ -8312,7 +8452,7 @@
             <w:r/>
             <w:r>
               <w:rPr>
-                <w:rFonts w:ascii="Arial" w:hAnsi="Arial"/>
+                <w:rFonts w:ascii="Verdana" w:hAnsi="Verdana"/>
                 <w:b w:val="0"/>
                 <w:sz w:val="16"/>
               </w:rPr>
@@ -8328,7 +8468,7 @@
             <w:r/>
             <w:r>
               <w:rPr>
-                <w:rFonts w:ascii="Arial" w:hAnsi="Arial"/>
+                <w:rFonts w:ascii="Verdana" w:hAnsi="Verdana"/>
                 <w:b w:val="0"/>
                 <w:sz w:val="16"/>
               </w:rPr>
@@ -8344,7 +8484,7 @@
             <w:r/>
             <w:r>
               <w:rPr>
-                <w:rFonts w:ascii="Arial" w:hAnsi="Arial"/>
+                <w:rFonts w:ascii="Verdana" w:hAnsi="Verdana"/>
                 <w:b w:val="0"/>
                 <w:sz w:val="16"/>
               </w:rPr>
@@ -8360,7 +8500,7 @@
             <w:r/>
             <w:r>
               <w:rPr>
-                <w:rFonts w:ascii="Arial" w:hAnsi="Arial"/>
+                <w:rFonts w:ascii="Verdana" w:hAnsi="Verdana"/>
                 <w:b w:val="0"/>
                 <w:sz w:val="16"/>
               </w:rPr>
@@ -8376,7 +8516,7 @@
             <w:r/>
             <w:r>
               <w:rPr>
-                <w:rFonts w:ascii="Arial" w:hAnsi="Arial"/>
+                <w:rFonts w:ascii="Verdana" w:hAnsi="Verdana"/>
                 <w:b w:val="0"/>
                 <w:sz w:val="16"/>
               </w:rPr>
@@ -8392,7 +8532,7 @@
             <w:r/>
             <w:r>
               <w:rPr>
-                <w:rFonts w:ascii="Arial" w:hAnsi="Arial"/>
+                <w:rFonts w:ascii="Verdana" w:hAnsi="Verdana"/>
                 <w:b w:val="0"/>
                 <w:sz w:val="16"/>
               </w:rPr>
@@ -8408,7 +8548,7 @@
             <w:r/>
             <w:r>
               <w:rPr>
-                <w:rFonts w:ascii="Arial" w:hAnsi="Arial"/>
+                <w:rFonts w:ascii="Verdana" w:hAnsi="Verdana"/>
                 <w:b w:val="0"/>
                 <w:sz w:val="16"/>
               </w:rPr>
@@ -8424,7 +8564,7 @@
             <w:r/>
             <w:r>
               <w:rPr>
-                <w:rFonts w:ascii="Arial" w:hAnsi="Arial"/>
+                <w:rFonts w:ascii="Verdana" w:hAnsi="Verdana"/>
                 <w:b w:val="0"/>
                 <w:sz w:val="16"/>
               </w:rPr>
@@ -8440,7 +8580,7 @@
             <w:r/>
             <w:r>
               <w:rPr>
-                <w:rFonts w:ascii="Arial" w:hAnsi="Arial"/>
+                <w:rFonts w:ascii="Verdana" w:hAnsi="Verdana"/>
                 <w:b w:val="0"/>
                 <w:sz w:val="16"/>
               </w:rPr>
@@ -8449,15 +8589,18 @@
         </w:tc>
       </w:tr>
       <w:tr>
-        <w:tc>
-          <w:tcPr>
-            <w:tcW w:type="dxa" w:w="1514"/>
-          </w:tcPr>
-          <w:p>
-            <w:r/>
-            <w:r>
-              <w:rPr>
-                <w:rFonts w:ascii="Arial" w:hAnsi="Arial"/>
+        <w:trPr>
+          <w:cantSplit/>
+        </w:trPr>
+        <w:tc>
+          <w:tcPr>
+            <w:tcW w:type="dxa" w:w="1514"/>
+          </w:tcPr>
+          <w:p>
+            <w:r/>
+            <w:r>
+              <w:rPr>
+                <w:rFonts w:ascii="Verdana" w:hAnsi="Verdana"/>
                 <w:b w:val="0"/>
                 <w:sz w:val="16"/>
               </w:rPr>
@@ -8473,7 +8616,7 @@
             <w:r/>
             <w:r>
               <w:rPr>
-                <w:rFonts w:ascii="Arial" w:hAnsi="Arial"/>
+                <w:rFonts w:ascii="Verdana" w:hAnsi="Verdana"/>
                 <w:b w:val="0"/>
                 <w:sz w:val="16"/>
               </w:rPr>
@@ -8489,7 +8632,7 @@
             <w:r/>
             <w:r>
               <w:rPr>
-                <w:rFonts w:ascii="Arial" w:hAnsi="Arial"/>
+                <w:rFonts w:ascii="Verdana" w:hAnsi="Verdana"/>
                 <w:b w:val="0"/>
                 <w:sz w:val="16"/>
               </w:rPr>
@@ -8505,7 +8648,7 @@
             <w:r/>
             <w:r>
               <w:rPr>
-                <w:rFonts w:ascii="Arial" w:hAnsi="Arial"/>
+                <w:rFonts w:ascii="Verdana" w:hAnsi="Verdana"/>
                 <w:b w:val="0"/>
                 <w:sz w:val="16"/>
               </w:rPr>
@@ -8521,7 +8664,7 @@
             <w:r/>
             <w:r>
               <w:rPr>
-                <w:rFonts w:ascii="Arial" w:hAnsi="Arial"/>
+                <w:rFonts w:ascii="Verdana" w:hAnsi="Verdana"/>
                 <w:b w:val="0"/>
                 <w:sz w:val="16"/>
               </w:rPr>
@@ -8537,7 +8680,7 @@
             <w:r/>
             <w:r>
               <w:rPr>
-                <w:rFonts w:ascii="Arial" w:hAnsi="Arial"/>
+                <w:rFonts w:ascii="Verdana" w:hAnsi="Verdana"/>
                 <w:b w:val="0"/>
                 <w:sz w:val="16"/>
               </w:rPr>
@@ -8553,7 +8696,7 @@
             <w:r/>
             <w:r>
               <w:rPr>
-                <w:rFonts w:ascii="Arial" w:hAnsi="Arial"/>
+                <w:rFonts w:ascii="Verdana" w:hAnsi="Verdana"/>
                 <w:b w:val="0"/>
                 <w:sz w:val="16"/>
               </w:rPr>
@@ -8569,7 +8712,7 @@
             <w:r/>
             <w:r>
               <w:rPr>
-                <w:rFonts w:ascii="Arial" w:hAnsi="Arial"/>
+                <w:rFonts w:ascii="Verdana" w:hAnsi="Verdana"/>
                 <w:b w:val="0"/>
                 <w:sz w:val="16"/>
               </w:rPr>
@@ -8585,7 +8728,7 @@
             <w:r/>
             <w:r>
               <w:rPr>
-                <w:rFonts w:ascii="Arial" w:hAnsi="Arial"/>
+                <w:rFonts w:ascii="Verdana" w:hAnsi="Verdana"/>
                 <w:b w:val="0"/>
                 <w:sz w:val="16"/>
               </w:rPr>
@@ -8601,7 +8744,7 @@
             <w:r/>
             <w:r>
               <w:rPr>
-                <w:rFonts w:ascii="Arial" w:hAnsi="Arial"/>
+                <w:rFonts w:ascii="Verdana" w:hAnsi="Verdana"/>
                 <w:b w:val="0"/>
                 <w:sz w:val="16"/>
               </w:rPr>
@@ -8610,15 +8753,18 @@
         </w:tc>
       </w:tr>
       <w:tr>
-        <w:tc>
-          <w:tcPr>
-            <w:tcW w:type="dxa" w:w="1514"/>
-          </w:tcPr>
-          <w:p>
-            <w:r/>
-            <w:r>
-              <w:rPr>
-                <w:rFonts w:ascii="Arial" w:hAnsi="Arial"/>
+        <w:trPr>
+          <w:cantSplit/>
+        </w:trPr>
+        <w:tc>
+          <w:tcPr>
+            <w:tcW w:type="dxa" w:w="1514"/>
+          </w:tcPr>
+          <w:p>
+            <w:r/>
+            <w:r>
+              <w:rPr>
+                <w:rFonts w:ascii="Verdana" w:hAnsi="Verdana"/>
                 <w:b w:val="0"/>
                 <w:sz w:val="16"/>
               </w:rPr>
@@ -8634,7 +8780,7 @@
             <w:r/>
             <w:r>
               <w:rPr>
-                <w:rFonts w:ascii="Arial" w:hAnsi="Arial"/>
+                <w:rFonts w:ascii="Verdana" w:hAnsi="Verdana"/>
                 <w:b w:val="0"/>
                 <w:sz w:val="16"/>
               </w:rPr>
@@ -8650,7 +8796,7 @@
             <w:r/>
             <w:r>
               <w:rPr>
-                <w:rFonts w:ascii="Arial" w:hAnsi="Arial"/>
+                <w:rFonts w:ascii="Verdana" w:hAnsi="Verdana"/>
                 <w:b w:val="0"/>
                 <w:sz w:val="16"/>
               </w:rPr>
@@ -8666,7 +8812,7 @@
             <w:r/>
             <w:r>
               <w:rPr>
-                <w:rFonts w:ascii="Arial" w:hAnsi="Arial"/>
+                <w:rFonts w:ascii="Verdana" w:hAnsi="Verdana"/>
                 <w:b w:val="0"/>
                 <w:sz w:val="16"/>
               </w:rPr>
@@ -8682,7 +8828,7 @@
             <w:r/>
             <w:r>
               <w:rPr>
-                <w:rFonts w:ascii="Arial" w:hAnsi="Arial"/>
+                <w:rFonts w:ascii="Verdana" w:hAnsi="Verdana"/>
                 <w:b w:val="0"/>
                 <w:sz w:val="16"/>
               </w:rPr>
@@ -8698,7 +8844,7 @@
             <w:r/>
             <w:r>
               <w:rPr>
-                <w:rFonts w:ascii="Arial" w:hAnsi="Arial"/>
+                <w:rFonts w:ascii="Verdana" w:hAnsi="Verdana"/>
                 <w:b w:val="0"/>
                 <w:sz w:val="16"/>
               </w:rPr>
@@ -8714,7 +8860,7 @@
             <w:r/>
             <w:r>
               <w:rPr>
-                <w:rFonts w:ascii="Arial" w:hAnsi="Arial"/>
+                <w:rFonts w:ascii="Verdana" w:hAnsi="Verdana"/>
                 <w:b w:val="0"/>
                 <w:sz w:val="16"/>
               </w:rPr>
@@ -8730,7 +8876,7 @@
             <w:r/>
             <w:r>
               <w:rPr>
-                <w:rFonts w:ascii="Arial" w:hAnsi="Arial"/>
+                <w:rFonts w:ascii="Verdana" w:hAnsi="Verdana"/>
                 <w:b w:val="0"/>
                 <w:sz w:val="16"/>
               </w:rPr>
@@ -8746,7 +8892,7 @@
             <w:r/>
             <w:r>
               <w:rPr>
-                <w:rFonts w:ascii="Arial" w:hAnsi="Arial"/>
+                <w:rFonts w:ascii="Verdana" w:hAnsi="Verdana"/>
                 <w:b w:val="0"/>
                 <w:sz w:val="16"/>
               </w:rPr>
@@ -8762,7 +8908,7 @@
             <w:r/>
             <w:r>
               <w:rPr>
-                <w:rFonts w:ascii="Arial" w:hAnsi="Arial"/>
+                <w:rFonts w:ascii="Verdana" w:hAnsi="Verdana"/>
                 <w:b w:val="0"/>
                 <w:sz w:val="16"/>
               </w:rPr>
@@ -8771,15 +8917,18 @@
         </w:tc>
       </w:tr>
       <w:tr>
-        <w:tc>
-          <w:tcPr>
-            <w:tcW w:type="dxa" w:w="1514"/>
-          </w:tcPr>
-          <w:p>
-            <w:r/>
-            <w:r>
-              <w:rPr>
-                <w:rFonts w:ascii="Arial" w:hAnsi="Arial"/>
+        <w:trPr>
+          <w:cantSplit/>
+        </w:trPr>
+        <w:tc>
+          <w:tcPr>
+            <w:tcW w:type="dxa" w:w="1514"/>
+          </w:tcPr>
+          <w:p>
+            <w:r/>
+            <w:r>
+              <w:rPr>
+                <w:rFonts w:ascii="Verdana" w:hAnsi="Verdana"/>
                 <w:b w:val="0"/>
                 <w:sz w:val="16"/>
               </w:rPr>
@@ -8795,7 +8944,7 @@
             <w:r/>
             <w:r>
               <w:rPr>
-                <w:rFonts w:ascii="Arial" w:hAnsi="Arial"/>
+                <w:rFonts w:ascii="Verdana" w:hAnsi="Verdana"/>
                 <w:b w:val="0"/>
                 <w:sz w:val="16"/>
               </w:rPr>
@@ -8811,7 +8960,7 @@
             <w:r/>
             <w:r>
               <w:rPr>
-                <w:rFonts w:ascii="Arial" w:hAnsi="Arial"/>
+                <w:rFonts w:ascii="Verdana" w:hAnsi="Verdana"/>
                 <w:b w:val="0"/>
                 <w:sz w:val="16"/>
               </w:rPr>
@@ -8827,7 +8976,7 @@
             <w:r/>
             <w:r>
               <w:rPr>
-                <w:rFonts w:ascii="Arial" w:hAnsi="Arial"/>
+                <w:rFonts w:ascii="Verdana" w:hAnsi="Verdana"/>
                 <w:b w:val="0"/>
                 <w:sz w:val="16"/>
               </w:rPr>
@@ -8843,7 +8992,7 @@
             <w:r/>
             <w:r>
               <w:rPr>
-                <w:rFonts w:ascii="Arial" w:hAnsi="Arial"/>
+                <w:rFonts w:ascii="Verdana" w:hAnsi="Verdana"/>
                 <w:b w:val="0"/>
                 <w:sz w:val="16"/>
               </w:rPr>
@@ -8859,7 +9008,7 @@
             <w:r/>
             <w:r>
               <w:rPr>
-                <w:rFonts w:ascii="Arial" w:hAnsi="Arial"/>
+                <w:rFonts w:ascii="Verdana" w:hAnsi="Verdana"/>
                 <w:b w:val="0"/>
                 <w:sz w:val="16"/>
               </w:rPr>
@@ -8875,7 +9024,7 @@
             <w:r/>
             <w:r>
               <w:rPr>
-                <w:rFonts w:ascii="Arial" w:hAnsi="Arial"/>
+                <w:rFonts w:ascii="Verdana" w:hAnsi="Verdana"/>
                 <w:b w:val="0"/>
                 <w:sz w:val="16"/>
               </w:rPr>
@@ -8891,7 +9040,7 @@
             <w:r/>
             <w:r>
               <w:rPr>
-                <w:rFonts w:ascii="Arial" w:hAnsi="Arial"/>
+                <w:rFonts w:ascii="Verdana" w:hAnsi="Verdana"/>
                 <w:b w:val="0"/>
                 <w:sz w:val="16"/>
               </w:rPr>
@@ -8907,7 +9056,7 @@
             <w:r/>
             <w:r>
               <w:rPr>
-                <w:rFonts w:ascii="Arial" w:hAnsi="Arial"/>
+                <w:rFonts w:ascii="Verdana" w:hAnsi="Verdana"/>
                 <w:b w:val="0"/>
                 <w:sz w:val="16"/>
               </w:rPr>
@@ -8923,7 +9072,7 @@
             <w:r/>
             <w:r>
               <w:rPr>
-                <w:rFonts w:ascii="Arial" w:hAnsi="Arial"/>
+                <w:rFonts w:ascii="Verdana" w:hAnsi="Verdana"/>
                 <w:b w:val="0"/>
                 <w:sz w:val="16"/>
               </w:rPr>
@@ -8932,15 +9081,18 @@
         </w:tc>
       </w:tr>
       <w:tr>
-        <w:tc>
-          <w:tcPr>
-            <w:tcW w:type="dxa" w:w="1514"/>
-          </w:tcPr>
-          <w:p>
-            <w:r/>
-            <w:r>
-              <w:rPr>
-                <w:rFonts w:ascii="Arial" w:hAnsi="Arial"/>
+        <w:trPr>
+          <w:cantSplit/>
+        </w:trPr>
+        <w:tc>
+          <w:tcPr>
+            <w:tcW w:type="dxa" w:w="1514"/>
+          </w:tcPr>
+          <w:p>
+            <w:r/>
+            <w:r>
+              <w:rPr>
+                <w:rFonts w:ascii="Verdana" w:hAnsi="Verdana"/>
                 <w:b w:val="0"/>
                 <w:sz w:val="16"/>
               </w:rPr>
@@ -8956,7 +9108,7 @@
             <w:r/>
             <w:r>
               <w:rPr>
-                <w:rFonts w:ascii="Arial" w:hAnsi="Arial"/>
+                <w:rFonts w:ascii="Verdana" w:hAnsi="Verdana"/>
                 <w:b w:val="0"/>
                 <w:sz w:val="16"/>
               </w:rPr>
@@ -8972,7 +9124,7 @@
             <w:r/>
             <w:r>
               <w:rPr>
-                <w:rFonts w:ascii="Arial" w:hAnsi="Arial"/>
+                <w:rFonts w:ascii="Verdana" w:hAnsi="Verdana"/>
                 <w:b w:val="0"/>
                 <w:sz w:val="16"/>
               </w:rPr>
@@ -8988,7 +9140,7 @@
             <w:r/>
             <w:r>
               <w:rPr>
-                <w:rFonts w:ascii="Arial" w:hAnsi="Arial"/>
+                <w:rFonts w:ascii="Verdana" w:hAnsi="Verdana"/>
                 <w:b w:val="0"/>
                 <w:sz w:val="16"/>
               </w:rPr>
@@ -9004,7 +9156,7 @@
             <w:r/>
             <w:r>
               <w:rPr>
-                <w:rFonts w:ascii="Arial" w:hAnsi="Arial"/>
+                <w:rFonts w:ascii="Verdana" w:hAnsi="Verdana"/>
                 <w:b w:val="0"/>
                 <w:sz w:val="16"/>
               </w:rPr>
@@ -9020,7 +9172,7 @@
             <w:r/>
             <w:r>
               <w:rPr>
-                <w:rFonts w:ascii="Arial" w:hAnsi="Arial"/>
+                <w:rFonts w:ascii="Verdana" w:hAnsi="Verdana"/>
                 <w:b w:val="0"/>
                 <w:sz w:val="16"/>
               </w:rPr>
@@ -9036,7 +9188,7 @@
             <w:r/>
             <w:r>
               <w:rPr>
-                <w:rFonts w:ascii="Arial" w:hAnsi="Arial"/>
+                <w:rFonts w:ascii="Verdana" w:hAnsi="Verdana"/>
                 <w:b w:val="0"/>
                 <w:sz w:val="16"/>
               </w:rPr>
@@ -9052,7 +9204,7 @@
             <w:r/>
             <w:r>
               <w:rPr>
-                <w:rFonts w:ascii="Arial" w:hAnsi="Arial"/>
+                <w:rFonts w:ascii="Verdana" w:hAnsi="Verdana"/>
                 <w:b w:val="0"/>
                 <w:sz w:val="16"/>
               </w:rPr>
@@ -9068,7 +9220,7 @@
             <w:r/>
             <w:r>
               <w:rPr>
-                <w:rFonts w:ascii="Arial" w:hAnsi="Arial"/>
+                <w:rFonts w:ascii="Verdana" w:hAnsi="Verdana"/>
                 <w:b w:val="0"/>
                 <w:sz w:val="16"/>
               </w:rPr>
@@ -9084,7 +9236,7 @@
             <w:r/>
             <w:r>
               <w:rPr>
-                <w:rFonts w:ascii="Arial" w:hAnsi="Arial"/>
+                <w:rFonts w:ascii="Verdana" w:hAnsi="Verdana"/>
                 <w:b w:val="0"/>
                 <w:sz w:val="16"/>
               </w:rPr>
@@ -9093,15 +9245,18 @@
         </w:tc>
       </w:tr>
       <w:tr>
-        <w:tc>
-          <w:tcPr>
-            <w:tcW w:type="dxa" w:w="1514"/>
-          </w:tcPr>
-          <w:p>
-            <w:r/>
-            <w:r>
-              <w:rPr>
-                <w:rFonts w:ascii="Arial" w:hAnsi="Arial"/>
+        <w:trPr>
+          <w:cantSplit/>
+        </w:trPr>
+        <w:tc>
+          <w:tcPr>
+            <w:tcW w:type="dxa" w:w="1514"/>
+          </w:tcPr>
+          <w:p>
+            <w:r/>
+            <w:r>
+              <w:rPr>
+                <w:rFonts w:ascii="Verdana" w:hAnsi="Verdana"/>
                 <w:b w:val="0"/>
                 <w:sz w:val="16"/>
               </w:rPr>
@@ -9117,7 +9272,7 @@
             <w:r/>
             <w:r>
               <w:rPr>
-                <w:rFonts w:ascii="Arial" w:hAnsi="Arial"/>
+                <w:rFonts w:ascii="Verdana" w:hAnsi="Verdana"/>
                 <w:b w:val="0"/>
                 <w:sz w:val="16"/>
               </w:rPr>
@@ -9133,7 +9288,7 @@
             <w:r/>
             <w:r>
               <w:rPr>
-                <w:rFonts w:ascii="Arial" w:hAnsi="Arial"/>
+                <w:rFonts w:ascii="Verdana" w:hAnsi="Verdana"/>
                 <w:b w:val="0"/>
                 <w:sz w:val="16"/>
               </w:rPr>
@@ -9149,7 +9304,7 @@
             <w:r/>
             <w:r>
               <w:rPr>
-                <w:rFonts w:ascii="Arial" w:hAnsi="Arial"/>
+                <w:rFonts w:ascii="Verdana" w:hAnsi="Verdana"/>
                 <w:b w:val="0"/>
                 <w:sz w:val="16"/>
               </w:rPr>
@@ -9165,7 +9320,7 @@
             <w:r/>
             <w:r>
               <w:rPr>
-                <w:rFonts w:ascii="Arial" w:hAnsi="Arial"/>
+                <w:rFonts w:ascii="Verdana" w:hAnsi="Verdana"/>
                 <w:b w:val="0"/>
                 <w:sz w:val="16"/>
               </w:rPr>
@@ -9181,7 +9336,7 @@
             <w:r/>
             <w:r>
               <w:rPr>
-                <w:rFonts w:ascii="Arial" w:hAnsi="Arial"/>
+                <w:rFonts w:ascii="Verdana" w:hAnsi="Verdana"/>
                 <w:b w:val="0"/>
                 <w:sz w:val="16"/>
               </w:rPr>
@@ -9197,7 +9352,7 @@
             <w:r/>
             <w:r>
               <w:rPr>
-                <w:rFonts w:ascii="Arial" w:hAnsi="Arial"/>
+                <w:rFonts w:ascii="Verdana" w:hAnsi="Verdana"/>
                 <w:b w:val="0"/>
                 <w:sz w:val="16"/>
               </w:rPr>
@@ -9213,7 +9368,7 @@
             <w:r/>
             <w:r>
               <w:rPr>
-                <w:rFonts w:ascii="Arial" w:hAnsi="Arial"/>
+                <w:rFonts w:ascii="Verdana" w:hAnsi="Verdana"/>
                 <w:b w:val="0"/>
                 <w:sz w:val="16"/>
               </w:rPr>
@@ -9229,7 +9384,7 @@
             <w:r/>
             <w:r>
               <w:rPr>
-                <w:rFonts w:ascii="Arial" w:hAnsi="Arial"/>
+                <w:rFonts w:ascii="Verdana" w:hAnsi="Verdana"/>
                 <w:b w:val="0"/>
                 <w:sz w:val="16"/>
               </w:rPr>
@@ -9245,7 +9400,7 @@
             <w:r/>
             <w:r>
               <w:rPr>
-                <w:rFonts w:ascii="Arial" w:hAnsi="Arial"/>
+                <w:rFonts w:ascii="Verdana" w:hAnsi="Verdana"/>
                 <w:b w:val="0"/>
                 <w:sz w:val="16"/>
               </w:rPr>
@@ -9254,15 +9409,18 @@
         </w:tc>
       </w:tr>
       <w:tr>
-        <w:tc>
-          <w:tcPr>
-            <w:tcW w:type="dxa" w:w="1514"/>
-          </w:tcPr>
-          <w:p>
-            <w:r/>
-            <w:r>
-              <w:rPr>
-                <w:rFonts w:ascii="Arial" w:hAnsi="Arial"/>
+        <w:trPr>
+          <w:cantSplit/>
+        </w:trPr>
+        <w:tc>
+          <w:tcPr>
+            <w:tcW w:type="dxa" w:w="1514"/>
+          </w:tcPr>
+          <w:p>
+            <w:r/>
+            <w:r>
+              <w:rPr>
+                <w:rFonts w:ascii="Verdana" w:hAnsi="Verdana"/>
                 <w:b w:val="0"/>
                 <w:sz w:val="16"/>
               </w:rPr>
@@ -9278,7 +9436,7 @@
             <w:r/>
             <w:r>
               <w:rPr>
-                <w:rFonts w:ascii="Arial" w:hAnsi="Arial"/>
+                <w:rFonts w:ascii="Verdana" w:hAnsi="Verdana"/>
                 <w:b w:val="0"/>
                 <w:sz w:val="16"/>
               </w:rPr>
@@ -9294,7 +9452,7 @@
             <w:r/>
             <w:r>
               <w:rPr>
-                <w:rFonts w:ascii="Arial" w:hAnsi="Arial"/>
+                <w:rFonts w:ascii="Verdana" w:hAnsi="Verdana"/>
                 <w:b w:val="0"/>
                 <w:sz w:val="16"/>
               </w:rPr>
@@ -9310,7 +9468,7 @@
             <w:r/>
             <w:r>
               <w:rPr>
-                <w:rFonts w:ascii="Arial" w:hAnsi="Arial"/>
+                <w:rFonts w:ascii="Verdana" w:hAnsi="Verdana"/>
                 <w:b w:val="0"/>
                 <w:sz w:val="16"/>
               </w:rPr>
@@ -9326,7 +9484,7 @@
             <w:r/>
             <w:r>
               <w:rPr>
-                <w:rFonts w:ascii="Arial" w:hAnsi="Arial"/>
+                <w:rFonts w:ascii="Verdana" w:hAnsi="Verdana"/>
                 <w:b w:val="0"/>
                 <w:sz w:val="16"/>
               </w:rPr>
@@ -9342,7 +9500,7 @@
             <w:r/>
             <w:r>
               <w:rPr>
-                <w:rFonts w:ascii="Arial" w:hAnsi="Arial"/>
+                <w:rFonts w:ascii="Verdana" w:hAnsi="Verdana"/>
                 <w:b w:val="0"/>
                 <w:sz w:val="16"/>
               </w:rPr>
@@ -9358,7 +9516,7 @@
             <w:r/>
             <w:r>
               <w:rPr>
-                <w:rFonts w:ascii="Arial" w:hAnsi="Arial"/>
+                <w:rFonts w:ascii="Verdana" w:hAnsi="Verdana"/>
                 <w:b w:val="0"/>
                 <w:sz w:val="16"/>
               </w:rPr>
@@ -9374,7 +9532,7 @@
             <w:r/>
             <w:r>
               <w:rPr>
-                <w:rFonts w:ascii="Arial" w:hAnsi="Arial"/>
+                <w:rFonts w:ascii="Verdana" w:hAnsi="Verdana"/>
                 <w:b w:val="0"/>
                 <w:sz w:val="16"/>
               </w:rPr>
@@ -9390,7 +9548,7 @@
             <w:r/>
             <w:r>
               <w:rPr>
-                <w:rFonts w:ascii="Arial" w:hAnsi="Arial"/>
+                <w:rFonts w:ascii="Verdana" w:hAnsi="Verdana"/>
                 <w:b w:val="0"/>
                 <w:sz w:val="16"/>
               </w:rPr>
@@ -9406,7 +9564,7 @@
             <w:r/>
             <w:r>
               <w:rPr>
-                <w:rFonts w:ascii="Arial" w:hAnsi="Arial"/>
+                <w:rFonts w:ascii="Verdana" w:hAnsi="Verdana"/>
                 <w:b w:val="0"/>
                 <w:sz w:val="16"/>
               </w:rPr>
@@ -9415,15 +9573,18 @@
         </w:tc>
       </w:tr>
       <w:tr>
-        <w:tc>
-          <w:tcPr>
-            <w:tcW w:type="dxa" w:w="1514"/>
-          </w:tcPr>
-          <w:p>
-            <w:r/>
-            <w:r>
-              <w:rPr>
-                <w:rFonts w:ascii="Arial" w:hAnsi="Arial"/>
+        <w:trPr>
+          <w:cantSplit/>
+        </w:trPr>
+        <w:tc>
+          <w:tcPr>
+            <w:tcW w:type="dxa" w:w="1514"/>
+          </w:tcPr>
+          <w:p>
+            <w:r/>
+            <w:r>
+              <w:rPr>
+                <w:rFonts w:ascii="Verdana" w:hAnsi="Verdana"/>
                 <w:b w:val="0"/>
                 <w:sz w:val="16"/>
               </w:rPr>
@@ -9439,7 +9600,7 @@
             <w:r/>
             <w:r>
               <w:rPr>
-                <w:rFonts w:ascii="Arial" w:hAnsi="Arial"/>
+                <w:rFonts w:ascii="Verdana" w:hAnsi="Verdana"/>
                 <w:b w:val="0"/>
                 <w:sz w:val="16"/>
               </w:rPr>
@@ -9455,7 +9616,7 @@
             <w:r/>
             <w:r>
               <w:rPr>
-                <w:rFonts w:ascii="Arial" w:hAnsi="Arial"/>
+                <w:rFonts w:ascii="Verdana" w:hAnsi="Verdana"/>
                 <w:b w:val="0"/>
                 <w:sz w:val="16"/>
               </w:rPr>
@@ -9471,7 +9632,7 @@
             <w:r/>
             <w:r>
               <w:rPr>
-                <w:rFonts w:ascii="Arial" w:hAnsi="Arial"/>
+                <w:rFonts w:ascii="Verdana" w:hAnsi="Verdana"/>
                 <w:b w:val="0"/>
                 <w:sz w:val="16"/>
               </w:rPr>
@@ -9487,7 +9648,7 @@
             <w:r/>
             <w:r>
               <w:rPr>
-                <w:rFonts w:ascii="Arial" w:hAnsi="Arial"/>
+                <w:rFonts w:ascii="Verdana" w:hAnsi="Verdana"/>
                 <w:b w:val="0"/>
                 <w:sz w:val="16"/>
               </w:rPr>
@@ -9503,7 +9664,7 @@
             <w:r/>
             <w:r>
               <w:rPr>
-                <w:rFonts w:ascii="Arial" w:hAnsi="Arial"/>
+                <w:rFonts w:ascii="Verdana" w:hAnsi="Verdana"/>
                 <w:b w:val="0"/>
                 <w:sz w:val="16"/>
               </w:rPr>
@@ -9519,7 +9680,7 @@
             <w:r/>
             <w:r>
               <w:rPr>
-                <w:rFonts w:ascii="Arial" w:hAnsi="Arial"/>
+                <w:rFonts w:ascii="Verdana" w:hAnsi="Verdana"/>
                 <w:b w:val="0"/>
                 <w:sz w:val="16"/>
               </w:rPr>
@@ -9535,7 +9696,7 @@
             <w:r/>
             <w:r>
               <w:rPr>
-                <w:rFonts w:ascii="Arial" w:hAnsi="Arial"/>
+                <w:rFonts w:ascii="Verdana" w:hAnsi="Verdana"/>
                 <w:b w:val="0"/>
                 <w:sz w:val="16"/>
               </w:rPr>
@@ -9551,7 +9712,7 @@
             <w:r/>
             <w:r>
               <w:rPr>
-                <w:rFonts w:ascii="Arial" w:hAnsi="Arial"/>
+                <w:rFonts w:ascii="Verdana" w:hAnsi="Verdana"/>
                 <w:b w:val="0"/>
                 <w:sz w:val="16"/>
               </w:rPr>
@@ -9567,7 +9728,7 @@
             <w:r/>
             <w:r>
               <w:rPr>
-                <w:rFonts w:ascii="Arial" w:hAnsi="Arial"/>
+                <w:rFonts w:ascii="Verdana" w:hAnsi="Verdana"/>
                 <w:b w:val="0"/>
                 <w:sz w:val="16"/>
               </w:rPr>
@@ -9576,15 +9737,18 @@
         </w:tc>
       </w:tr>
       <w:tr>
-        <w:tc>
-          <w:tcPr>
-            <w:tcW w:type="dxa" w:w="1514"/>
-          </w:tcPr>
-          <w:p>
-            <w:r/>
-            <w:r>
-              <w:rPr>
-                <w:rFonts w:ascii="Arial" w:hAnsi="Arial"/>
+        <w:trPr>
+          <w:cantSplit/>
+        </w:trPr>
+        <w:tc>
+          <w:tcPr>
+            <w:tcW w:type="dxa" w:w="1514"/>
+          </w:tcPr>
+          <w:p>
+            <w:r/>
+            <w:r>
+              <w:rPr>
+                <w:rFonts w:ascii="Verdana" w:hAnsi="Verdana"/>
                 <w:b w:val="0"/>
                 <w:sz w:val="16"/>
               </w:rPr>
@@ -9600,7 +9764,7 @@
             <w:r/>
             <w:r>
               <w:rPr>
-                <w:rFonts w:ascii="Arial" w:hAnsi="Arial"/>
+                <w:rFonts w:ascii="Verdana" w:hAnsi="Verdana"/>
                 <w:b w:val="0"/>
                 <w:sz w:val="16"/>
               </w:rPr>
@@ -9616,7 +9780,7 @@
             <w:r/>
             <w:r>
               <w:rPr>
-                <w:rFonts w:ascii="Arial" w:hAnsi="Arial"/>
+                <w:rFonts w:ascii="Verdana" w:hAnsi="Verdana"/>
                 <w:b w:val="0"/>
                 <w:sz w:val="16"/>
               </w:rPr>
@@ -9632,7 +9796,7 @@
             <w:r/>
             <w:r>
               <w:rPr>
-                <w:rFonts w:ascii="Arial" w:hAnsi="Arial"/>
+                <w:rFonts w:ascii="Verdana" w:hAnsi="Verdana"/>
                 <w:b w:val="0"/>
                 <w:sz w:val="16"/>
               </w:rPr>
@@ -9648,7 +9812,7 @@
             <w:r/>
             <w:r>
               <w:rPr>
-                <w:rFonts w:ascii="Arial" w:hAnsi="Arial"/>
+                <w:rFonts w:ascii="Verdana" w:hAnsi="Verdana"/>
                 <w:b w:val="0"/>
                 <w:sz w:val="16"/>
               </w:rPr>
@@ -9664,7 +9828,7 @@
             <w:r/>
             <w:r>
               <w:rPr>
-                <w:rFonts w:ascii="Arial" w:hAnsi="Arial"/>
+                <w:rFonts w:ascii="Verdana" w:hAnsi="Verdana"/>
                 <w:b w:val="0"/>
                 <w:sz w:val="16"/>
               </w:rPr>
@@ -9680,7 +9844,7 @@
             <w:r/>
             <w:r>
               <w:rPr>
-                <w:rFonts w:ascii="Arial" w:hAnsi="Arial"/>
+                <w:rFonts w:ascii="Verdana" w:hAnsi="Verdana"/>
                 <w:b w:val="0"/>
                 <w:sz w:val="16"/>
               </w:rPr>
@@ -9696,7 +9860,7 @@
             <w:r/>
             <w:r>
               <w:rPr>
-                <w:rFonts w:ascii="Arial" w:hAnsi="Arial"/>
+                <w:rFonts w:ascii="Verdana" w:hAnsi="Verdana"/>
                 <w:b w:val="0"/>
                 <w:sz w:val="16"/>
               </w:rPr>
@@ -9712,7 +9876,7 @@
             <w:r/>
             <w:r>
               <w:rPr>
-                <w:rFonts w:ascii="Arial" w:hAnsi="Arial"/>
+                <w:rFonts w:ascii="Verdana" w:hAnsi="Verdana"/>
                 <w:b w:val="0"/>
                 <w:sz w:val="16"/>
               </w:rPr>
@@ -9728,7 +9892,7 @@
             <w:r/>
             <w:r>
               <w:rPr>
-                <w:rFonts w:ascii="Arial" w:hAnsi="Arial"/>
+                <w:rFonts w:ascii="Verdana" w:hAnsi="Verdana"/>
                 <w:b w:val="0"/>
                 <w:sz w:val="16"/>
               </w:rPr>
@@ -9737,15 +9901,18 @@
         </w:tc>
       </w:tr>
       <w:tr>
-        <w:tc>
-          <w:tcPr>
-            <w:tcW w:type="dxa" w:w="1514"/>
-          </w:tcPr>
-          <w:p>
-            <w:r/>
-            <w:r>
-              <w:rPr>
-                <w:rFonts w:ascii="Arial" w:hAnsi="Arial"/>
+        <w:trPr>
+          <w:cantSplit/>
+        </w:trPr>
+        <w:tc>
+          <w:tcPr>
+            <w:tcW w:type="dxa" w:w="1514"/>
+          </w:tcPr>
+          <w:p>
+            <w:r/>
+            <w:r>
+              <w:rPr>
+                <w:rFonts w:ascii="Verdana" w:hAnsi="Verdana"/>
                 <w:b w:val="0"/>
                 <w:sz w:val="16"/>
               </w:rPr>
@@ -9761,7 +9928,7 @@
             <w:r/>
             <w:r>
               <w:rPr>
-                <w:rFonts w:ascii="Arial" w:hAnsi="Arial"/>
+                <w:rFonts w:ascii="Verdana" w:hAnsi="Verdana"/>
                 <w:b w:val="0"/>
                 <w:sz w:val="16"/>
               </w:rPr>
@@ -9777,7 +9944,7 @@
             <w:r/>
             <w:r>
               <w:rPr>
-                <w:rFonts w:ascii="Arial" w:hAnsi="Arial"/>
+                <w:rFonts w:ascii="Verdana" w:hAnsi="Verdana"/>
                 <w:b w:val="0"/>
                 <w:sz w:val="16"/>
               </w:rPr>
@@ -9793,7 +9960,7 @@
             <w:r/>
             <w:r>
               <w:rPr>
-                <w:rFonts w:ascii="Arial" w:hAnsi="Arial"/>
+                <w:rFonts w:ascii="Verdana" w:hAnsi="Verdana"/>
                 <w:b w:val="0"/>
                 <w:sz w:val="16"/>
               </w:rPr>
@@ -9809,7 +9976,7 @@
             <w:r/>
             <w:r>
               <w:rPr>
-                <w:rFonts w:ascii="Arial" w:hAnsi="Arial"/>
+                <w:rFonts w:ascii="Verdana" w:hAnsi="Verdana"/>
                 <w:b w:val="0"/>
                 <w:sz w:val="16"/>
               </w:rPr>
@@ -9825,7 +9992,7 @@
             <w:r/>
             <w:r>
               <w:rPr>
-                <w:rFonts w:ascii="Arial" w:hAnsi="Arial"/>
+                <w:rFonts w:ascii="Verdana" w:hAnsi="Verdana"/>
                 <w:b w:val="0"/>
                 <w:sz w:val="16"/>
               </w:rPr>
@@ -9841,7 +10008,7 @@
             <w:r/>
             <w:r>
               <w:rPr>
-                <w:rFonts w:ascii="Arial" w:hAnsi="Arial"/>
+                <w:rFonts w:ascii="Verdana" w:hAnsi="Verdana"/>
                 <w:b w:val="0"/>
                 <w:sz w:val="16"/>
               </w:rPr>
@@ -9857,7 +10024,7 @@
             <w:r/>
             <w:r>
               <w:rPr>
-                <w:rFonts w:ascii="Arial" w:hAnsi="Arial"/>
+                <w:rFonts w:ascii="Verdana" w:hAnsi="Verdana"/>
                 <w:b w:val="0"/>
                 <w:sz w:val="16"/>
               </w:rPr>
@@ -9873,7 +10040,7 @@
             <w:r/>
             <w:r>
               <w:rPr>
-                <w:rFonts w:ascii="Arial" w:hAnsi="Arial"/>
+                <w:rFonts w:ascii="Verdana" w:hAnsi="Verdana"/>
                 <w:b w:val="0"/>
                 <w:sz w:val="16"/>
               </w:rPr>
@@ -9889,7 +10056,7 @@
             <w:r/>
             <w:r>
               <w:rPr>
-                <w:rFonts w:ascii="Arial" w:hAnsi="Arial"/>
+                <w:rFonts w:ascii="Verdana" w:hAnsi="Verdana"/>
                 <w:b w:val="0"/>
                 <w:sz w:val="16"/>
               </w:rPr>
@@ -9898,15 +10065,18 @@
         </w:tc>
       </w:tr>
       <w:tr>
-        <w:tc>
-          <w:tcPr>
-            <w:tcW w:type="dxa" w:w="1514"/>
-          </w:tcPr>
-          <w:p>
-            <w:r/>
-            <w:r>
-              <w:rPr>
-                <w:rFonts w:ascii="Arial" w:hAnsi="Arial"/>
+        <w:trPr>
+          <w:cantSplit/>
+        </w:trPr>
+        <w:tc>
+          <w:tcPr>
+            <w:tcW w:type="dxa" w:w="1514"/>
+          </w:tcPr>
+          <w:p>
+            <w:r/>
+            <w:r>
+              <w:rPr>
+                <w:rFonts w:ascii="Verdana" w:hAnsi="Verdana"/>
                 <w:b w:val="0"/>
                 <w:sz w:val="16"/>
               </w:rPr>
@@ -9922,7 +10092,7 @@
             <w:r/>
             <w:r>
               <w:rPr>
-                <w:rFonts w:ascii="Arial" w:hAnsi="Arial"/>
+                <w:rFonts w:ascii="Verdana" w:hAnsi="Verdana"/>
                 <w:b w:val="0"/>
                 <w:sz w:val="16"/>
               </w:rPr>
@@ -9938,7 +10108,7 @@
             <w:r/>
             <w:r>
               <w:rPr>
-                <w:rFonts w:ascii="Arial" w:hAnsi="Arial"/>
+                <w:rFonts w:ascii="Verdana" w:hAnsi="Verdana"/>
                 <w:b w:val="0"/>
                 <w:sz w:val="16"/>
               </w:rPr>
@@ -9954,7 +10124,7 @@
             <w:r/>
             <w:r>
               <w:rPr>
-                <w:rFonts w:ascii="Arial" w:hAnsi="Arial"/>
+                <w:rFonts w:ascii="Verdana" w:hAnsi="Verdana"/>
                 <w:b w:val="0"/>
                 <w:sz w:val="16"/>
               </w:rPr>
@@ -9970,7 +10140,7 @@
             <w:r/>
             <w:r>
               <w:rPr>
-                <w:rFonts w:ascii="Arial" w:hAnsi="Arial"/>
+                <w:rFonts w:ascii="Verdana" w:hAnsi="Verdana"/>
                 <w:b w:val="0"/>
                 <w:sz w:val="16"/>
               </w:rPr>
@@ -9986,7 +10156,7 @@
             <w:r/>
             <w:r>
               <w:rPr>
-                <w:rFonts w:ascii="Arial" w:hAnsi="Arial"/>
+                <w:rFonts w:ascii="Verdana" w:hAnsi="Verdana"/>
                 <w:b w:val="0"/>
                 <w:sz w:val="16"/>
               </w:rPr>
@@ -10002,7 +10172,7 @@
             <w:r/>
             <w:r>
               <w:rPr>
-                <w:rFonts w:ascii="Arial" w:hAnsi="Arial"/>
+                <w:rFonts w:ascii="Verdana" w:hAnsi="Verdana"/>
                 <w:b w:val="0"/>
                 <w:sz w:val="16"/>
               </w:rPr>
@@ -10018,7 +10188,7 @@
             <w:r/>
             <w:r>
               <w:rPr>
-                <w:rFonts w:ascii="Arial" w:hAnsi="Arial"/>
+                <w:rFonts w:ascii="Verdana" w:hAnsi="Verdana"/>
                 <w:b w:val="0"/>
                 <w:sz w:val="16"/>
               </w:rPr>
@@ -10034,7 +10204,7 @@
             <w:r/>
             <w:r>
               <w:rPr>
-                <w:rFonts w:ascii="Arial" w:hAnsi="Arial"/>
+                <w:rFonts w:ascii="Verdana" w:hAnsi="Verdana"/>
                 <w:b w:val="0"/>
                 <w:sz w:val="16"/>
               </w:rPr>
@@ -10050,7 +10220,7 @@
             <w:r/>
             <w:r>
               <w:rPr>
-                <w:rFonts w:ascii="Arial" w:hAnsi="Arial"/>
+                <w:rFonts w:ascii="Verdana" w:hAnsi="Verdana"/>
                 <w:b w:val="0"/>
                 <w:sz w:val="16"/>
               </w:rPr>
@@ -10059,15 +10229,18 @@
         </w:tc>
       </w:tr>
       <w:tr>
-        <w:tc>
-          <w:tcPr>
-            <w:tcW w:type="dxa" w:w="1514"/>
-          </w:tcPr>
-          <w:p>
-            <w:r/>
-            <w:r>
-              <w:rPr>
-                <w:rFonts w:ascii="Arial" w:hAnsi="Arial"/>
+        <w:trPr>
+          <w:cantSplit/>
+        </w:trPr>
+        <w:tc>
+          <w:tcPr>
+            <w:tcW w:type="dxa" w:w="1514"/>
+          </w:tcPr>
+          <w:p>
+            <w:r/>
+            <w:r>
+              <w:rPr>
+                <w:rFonts w:ascii="Verdana" w:hAnsi="Verdana"/>
                 <w:b w:val="0"/>
                 <w:sz w:val="16"/>
               </w:rPr>
@@ -10083,7 +10256,7 @@
             <w:r/>
             <w:r>
               <w:rPr>
-                <w:rFonts w:ascii="Arial" w:hAnsi="Arial"/>
+                <w:rFonts w:ascii="Verdana" w:hAnsi="Verdana"/>
                 <w:b w:val="0"/>
                 <w:sz w:val="16"/>
               </w:rPr>
@@ -10099,7 +10272,7 @@
             <w:r/>
             <w:r>
               <w:rPr>
-                <w:rFonts w:ascii="Arial" w:hAnsi="Arial"/>
+                <w:rFonts w:ascii="Verdana" w:hAnsi="Verdana"/>
                 <w:b w:val="0"/>
                 <w:sz w:val="16"/>
               </w:rPr>
@@ -10115,7 +10288,7 @@
             <w:r/>
             <w:r>
               <w:rPr>
-                <w:rFonts w:ascii="Arial" w:hAnsi="Arial"/>
+                <w:rFonts w:ascii="Verdana" w:hAnsi="Verdana"/>
                 <w:b w:val="0"/>
                 <w:sz w:val="16"/>
               </w:rPr>
@@ -10131,7 +10304,7 @@
             <w:r/>
             <w:r>
               <w:rPr>
-                <w:rFonts w:ascii="Arial" w:hAnsi="Arial"/>
+                <w:rFonts w:ascii="Verdana" w:hAnsi="Verdana"/>
                 <w:b w:val="0"/>
                 <w:sz w:val="16"/>
               </w:rPr>
@@ -10147,7 +10320,7 @@
             <w:r/>
             <w:r>
               <w:rPr>
-                <w:rFonts w:ascii="Arial" w:hAnsi="Arial"/>
+                <w:rFonts w:ascii="Verdana" w:hAnsi="Verdana"/>
                 <w:b w:val="0"/>
                 <w:sz w:val="16"/>
               </w:rPr>
@@ -10163,7 +10336,7 @@
             <w:r/>
             <w:r>
               <w:rPr>
-                <w:rFonts w:ascii="Arial" w:hAnsi="Arial"/>
+                <w:rFonts w:ascii="Verdana" w:hAnsi="Verdana"/>
                 <w:b w:val="0"/>
                 <w:sz w:val="16"/>
               </w:rPr>
@@ -10179,7 +10352,7 @@
             <w:r/>
             <w:r>
               <w:rPr>
-                <w:rFonts w:ascii="Arial" w:hAnsi="Arial"/>
+                <w:rFonts w:ascii="Verdana" w:hAnsi="Verdana"/>
                 <w:b w:val="0"/>
                 <w:sz w:val="16"/>
               </w:rPr>
@@ -10195,7 +10368,7 @@
             <w:r/>
             <w:r>
               <w:rPr>
-                <w:rFonts w:ascii="Arial" w:hAnsi="Arial"/>
+                <w:rFonts w:ascii="Verdana" w:hAnsi="Verdana"/>
                 <w:b w:val="0"/>
                 <w:sz w:val="16"/>
               </w:rPr>
@@ -10211,7 +10384,7 @@
             <w:r/>
             <w:r>
               <w:rPr>
-                <w:rFonts w:ascii="Arial" w:hAnsi="Arial"/>
+                <w:rFonts w:ascii="Verdana" w:hAnsi="Verdana"/>
                 <w:b w:val="0"/>
                 <w:sz w:val="16"/>
               </w:rPr>
@@ -10220,15 +10393,18 @@
         </w:tc>
       </w:tr>
       <w:tr>
-        <w:tc>
-          <w:tcPr>
-            <w:tcW w:type="dxa" w:w="1514"/>
-          </w:tcPr>
-          <w:p>
-            <w:r/>
-            <w:r>
-              <w:rPr>
-                <w:rFonts w:ascii="Arial" w:hAnsi="Arial"/>
+        <w:trPr>
+          <w:cantSplit/>
+        </w:trPr>
+        <w:tc>
+          <w:tcPr>
+            <w:tcW w:type="dxa" w:w="1514"/>
+          </w:tcPr>
+          <w:p>
+            <w:r/>
+            <w:r>
+              <w:rPr>
+                <w:rFonts w:ascii="Verdana" w:hAnsi="Verdana"/>
                 <w:b w:val="0"/>
                 <w:sz w:val="16"/>
               </w:rPr>
@@ -10244,7 +10420,7 @@
             <w:r/>
             <w:r>
               <w:rPr>
-                <w:rFonts w:ascii="Arial" w:hAnsi="Arial"/>
+                <w:rFonts w:ascii="Verdana" w:hAnsi="Verdana"/>
                 <w:b w:val="0"/>
                 <w:sz w:val="16"/>
               </w:rPr>
@@ -10260,7 +10436,7 @@
             <w:r/>
             <w:r>
               <w:rPr>
-                <w:rFonts w:ascii="Arial" w:hAnsi="Arial"/>
+                <w:rFonts w:ascii="Verdana" w:hAnsi="Verdana"/>
                 <w:b w:val="0"/>
                 <w:sz w:val="16"/>
               </w:rPr>
@@ -10276,7 +10452,7 @@
             <w:r/>
             <w:r>
               <w:rPr>
-                <w:rFonts w:ascii="Arial" w:hAnsi="Arial"/>
+                <w:rFonts w:ascii="Verdana" w:hAnsi="Verdana"/>
                 <w:b w:val="0"/>
                 <w:sz w:val="16"/>
               </w:rPr>
@@ -10292,7 +10468,7 @@
             <w:r/>
             <w:r>
               <w:rPr>
-                <w:rFonts w:ascii="Arial" w:hAnsi="Arial"/>
+                <w:rFonts w:ascii="Verdana" w:hAnsi="Verdana"/>
                 <w:b w:val="0"/>
                 <w:sz w:val="16"/>
               </w:rPr>
@@ -10308,7 +10484,7 @@
             <w:r/>
             <w:r>
               <w:rPr>
-                <w:rFonts w:ascii="Arial" w:hAnsi="Arial"/>
+                <w:rFonts w:ascii="Verdana" w:hAnsi="Verdana"/>
                 <w:b w:val="0"/>
                 <w:sz w:val="16"/>
               </w:rPr>
@@ -10324,7 +10500,7 @@
             <w:r/>
             <w:r>
               <w:rPr>
-                <w:rFonts w:ascii="Arial" w:hAnsi="Arial"/>
+                <w:rFonts w:ascii="Verdana" w:hAnsi="Verdana"/>
                 <w:b w:val="0"/>
                 <w:sz w:val="16"/>
               </w:rPr>
@@ -10340,7 +10516,7 @@
             <w:r/>
             <w:r>
               <w:rPr>
-                <w:rFonts w:ascii="Arial" w:hAnsi="Arial"/>
+                <w:rFonts w:ascii="Verdana" w:hAnsi="Verdana"/>
                 <w:b w:val="0"/>
                 <w:sz w:val="16"/>
               </w:rPr>
@@ -10356,7 +10532,7 @@
             <w:r/>
             <w:r>
               <w:rPr>
-                <w:rFonts w:ascii="Arial" w:hAnsi="Arial"/>
+                <w:rFonts w:ascii="Verdana" w:hAnsi="Verdana"/>
                 <w:b w:val="0"/>
                 <w:sz w:val="16"/>
               </w:rPr>
@@ -10372,7 +10548,7 @@
             <w:r/>
             <w:r>
               <w:rPr>
-                <w:rFonts w:ascii="Arial" w:hAnsi="Arial"/>
+                <w:rFonts w:ascii="Verdana" w:hAnsi="Verdana"/>
                 <w:b w:val="0"/>
                 <w:sz w:val="16"/>
               </w:rPr>
@@ -10381,15 +10557,18 @@
         </w:tc>
       </w:tr>
       <w:tr>
-        <w:tc>
-          <w:tcPr>
-            <w:tcW w:type="dxa" w:w="1514"/>
-          </w:tcPr>
-          <w:p>
-            <w:r/>
-            <w:r>
-              <w:rPr>
-                <w:rFonts w:ascii="Arial" w:hAnsi="Arial"/>
+        <w:trPr>
+          <w:cantSplit/>
+        </w:trPr>
+        <w:tc>
+          <w:tcPr>
+            <w:tcW w:type="dxa" w:w="1514"/>
+          </w:tcPr>
+          <w:p>
+            <w:r/>
+            <w:r>
+              <w:rPr>
+                <w:rFonts w:ascii="Verdana" w:hAnsi="Verdana"/>
                 <w:b w:val="0"/>
                 <w:sz w:val="16"/>
               </w:rPr>
@@ -10405,7 +10584,7 @@
             <w:r/>
             <w:r>
               <w:rPr>
-                <w:rFonts w:ascii="Arial" w:hAnsi="Arial"/>
+                <w:rFonts w:ascii="Verdana" w:hAnsi="Verdana"/>
                 <w:b w:val="0"/>
                 <w:sz w:val="16"/>
               </w:rPr>
@@ -10421,7 +10600,7 @@
             <w:r/>
             <w:r>
               <w:rPr>
-                <w:rFonts w:ascii="Arial" w:hAnsi="Arial"/>
+                <w:rFonts w:ascii="Verdana" w:hAnsi="Verdana"/>
                 <w:b w:val="0"/>
                 <w:sz w:val="16"/>
               </w:rPr>
@@ -10437,7 +10616,7 @@
             <w:r/>
             <w:r>
               <w:rPr>
-                <w:rFonts w:ascii="Arial" w:hAnsi="Arial"/>
+                <w:rFonts w:ascii="Verdana" w:hAnsi="Verdana"/>
                 <w:b w:val="0"/>
                 <w:sz w:val="16"/>
               </w:rPr>
@@ -10453,7 +10632,7 @@
             <w:r/>
             <w:r>
               <w:rPr>
-                <w:rFonts w:ascii="Arial" w:hAnsi="Arial"/>
+                <w:rFonts w:ascii="Verdana" w:hAnsi="Verdana"/>
                 <w:b w:val="0"/>
                 <w:sz w:val="16"/>
               </w:rPr>
@@ -10469,7 +10648,7 @@
             <w:r/>
             <w:r>
               <w:rPr>
-                <w:rFonts w:ascii="Arial" w:hAnsi="Arial"/>
+                <w:rFonts w:ascii="Verdana" w:hAnsi="Verdana"/>
                 <w:b w:val="0"/>
                 <w:sz w:val="16"/>
               </w:rPr>
@@ -10485,7 +10664,7 @@
             <w:r/>
             <w:r>
               <w:rPr>
-                <w:rFonts w:ascii="Arial" w:hAnsi="Arial"/>
+                <w:rFonts w:ascii="Verdana" w:hAnsi="Verdana"/>
                 <w:b w:val="0"/>
                 <w:sz w:val="16"/>
               </w:rPr>
@@ -10501,7 +10680,7 @@
             <w:r/>
             <w:r>
               <w:rPr>
-                <w:rFonts w:ascii="Arial" w:hAnsi="Arial"/>
+                <w:rFonts w:ascii="Verdana" w:hAnsi="Verdana"/>
                 <w:b w:val="0"/>
                 <w:sz w:val="16"/>
               </w:rPr>
@@ -10517,7 +10696,7 @@
             <w:r/>
             <w:r>
               <w:rPr>
-                <w:rFonts w:ascii="Arial" w:hAnsi="Arial"/>
+                <w:rFonts w:ascii="Verdana" w:hAnsi="Verdana"/>
                 <w:b w:val="0"/>
                 <w:sz w:val="16"/>
               </w:rPr>
@@ -10533,7 +10712,7 @@
             <w:r/>
             <w:r>
               <w:rPr>
-                <w:rFonts w:ascii="Arial" w:hAnsi="Arial"/>
+                <w:rFonts w:ascii="Verdana" w:hAnsi="Verdana"/>
                 <w:b w:val="0"/>
                 <w:sz w:val="16"/>
               </w:rPr>
@@ -10542,15 +10721,18 @@
         </w:tc>
       </w:tr>
       <w:tr>
-        <w:tc>
-          <w:tcPr>
-            <w:tcW w:type="dxa" w:w="1514"/>
-          </w:tcPr>
-          <w:p>
-            <w:r/>
-            <w:r>
-              <w:rPr>
-                <w:rFonts w:ascii="Arial" w:hAnsi="Arial"/>
+        <w:trPr>
+          <w:cantSplit/>
+        </w:trPr>
+        <w:tc>
+          <w:tcPr>
+            <w:tcW w:type="dxa" w:w="1514"/>
+          </w:tcPr>
+          <w:p>
+            <w:r/>
+            <w:r>
+              <w:rPr>
+                <w:rFonts w:ascii="Verdana" w:hAnsi="Verdana"/>
                 <w:b w:val="0"/>
                 <w:sz w:val="16"/>
               </w:rPr>
@@ -10566,7 +10748,7 @@
             <w:r/>
             <w:r>
               <w:rPr>
-                <w:rFonts w:ascii="Arial" w:hAnsi="Arial"/>
+                <w:rFonts w:ascii="Verdana" w:hAnsi="Verdana"/>
                 <w:b w:val="0"/>
                 <w:sz w:val="16"/>
               </w:rPr>
@@ -10582,7 +10764,7 @@
             <w:r/>
             <w:r>
               <w:rPr>
-                <w:rFonts w:ascii="Arial" w:hAnsi="Arial"/>
+                <w:rFonts w:ascii="Verdana" w:hAnsi="Verdana"/>
                 <w:b w:val="0"/>
                 <w:sz w:val="16"/>
               </w:rPr>
@@ -10598,7 +10780,7 @@
             <w:r/>
             <w:r>
               <w:rPr>
-                <w:rFonts w:ascii="Arial" w:hAnsi="Arial"/>
+                <w:rFonts w:ascii="Verdana" w:hAnsi="Verdana"/>
                 <w:b w:val="0"/>
                 <w:sz w:val="16"/>
               </w:rPr>
@@ -10614,7 +10796,7 @@
             <w:r/>
             <w:r>
               <w:rPr>
-                <w:rFonts w:ascii="Arial" w:hAnsi="Arial"/>
+                <w:rFonts w:ascii="Verdana" w:hAnsi="Verdana"/>
                 <w:b w:val="0"/>
                 <w:sz w:val="16"/>
               </w:rPr>
@@ -10630,7 +10812,7 @@
             <w:r/>
             <w:r>
               <w:rPr>
-                <w:rFonts w:ascii="Arial" w:hAnsi="Arial"/>
+                <w:rFonts w:ascii="Verdana" w:hAnsi="Verdana"/>
                 <w:b w:val="0"/>
                 <w:sz w:val="16"/>
               </w:rPr>
@@ -10646,7 +10828,7 @@
             <w:r/>
             <w:r>
               <w:rPr>
-                <w:rFonts w:ascii="Arial" w:hAnsi="Arial"/>
+                <w:rFonts w:ascii="Verdana" w:hAnsi="Verdana"/>
                 <w:b w:val="0"/>
                 <w:sz w:val="16"/>
               </w:rPr>
@@ -10662,7 +10844,7 @@
             <w:r/>
             <w:r>
               <w:rPr>
-                <w:rFonts w:ascii="Arial" w:hAnsi="Arial"/>
+                <w:rFonts w:ascii="Verdana" w:hAnsi="Verdana"/>
                 <w:b w:val="0"/>
                 <w:sz w:val="16"/>
               </w:rPr>
@@ -10678,7 +10860,7 @@
             <w:r/>
             <w:r>
               <w:rPr>
-                <w:rFonts w:ascii="Arial" w:hAnsi="Arial"/>
+                <w:rFonts w:ascii="Verdana" w:hAnsi="Verdana"/>
                 <w:b w:val="0"/>
                 <w:sz w:val="16"/>
               </w:rPr>
@@ -10694,7 +10876,7 @@
             <w:r/>
             <w:r>
               <w:rPr>
-                <w:rFonts w:ascii="Arial" w:hAnsi="Arial"/>
+                <w:rFonts w:ascii="Verdana" w:hAnsi="Verdana"/>
                 <w:b w:val="0"/>
                 <w:sz w:val="16"/>
               </w:rPr>
@@ -10703,15 +10885,18 @@
         </w:tc>
       </w:tr>
       <w:tr>
-        <w:tc>
-          <w:tcPr>
-            <w:tcW w:type="dxa" w:w="1514"/>
-          </w:tcPr>
-          <w:p>
-            <w:r/>
-            <w:r>
-              <w:rPr>
-                <w:rFonts w:ascii="Arial" w:hAnsi="Arial"/>
+        <w:trPr>
+          <w:cantSplit/>
+        </w:trPr>
+        <w:tc>
+          <w:tcPr>
+            <w:tcW w:type="dxa" w:w="1514"/>
+          </w:tcPr>
+          <w:p>
+            <w:r/>
+            <w:r>
+              <w:rPr>
+                <w:rFonts w:ascii="Verdana" w:hAnsi="Verdana"/>
                 <w:b w:val="0"/>
                 <w:sz w:val="16"/>
               </w:rPr>
@@ -10727,7 +10912,7 @@
             <w:r/>
             <w:r>
               <w:rPr>
-                <w:rFonts w:ascii="Arial" w:hAnsi="Arial"/>
+                <w:rFonts w:ascii="Verdana" w:hAnsi="Verdana"/>
                 <w:b w:val="0"/>
                 <w:sz w:val="16"/>
               </w:rPr>
@@ -10743,7 +10928,7 @@
             <w:r/>
             <w:r>
               <w:rPr>
-                <w:rFonts w:ascii="Arial" w:hAnsi="Arial"/>
+                <w:rFonts w:ascii="Verdana" w:hAnsi="Verdana"/>
                 <w:b w:val="0"/>
                 <w:sz w:val="16"/>
               </w:rPr>
@@ -10759,7 +10944,7 @@
             <w:r/>
             <w:r>
               <w:rPr>
-                <w:rFonts w:ascii="Arial" w:hAnsi="Arial"/>
+                <w:rFonts w:ascii="Verdana" w:hAnsi="Verdana"/>
                 <w:b w:val="0"/>
                 <w:sz w:val="16"/>
               </w:rPr>
@@ -10775,7 +10960,7 @@
             <w:r/>
             <w:r>
               <w:rPr>
-                <w:rFonts w:ascii="Arial" w:hAnsi="Arial"/>
+                <w:rFonts w:ascii="Verdana" w:hAnsi="Verdana"/>
                 <w:b w:val="0"/>
                 <w:sz w:val="16"/>
               </w:rPr>
@@ -10791,7 +10976,7 @@
             <w:r/>
             <w:r>
               <w:rPr>
-                <w:rFonts w:ascii="Arial" w:hAnsi="Arial"/>
+                <w:rFonts w:ascii="Verdana" w:hAnsi="Verdana"/>
                 <w:b w:val="0"/>
                 <w:sz w:val="16"/>
               </w:rPr>
@@ -10807,7 +10992,7 @@
             <w:r/>
             <w:r>
               <w:rPr>
-                <w:rFonts w:ascii="Arial" w:hAnsi="Arial"/>
+                <w:rFonts w:ascii="Verdana" w:hAnsi="Verdana"/>
                 <w:b w:val="0"/>
                 <w:sz w:val="16"/>
               </w:rPr>
@@ -10823,7 +11008,7 @@
             <w:r/>
             <w:r>
               <w:rPr>
-                <w:rFonts w:ascii="Arial" w:hAnsi="Arial"/>
+                <w:rFonts w:ascii="Verdana" w:hAnsi="Verdana"/>
                 <w:b w:val="0"/>
                 <w:sz w:val="16"/>
               </w:rPr>
@@ -10839,7 +11024,7 @@
             <w:r/>
             <w:r>
               <w:rPr>
-                <w:rFonts w:ascii="Arial" w:hAnsi="Arial"/>
+                <w:rFonts w:ascii="Verdana" w:hAnsi="Verdana"/>
                 <w:b w:val="0"/>
                 <w:sz w:val="16"/>
               </w:rPr>
@@ -10855,7 +11040,7 @@
             <w:r/>
             <w:r>
               <w:rPr>
-                <w:rFonts w:ascii="Arial" w:hAnsi="Arial"/>
+                <w:rFonts w:ascii="Verdana" w:hAnsi="Verdana"/>
                 <w:b w:val="0"/>
                 <w:sz w:val="16"/>
               </w:rPr>
@@ -10864,15 +11049,18 @@
         </w:tc>
       </w:tr>
       <w:tr>
-        <w:tc>
-          <w:tcPr>
-            <w:tcW w:type="dxa" w:w="1514"/>
-          </w:tcPr>
-          <w:p>
-            <w:r/>
-            <w:r>
-              <w:rPr>
-                <w:rFonts w:ascii="Arial" w:hAnsi="Arial"/>
+        <w:trPr>
+          <w:cantSplit/>
+        </w:trPr>
+        <w:tc>
+          <w:tcPr>
+            <w:tcW w:type="dxa" w:w="1514"/>
+          </w:tcPr>
+          <w:p>
+            <w:r/>
+            <w:r>
+              <w:rPr>
+                <w:rFonts w:ascii="Verdana" w:hAnsi="Verdana"/>
                 <w:b w:val="0"/>
                 <w:sz w:val="16"/>
               </w:rPr>
@@ -10888,7 +11076,7 @@
             <w:r/>
             <w:r>
               <w:rPr>
-                <w:rFonts w:ascii="Arial" w:hAnsi="Arial"/>
+                <w:rFonts w:ascii="Verdana" w:hAnsi="Verdana"/>
                 <w:b w:val="0"/>
                 <w:sz w:val="16"/>
               </w:rPr>
@@ -10904,7 +11092,7 @@
             <w:r/>
             <w:r>
               <w:rPr>
-                <w:rFonts w:ascii="Arial" w:hAnsi="Arial"/>
+                <w:rFonts w:ascii="Verdana" w:hAnsi="Verdana"/>
                 <w:b w:val="0"/>
                 <w:sz w:val="16"/>
               </w:rPr>
@@ -10920,7 +11108,7 @@
             <w:r/>
             <w:r>
               <w:rPr>
-                <w:rFonts w:ascii="Arial" w:hAnsi="Arial"/>
+                <w:rFonts w:ascii="Verdana" w:hAnsi="Verdana"/>
                 <w:b w:val="0"/>
                 <w:sz w:val="16"/>
               </w:rPr>
@@ -10936,7 +11124,7 @@
             <w:r/>
             <w:r>
               <w:rPr>
-                <w:rFonts w:ascii="Arial" w:hAnsi="Arial"/>
+                <w:rFonts w:ascii="Verdana" w:hAnsi="Verdana"/>
                 <w:b w:val="0"/>
                 <w:sz w:val="16"/>
               </w:rPr>
@@ -10952,7 +11140,7 @@
             <w:r/>
             <w:r>
               <w:rPr>
-                <w:rFonts w:ascii="Arial" w:hAnsi="Arial"/>
+                <w:rFonts w:ascii="Verdana" w:hAnsi="Verdana"/>
                 <w:b w:val="0"/>
                 <w:sz w:val="16"/>
               </w:rPr>
@@ -10968,7 +11156,7 @@
             <w:r/>
             <w:r>
               <w:rPr>
-                <w:rFonts w:ascii="Arial" w:hAnsi="Arial"/>
+                <w:rFonts w:ascii="Verdana" w:hAnsi="Verdana"/>
                 <w:b w:val="0"/>
                 <w:sz w:val="16"/>
               </w:rPr>
@@ -10984,7 +11172,7 @@
             <w:r/>
             <w:r>
               <w:rPr>
-                <w:rFonts w:ascii="Arial" w:hAnsi="Arial"/>
+                <w:rFonts w:ascii="Verdana" w:hAnsi="Verdana"/>
                 <w:b w:val="0"/>
                 <w:sz w:val="16"/>
               </w:rPr>
@@ -11000,7 +11188,7 @@
             <w:r/>
             <w:r>
               <w:rPr>
-                <w:rFonts w:ascii="Arial" w:hAnsi="Arial"/>
+                <w:rFonts w:ascii="Verdana" w:hAnsi="Verdana"/>
                 <w:b w:val="0"/>
                 <w:sz w:val="16"/>
               </w:rPr>
@@ -11016,7 +11204,7 @@
             <w:r/>
             <w:r>
               <w:rPr>
-                <w:rFonts w:ascii="Arial" w:hAnsi="Arial"/>
+                <w:rFonts w:ascii="Verdana" w:hAnsi="Verdana"/>
                 <w:b w:val="0"/>
                 <w:sz w:val="16"/>
               </w:rPr>
@@ -11025,15 +11213,18 @@
         </w:tc>
       </w:tr>
       <w:tr>
-        <w:tc>
-          <w:tcPr>
-            <w:tcW w:type="dxa" w:w="1514"/>
-          </w:tcPr>
-          <w:p>
-            <w:r/>
-            <w:r>
-              <w:rPr>
-                <w:rFonts w:ascii="Arial" w:hAnsi="Arial"/>
+        <w:trPr>
+          <w:cantSplit/>
+        </w:trPr>
+        <w:tc>
+          <w:tcPr>
+            <w:tcW w:type="dxa" w:w="1514"/>
+          </w:tcPr>
+          <w:p>
+            <w:r/>
+            <w:r>
+              <w:rPr>
+                <w:rFonts w:ascii="Verdana" w:hAnsi="Verdana"/>
                 <w:b w:val="0"/>
                 <w:sz w:val="16"/>
               </w:rPr>
@@ -11049,7 +11240,7 @@
             <w:r/>
             <w:r>
               <w:rPr>
-                <w:rFonts w:ascii="Arial" w:hAnsi="Arial"/>
+                <w:rFonts w:ascii="Verdana" w:hAnsi="Verdana"/>
                 <w:b w:val="0"/>
                 <w:sz w:val="16"/>
               </w:rPr>
@@ -11065,7 +11256,7 @@
             <w:r/>
             <w:r>
               <w:rPr>
-                <w:rFonts w:ascii="Arial" w:hAnsi="Arial"/>
+                <w:rFonts w:ascii="Verdana" w:hAnsi="Verdana"/>
                 <w:b w:val="0"/>
                 <w:sz w:val="16"/>
               </w:rPr>
@@ -11081,7 +11272,7 @@
             <w:r/>
             <w:r>
               <w:rPr>
-                <w:rFonts w:ascii="Arial" w:hAnsi="Arial"/>
+                <w:rFonts w:ascii="Verdana" w:hAnsi="Verdana"/>
                 <w:b w:val="0"/>
                 <w:sz w:val="16"/>
               </w:rPr>
@@ -11097,7 +11288,7 @@
             <w:r/>
             <w:r>
               <w:rPr>
-                <w:rFonts w:ascii="Arial" w:hAnsi="Arial"/>
+                <w:rFonts w:ascii="Verdana" w:hAnsi="Verdana"/>
                 <w:b w:val="0"/>
                 <w:sz w:val="16"/>
               </w:rPr>
@@ -11113,7 +11304,7 @@
             <w:r/>
             <w:r>
               <w:rPr>
-                <w:rFonts w:ascii="Arial" w:hAnsi="Arial"/>
+                <w:rFonts w:ascii="Verdana" w:hAnsi="Verdana"/>
                 <w:b w:val="0"/>
                 <w:sz w:val="16"/>
               </w:rPr>
@@ -11129,7 +11320,7 @@
             <w:r/>
             <w:r>
               <w:rPr>
-                <w:rFonts w:ascii="Arial" w:hAnsi="Arial"/>
+                <w:rFonts w:ascii="Verdana" w:hAnsi="Verdana"/>
                 <w:b w:val="0"/>
                 <w:sz w:val="16"/>
               </w:rPr>
@@ -11145,7 +11336,7 @@
             <w:r/>
             <w:r>
               <w:rPr>
-                <w:rFonts w:ascii="Arial" w:hAnsi="Arial"/>
+                <w:rFonts w:ascii="Verdana" w:hAnsi="Verdana"/>
                 <w:b w:val="0"/>
                 <w:sz w:val="16"/>
               </w:rPr>
@@ -11161,7 +11352,7 @@
             <w:r/>
             <w:r>
               <w:rPr>
-                <w:rFonts w:ascii="Arial" w:hAnsi="Arial"/>
+                <w:rFonts w:ascii="Verdana" w:hAnsi="Verdana"/>
                 <w:b w:val="0"/>
                 <w:sz w:val="16"/>
               </w:rPr>
@@ -11177,7 +11368,7 @@
             <w:r/>
             <w:r>
               <w:rPr>
-                <w:rFonts w:ascii="Arial" w:hAnsi="Arial"/>
+                <w:rFonts w:ascii="Verdana" w:hAnsi="Verdana"/>
                 <w:b w:val="0"/>
                 <w:sz w:val="16"/>
               </w:rPr>
@@ -11186,15 +11377,18 @@
         </w:tc>
       </w:tr>
       <w:tr>
-        <w:tc>
-          <w:tcPr>
-            <w:tcW w:type="dxa" w:w="1514"/>
-          </w:tcPr>
-          <w:p>
-            <w:r/>
-            <w:r>
-              <w:rPr>
-                <w:rFonts w:ascii="Arial" w:hAnsi="Arial"/>
+        <w:trPr>
+          <w:cantSplit/>
+        </w:trPr>
+        <w:tc>
+          <w:tcPr>
+            <w:tcW w:type="dxa" w:w="1514"/>
+          </w:tcPr>
+          <w:p>
+            <w:r/>
+            <w:r>
+              <w:rPr>
+                <w:rFonts w:ascii="Verdana" w:hAnsi="Verdana"/>
                 <w:b w:val="0"/>
                 <w:sz w:val="16"/>
               </w:rPr>
@@ -11210,7 +11404,7 @@
             <w:r/>
             <w:r>
               <w:rPr>
-                <w:rFonts w:ascii="Arial" w:hAnsi="Arial"/>
+                <w:rFonts w:ascii="Verdana" w:hAnsi="Verdana"/>
                 <w:b w:val="0"/>
                 <w:sz w:val="16"/>
               </w:rPr>
@@ -11226,7 +11420,7 @@
             <w:r/>
             <w:r>
               <w:rPr>
-                <w:rFonts w:ascii="Arial" w:hAnsi="Arial"/>
+                <w:rFonts w:ascii="Verdana" w:hAnsi="Verdana"/>
                 <w:b w:val="0"/>
                 <w:sz w:val="16"/>
               </w:rPr>
@@ -11242,7 +11436,7 @@
             <w:r/>
             <w:r>
               <w:rPr>
-                <w:rFonts w:ascii="Arial" w:hAnsi="Arial"/>
+                <w:rFonts w:ascii="Verdana" w:hAnsi="Verdana"/>
                 <w:b w:val="0"/>
                 <w:sz w:val="16"/>
               </w:rPr>
@@ -11258,7 +11452,7 @@
             <w:r/>
             <w:r>
               <w:rPr>
-                <w:rFonts w:ascii="Arial" w:hAnsi="Arial"/>
+                <w:rFonts w:ascii="Verdana" w:hAnsi="Verdana"/>
                 <w:b w:val="0"/>
                 <w:sz w:val="16"/>
               </w:rPr>
@@ -11274,7 +11468,7 @@
             <w:r/>
             <w:r>
               <w:rPr>
-                <w:rFonts w:ascii="Arial" w:hAnsi="Arial"/>
+                <w:rFonts w:ascii="Verdana" w:hAnsi="Verdana"/>
                 <w:b w:val="0"/>
                 <w:sz w:val="16"/>
               </w:rPr>
@@ -11290,7 +11484,7 @@
             <w:r/>
             <w:r>
               <w:rPr>
-                <w:rFonts w:ascii="Arial" w:hAnsi="Arial"/>
+                <w:rFonts w:ascii="Verdana" w:hAnsi="Verdana"/>
                 <w:b w:val="0"/>
                 <w:sz w:val="16"/>
               </w:rPr>
@@ -11306,7 +11500,7 @@
             <w:r/>
             <w:r>
               <w:rPr>
-                <w:rFonts w:ascii="Arial" w:hAnsi="Arial"/>
+                <w:rFonts w:ascii="Verdana" w:hAnsi="Verdana"/>
                 <w:b w:val="0"/>
                 <w:sz w:val="16"/>
               </w:rPr>
@@ -11322,7 +11516,7 @@
             <w:r/>
             <w:r>
               <w:rPr>
-                <w:rFonts w:ascii="Arial" w:hAnsi="Arial"/>
+                <w:rFonts w:ascii="Verdana" w:hAnsi="Verdana"/>
                 <w:b w:val="0"/>
                 <w:sz w:val="16"/>
               </w:rPr>
@@ -11338,7 +11532,7 @@
             <w:r/>
             <w:r>
               <w:rPr>
-                <w:rFonts w:ascii="Arial" w:hAnsi="Arial"/>
+                <w:rFonts w:ascii="Verdana" w:hAnsi="Verdana"/>
                 <w:b w:val="0"/>
                 <w:sz w:val="16"/>
               </w:rPr>
@@ -11347,15 +11541,18 @@
         </w:tc>
       </w:tr>
       <w:tr>
-        <w:tc>
-          <w:tcPr>
-            <w:tcW w:type="dxa" w:w="1514"/>
-          </w:tcPr>
-          <w:p>
-            <w:r/>
-            <w:r>
-              <w:rPr>
-                <w:rFonts w:ascii="Arial" w:hAnsi="Arial"/>
+        <w:trPr>
+          <w:cantSplit/>
+        </w:trPr>
+        <w:tc>
+          <w:tcPr>
+            <w:tcW w:type="dxa" w:w="1514"/>
+          </w:tcPr>
+          <w:p>
+            <w:r/>
+            <w:r>
+              <w:rPr>
+                <w:rFonts w:ascii="Verdana" w:hAnsi="Verdana"/>
                 <w:b w:val="0"/>
                 <w:sz w:val="16"/>
               </w:rPr>
@@ -11371,7 +11568,7 @@
             <w:r/>
             <w:r>
               <w:rPr>
-                <w:rFonts w:ascii="Arial" w:hAnsi="Arial"/>
+                <w:rFonts w:ascii="Verdana" w:hAnsi="Verdana"/>
                 <w:b w:val="0"/>
                 <w:sz w:val="16"/>
               </w:rPr>
@@ -11387,7 +11584,7 @@
             <w:r/>
             <w:r>
               <w:rPr>
-                <w:rFonts w:ascii="Arial" w:hAnsi="Arial"/>
+                <w:rFonts w:ascii="Verdana" w:hAnsi="Verdana"/>
                 <w:b w:val="0"/>
                 <w:sz w:val="16"/>
               </w:rPr>
@@ -11403,7 +11600,7 @@
             <w:r/>
             <w:r>
               <w:rPr>
-                <w:rFonts w:ascii="Arial" w:hAnsi="Arial"/>
+                <w:rFonts w:ascii="Verdana" w:hAnsi="Verdana"/>
                 <w:b w:val="0"/>
                 <w:sz w:val="16"/>
               </w:rPr>
@@ -11419,7 +11616,7 @@
             <w:r/>
             <w:r>
               <w:rPr>
-                <w:rFonts w:ascii="Arial" w:hAnsi="Arial"/>
+                <w:rFonts w:ascii="Verdana" w:hAnsi="Verdana"/>
                 <w:b w:val="0"/>
                 <w:sz w:val="16"/>
               </w:rPr>
@@ -11435,7 +11632,7 @@
             <w:r/>
             <w:r>
               <w:rPr>
-                <w:rFonts w:ascii="Arial" w:hAnsi="Arial"/>
+                <w:rFonts w:ascii="Verdana" w:hAnsi="Verdana"/>
                 <w:b w:val="0"/>
                 <w:sz w:val="16"/>
               </w:rPr>
@@ -11451,7 +11648,7 @@
             <w:r/>
             <w:r>
               <w:rPr>
-                <w:rFonts w:ascii="Arial" w:hAnsi="Arial"/>
+                <w:rFonts w:ascii="Verdana" w:hAnsi="Verdana"/>
                 <w:b w:val="0"/>
                 <w:sz w:val="16"/>
               </w:rPr>
@@ -11467,7 +11664,7 @@
             <w:r/>
             <w:r>
               <w:rPr>
-                <w:rFonts w:ascii="Arial" w:hAnsi="Arial"/>
+                <w:rFonts w:ascii="Verdana" w:hAnsi="Verdana"/>
                 <w:b w:val="0"/>
                 <w:sz w:val="16"/>
               </w:rPr>
@@ -11483,7 +11680,7 @@
             <w:r/>
             <w:r>
               <w:rPr>
-                <w:rFonts w:ascii="Arial" w:hAnsi="Arial"/>
+                <w:rFonts w:ascii="Verdana" w:hAnsi="Verdana"/>
                 <w:b w:val="0"/>
                 <w:sz w:val="16"/>
               </w:rPr>
@@ -11499,7 +11696,7 @@
             <w:r/>
             <w:r>
               <w:rPr>
-                <w:rFonts w:ascii="Arial" w:hAnsi="Arial"/>
+                <w:rFonts w:ascii="Verdana" w:hAnsi="Verdana"/>
                 <w:b w:val="0"/>
                 <w:sz w:val="16"/>
               </w:rPr>
@@ -11508,15 +11705,18 @@
         </w:tc>
       </w:tr>
       <w:tr>
-        <w:tc>
-          <w:tcPr>
-            <w:tcW w:type="dxa" w:w="1514"/>
-          </w:tcPr>
-          <w:p>
-            <w:r/>
-            <w:r>
-              <w:rPr>
-                <w:rFonts w:ascii="Arial" w:hAnsi="Arial"/>
+        <w:trPr>
+          <w:cantSplit/>
+        </w:trPr>
+        <w:tc>
+          <w:tcPr>
+            <w:tcW w:type="dxa" w:w="1514"/>
+          </w:tcPr>
+          <w:p>
+            <w:r/>
+            <w:r>
+              <w:rPr>
+                <w:rFonts w:ascii="Verdana" w:hAnsi="Verdana"/>
                 <w:b w:val="0"/>
                 <w:sz w:val="16"/>
               </w:rPr>
@@ -11532,7 +11732,7 @@
             <w:r/>
             <w:r>
               <w:rPr>
-                <w:rFonts w:ascii="Arial" w:hAnsi="Arial"/>
+                <w:rFonts w:ascii="Verdana" w:hAnsi="Verdana"/>
                 <w:b w:val="0"/>
                 <w:sz w:val="16"/>
               </w:rPr>
@@ -11548,7 +11748,7 @@
             <w:r/>
             <w:r>
               <w:rPr>
-                <w:rFonts w:ascii="Arial" w:hAnsi="Arial"/>
+                <w:rFonts w:ascii="Verdana" w:hAnsi="Verdana"/>
                 <w:b w:val="0"/>
                 <w:sz w:val="16"/>
               </w:rPr>
@@ -11564,7 +11764,7 @@
             <w:r/>
             <w:r>
               <w:rPr>
-                <w:rFonts w:ascii="Arial" w:hAnsi="Arial"/>
+                <w:rFonts w:ascii="Verdana" w:hAnsi="Verdana"/>
                 <w:b w:val="0"/>
                 <w:sz w:val="16"/>
               </w:rPr>
@@ -11580,7 +11780,7 @@
             <w:r/>
             <w:r>
               <w:rPr>
-                <w:rFonts w:ascii="Arial" w:hAnsi="Arial"/>
+                <w:rFonts w:ascii="Verdana" w:hAnsi="Verdana"/>
                 <w:b w:val="0"/>
                 <w:sz w:val="16"/>
               </w:rPr>
@@ -11596,7 +11796,7 @@
             <w:r/>
             <w:r>
               <w:rPr>
-                <w:rFonts w:ascii="Arial" w:hAnsi="Arial"/>
+                <w:rFonts w:ascii="Verdana" w:hAnsi="Verdana"/>
                 <w:b w:val="0"/>
                 <w:sz w:val="16"/>
               </w:rPr>
@@ -11612,7 +11812,7 @@
             <w:r/>
             <w:r>
               <w:rPr>
-                <w:rFonts w:ascii="Arial" w:hAnsi="Arial"/>
+                <w:rFonts w:ascii="Verdana" w:hAnsi="Verdana"/>
                 <w:b w:val="0"/>
                 <w:sz w:val="16"/>
               </w:rPr>
@@ -11628,7 +11828,7 @@
             <w:r/>
             <w:r>
               <w:rPr>
-                <w:rFonts w:ascii="Arial" w:hAnsi="Arial"/>
+                <w:rFonts w:ascii="Verdana" w:hAnsi="Verdana"/>
                 <w:b w:val="0"/>
                 <w:sz w:val="16"/>
               </w:rPr>
@@ -11644,7 +11844,7 @@
             <w:r/>
             <w:r>
               <w:rPr>
-                <w:rFonts w:ascii="Arial" w:hAnsi="Arial"/>
+                <w:rFonts w:ascii="Verdana" w:hAnsi="Verdana"/>
                 <w:b w:val="0"/>
                 <w:sz w:val="16"/>
               </w:rPr>
@@ -11660,7 +11860,7 @@
             <w:r/>
             <w:r>
               <w:rPr>
-                <w:rFonts w:ascii="Arial" w:hAnsi="Arial"/>
+                <w:rFonts w:ascii="Verdana" w:hAnsi="Verdana"/>
                 <w:b w:val="0"/>
                 <w:sz w:val="16"/>
               </w:rPr>
@@ -11669,15 +11869,18 @@
         </w:tc>
       </w:tr>
       <w:tr>
-        <w:tc>
-          <w:tcPr>
-            <w:tcW w:type="dxa" w:w="1514"/>
-          </w:tcPr>
-          <w:p>
-            <w:r/>
-            <w:r>
-              <w:rPr>
-                <w:rFonts w:ascii="Arial" w:hAnsi="Arial"/>
+        <w:trPr>
+          <w:cantSplit/>
+        </w:trPr>
+        <w:tc>
+          <w:tcPr>
+            <w:tcW w:type="dxa" w:w="1514"/>
+          </w:tcPr>
+          <w:p>
+            <w:r/>
+            <w:r>
+              <w:rPr>
+                <w:rFonts w:ascii="Verdana" w:hAnsi="Verdana"/>
                 <w:b w:val="0"/>
                 <w:sz w:val="16"/>
               </w:rPr>
@@ -11693,7 +11896,7 @@
             <w:r/>
             <w:r>
               <w:rPr>
-                <w:rFonts w:ascii="Arial" w:hAnsi="Arial"/>
+                <w:rFonts w:ascii="Verdana" w:hAnsi="Verdana"/>
                 <w:b w:val="0"/>
                 <w:sz w:val="16"/>
               </w:rPr>
@@ -11709,7 +11912,7 @@
             <w:r/>
             <w:r>
               <w:rPr>
-                <w:rFonts w:ascii="Arial" w:hAnsi="Arial"/>
+                <w:rFonts w:ascii="Verdana" w:hAnsi="Verdana"/>
                 <w:b w:val="0"/>
                 <w:sz w:val="16"/>
               </w:rPr>
@@ -11725,7 +11928,7 @@
             <w:r/>
             <w:r>
               <w:rPr>
-                <w:rFonts w:ascii="Arial" w:hAnsi="Arial"/>
+                <w:rFonts w:ascii="Verdana" w:hAnsi="Verdana"/>
                 <w:b w:val="0"/>
                 <w:sz w:val="16"/>
               </w:rPr>
@@ -11741,7 +11944,7 @@
             <w:r/>
             <w:r>
               <w:rPr>
-                <w:rFonts w:ascii="Arial" w:hAnsi="Arial"/>
+                <w:rFonts w:ascii="Verdana" w:hAnsi="Verdana"/>
                 <w:b w:val="0"/>
                 <w:sz w:val="16"/>
               </w:rPr>
@@ -11757,7 +11960,7 @@
             <w:r/>
             <w:r>
               <w:rPr>
-                <w:rFonts w:ascii="Arial" w:hAnsi="Arial"/>
+                <w:rFonts w:ascii="Verdana" w:hAnsi="Verdana"/>
                 <w:b w:val="0"/>
                 <w:sz w:val="16"/>
               </w:rPr>
@@ -11773,7 +11976,7 @@
             <w:r/>
             <w:r>
               <w:rPr>
-                <w:rFonts w:ascii="Arial" w:hAnsi="Arial"/>
+                <w:rFonts w:ascii="Verdana" w:hAnsi="Verdana"/>
                 <w:b w:val="0"/>
                 <w:sz w:val="16"/>
               </w:rPr>
@@ -11789,7 +11992,7 @@
             <w:r/>
             <w:r>
               <w:rPr>
-                <w:rFonts w:ascii="Arial" w:hAnsi="Arial"/>
+                <w:rFonts w:ascii="Verdana" w:hAnsi="Verdana"/>
                 <w:b w:val="0"/>
                 <w:sz w:val="16"/>
               </w:rPr>
@@ -11805,7 +12008,7 @@
             <w:r/>
             <w:r>
               <w:rPr>
-                <w:rFonts w:ascii="Arial" w:hAnsi="Arial"/>
+                <w:rFonts w:ascii="Verdana" w:hAnsi="Verdana"/>
                 <w:b w:val="0"/>
                 <w:sz w:val="16"/>
               </w:rPr>
@@ -11821,7 +12024,7 @@
             <w:r/>
             <w:r>
               <w:rPr>
-                <w:rFonts w:ascii="Arial" w:hAnsi="Arial"/>
+                <w:rFonts w:ascii="Verdana" w:hAnsi="Verdana"/>
                 <w:b w:val="0"/>
                 <w:sz w:val="16"/>
               </w:rPr>
@@ -11830,15 +12033,18 @@
         </w:tc>
       </w:tr>
       <w:tr>
-        <w:tc>
-          <w:tcPr>
-            <w:tcW w:type="dxa" w:w="1514"/>
-          </w:tcPr>
-          <w:p>
-            <w:r/>
-            <w:r>
-              <w:rPr>
-                <w:rFonts w:ascii="Arial" w:hAnsi="Arial"/>
+        <w:trPr>
+          <w:cantSplit/>
+        </w:trPr>
+        <w:tc>
+          <w:tcPr>
+            <w:tcW w:type="dxa" w:w="1514"/>
+          </w:tcPr>
+          <w:p>
+            <w:r/>
+            <w:r>
+              <w:rPr>
+                <w:rFonts w:ascii="Verdana" w:hAnsi="Verdana"/>
                 <w:b w:val="0"/>
                 <w:sz w:val="16"/>
               </w:rPr>
@@ -11854,7 +12060,7 @@
             <w:r/>
             <w:r>
               <w:rPr>
-                <w:rFonts w:ascii="Arial" w:hAnsi="Arial"/>
+                <w:rFonts w:ascii="Verdana" w:hAnsi="Verdana"/>
                 <w:b w:val="0"/>
                 <w:sz w:val="16"/>
               </w:rPr>
@@ -11870,7 +12076,7 @@
             <w:r/>
             <w:r>
               <w:rPr>
-                <w:rFonts w:ascii="Arial" w:hAnsi="Arial"/>
+                <w:rFonts w:ascii="Verdana" w:hAnsi="Verdana"/>
                 <w:b w:val="0"/>
                 <w:sz w:val="16"/>
               </w:rPr>
@@ -11886,7 +12092,7 @@
             <w:r/>
             <w:r>
               <w:rPr>
-                <w:rFonts w:ascii="Arial" w:hAnsi="Arial"/>
+                <w:rFonts w:ascii="Verdana" w:hAnsi="Verdana"/>
                 <w:b w:val="0"/>
                 <w:sz w:val="16"/>
               </w:rPr>
@@ -11902,7 +12108,7 @@
             <w:r/>
             <w:r>
               <w:rPr>
-                <w:rFonts w:ascii="Arial" w:hAnsi="Arial"/>
+                <w:rFonts w:ascii="Verdana" w:hAnsi="Verdana"/>
                 <w:b w:val="0"/>
                 <w:sz w:val="16"/>
               </w:rPr>
@@ -11918,7 +12124,7 @@
             <w:r/>
             <w:r>
               <w:rPr>
-                <w:rFonts w:ascii="Arial" w:hAnsi="Arial"/>
+                <w:rFonts w:ascii="Verdana" w:hAnsi="Verdana"/>
                 <w:b w:val="0"/>
                 <w:sz w:val="16"/>
               </w:rPr>
@@ -11934,7 +12140,7 @@
             <w:r/>
             <w:r>
               <w:rPr>
-                <w:rFonts w:ascii="Arial" w:hAnsi="Arial"/>
+                <w:rFonts w:ascii="Verdana" w:hAnsi="Verdana"/>
                 <w:b w:val="0"/>
                 <w:sz w:val="16"/>
               </w:rPr>
@@ -11950,7 +12156,7 @@
             <w:r/>
             <w:r>
               <w:rPr>
-                <w:rFonts w:ascii="Arial" w:hAnsi="Arial"/>
+                <w:rFonts w:ascii="Verdana" w:hAnsi="Verdana"/>
                 <w:b w:val="0"/>
                 <w:sz w:val="16"/>
               </w:rPr>
@@ -11966,7 +12172,7 @@
             <w:r/>
             <w:r>
               <w:rPr>
-                <w:rFonts w:ascii="Arial" w:hAnsi="Arial"/>
+                <w:rFonts w:ascii="Verdana" w:hAnsi="Verdana"/>
                 <w:b w:val="0"/>
                 <w:sz w:val="16"/>
               </w:rPr>
@@ -11982,7 +12188,7 @@
             <w:r/>
             <w:r>
               <w:rPr>
-                <w:rFonts w:ascii="Arial" w:hAnsi="Arial"/>
+                <w:rFonts w:ascii="Verdana" w:hAnsi="Verdana"/>
                 <w:b w:val="0"/>
                 <w:sz w:val="16"/>
               </w:rPr>
@@ -11991,15 +12197,18 @@
         </w:tc>
       </w:tr>
       <w:tr>
-        <w:tc>
-          <w:tcPr>
-            <w:tcW w:type="dxa" w:w="1514"/>
-          </w:tcPr>
-          <w:p>
-            <w:r/>
-            <w:r>
-              <w:rPr>
-                <w:rFonts w:ascii="Arial" w:hAnsi="Arial"/>
+        <w:trPr>
+          <w:cantSplit/>
+        </w:trPr>
+        <w:tc>
+          <w:tcPr>
+            <w:tcW w:type="dxa" w:w="1514"/>
+          </w:tcPr>
+          <w:p>
+            <w:r/>
+            <w:r>
+              <w:rPr>
+                <w:rFonts w:ascii="Verdana" w:hAnsi="Verdana"/>
                 <w:b w:val="0"/>
                 <w:sz w:val="16"/>
               </w:rPr>
@@ -12015,7 +12224,7 @@
             <w:r/>
             <w:r>
               <w:rPr>
-                <w:rFonts w:ascii="Arial" w:hAnsi="Arial"/>
+                <w:rFonts w:ascii="Verdana" w:hAnsi="Verdana"/>
                 <w:b w:val="0"/>
                 <w:sz w:val="16"/>
               </w:rPr>
@@ -12031,7 +12240,7 @@
             <w:r/>
             <w:r>
               <w:rPr>
-                <w:rFonts w:ascii="Arial" w:hAnsi="Arial"/>
+                <w:rFonts w:ascii="Verdana" w:hAnsi="Verdana"/>
                 <w:b w:val="0"/>
                 <w:sz w:val="16"/>
               </w:rPr>
@@ -12047,7 +12256,7 @@
             <w:r/>
             <w:r>
               <w:rPr>
-                <w:rFonts w:ascii="Arial" w:hAnsi="Arial"/>
+                <w:rFonts w:ascii="Verdana" w:hAnsi="Verdana"/>
                 <w:b w:val="0"/>
                 <w:sz w:val="16"/>
               </w:rPr>
@@ -12063,7 +12272,7 @@
             <w:r/>
             <w:r>
               <w:rPr>
-                <w:rFonts w:ascii="Arial" w:hAnsi="Arial"/>
+                <w:rFonts w:ascii="Verdana" w:hAnsi="Verdana"/>
                 <w:b w:val="0"/>
                 <w:sz w:val="16"/>
               </w:rPr>
@@ -12079,7 +12288,7 @@
             <w:r/>
             <w:r>
               <w:rPr>
-                <w:rFonts w:ascii="Arial" w:hAnsi="Arial"/>
+                <w:rFonts w:ascii="Verdana" w:hAnsi="Verdana"/>
                 <w:b w:val="0"/>
                 <w:sz w:val="16"/>
               </w:rPr>
@@ -12095,7 +12304,7 @@
             <w:r/>
             <w:r>
               <w:rPr>
-                <w:rFonts w:ascii="Arial" w:hAnsi="Arial"/>
+                <w:rFonts w:ascii="Verdana" w:hAnsi="Verdana"/>
                 <w:b w:val="0"/>
                 <w:sz w:val="16"/>
               </w:rPr>
@@ -12111,7 +12320,7 @@
             <w:r/>
             <w:r>
               <w:rPr>
-                <w:rFonts w:ascii="Arial" w:hAnsi="Arial"/>
+                <w:rFonts w:ascii="Verdana" w:hAnsi="Verdana"/>
                 <w:b w:val="0"/>
                 <w:sz w:val="16"/>
               </w:rPr>
@@ -12127,7 +12336,7 @@
             <w:r/>
             <w:r>
               <w:rPr>
-                <w:rFonts w:ascii="Arial" w:hAnsi="Arial"/>
+                <w:rFonts w:ascii="Verdana" w:hAnsi="Verdana"/>
                 <w:b w:val="0"/>
                 <w:sz w:val="16"/>
               </w:rPr>
@@ -12143,7 +12352,7 @@
             <w:r/>
             <w:r>
               <w:rPr>
-                <w:rFonts w:ascii="Arial" w:hAnsi="Arial"/>
+                <w:rFonts w:ascii="Verdana" w:hAnsi="Verdana"/>
                 <w:b w:val="0"/>
                 <w:sz w:val="16"/>
               </w:rPr>
@@ -12152,15 +12361,18 @@
         </w:tc>
       </w:tr>
       <w:tr>
-        <w:tc>
-          <w:tcPr>
-            <w:tcW w:type="dxa" w:w="1514"/>
-          </w:tcPr>
-          <w:p>
-            <w:r/>
-            <w:r>
-              <w:rPr>
-                <w:rFonts w:ascii="Arial" w:hAnsi="Arial"/>
+        <w:trPr>
+          <w:cantSplit/>
+        </w:trPr>
+        <w:tc>
+          <w:tcPr>
+            <w:tcW w:type="dxa" w:w="1514"/>
+          </w:tcPr>
+          <w:p>
+            <w:r/>
+            <w:r>
+              <w:rPr>
+                <w:rFonts w:ascii="Verdana" w:hAnsi="Verdana"/>
                 <w:b w:val="0"/>
                 <w:sz w:val="16"/>
               </w:rPr>
@@ -12176,7 +12388,7 @@
             <w:r/>
             <w:r>
               <w:rPr>
-                <w:rFonts w:ascii="Arial" w:hAnsi="Arial"/>
+                <w:rFonts w:ascii="Verdana" w:hAnsi="Verdana"/>
                 <w:b w:val="0"/>
                 <w:sz w:val="16"/>
               </w:rPr>
@@ -12192,7 +12404,7 @@
             <w:r/>
             <w:r>
               <w:rPr>
-                <w:rFonts w:ascii="Arial" w:hAnsi="Arial"/>
+                <w:rFonts w:ascii="Verdana" w:hAnsi="Verdana"/>
                 <w:b w:val="0"/>
                 <w:sz w:val="16"/>
               </w:rPr>
@@ -12208,7 +12420,7 @@
             <w:r/>
             <w:r>
               <w:rPr>
-                <w:rFonts w:ascii="Arial" w:hAnsi="Arial"/>
+                <w:rFonts w:ascii="Verdana" w:hAnsi="Verdana"/>
                 <w:b w:val="0"/>
                 <w:sz w:val="16"/>
               </w:rPr>
@@ -12224,7 +12436,7 @@
             <w:r/>
             <w:r>
               <w:rPr>
-                <w:rFonts w:ascii="Arial" w:hAnsi="Arial"/>
+                <w:rFonts w:ascii="Verdana" w:hAnsi="Verdana"/>
                 <w:b w:val="0"/>
                 <w:sz w:val="16"/>
               </w:rPr>
@@ -12240,7 +12452,7 @@
             <w:r/>
             <w:r>
               <w:rPr>
-                <w:rFonts w:ascii="Arial" w:hAnsi="Arial"/>
+                <w:rFonts w:ascii="Verdana" w:hAnsi="Verdana"/>
                 <w:b w:val="0"/>
                 <w:sz w:val="16"/>
               </w:rPr>
@@ -12256,7 +12468,7 @@
             <w:r/>
             <w:r>
               <w:rPr>
-                <w:rFonts w:ascii="Arial" w:hAnsi="Arial"/>
+                <w:rFonts w:ascii="Verdana" w:hAnsi="Verdana"/>
                 <w:b w:val="0"/>
                 <w:sz w:val="16"/>
               </w:rPr>
@@ -12272,7 +12484,7 @@
             <w:r/>
             <w:r>
               <w:rPr>
-                <w:rFonts w:ascii="Arial" w:hAnsi="Arial"/>
+                <w:rFonts w:ascii="Verdana" w:hAnsi="Verdana"/>
                 <w:b w:val="0"/>
                 <w:sz w:val="16"/>
               </w:rPr>
@@ -12288,7 +12500,7 @@
             <w:r/>
             <w:r>
               <w:rPr>
-                <w:rFonts w:ascii="Arial" w:hAnsi="Arial"/>
+                <w:rFonts w:ascii="Verdana" w:hAnsi="Verdana"/>
                 <w:b w:val="0"/>
                 <w:sz w:val="16"/>
               </w:rPr>
@@ -12304,7 +12516,7 @@
             <w:r/>
             <w:r>
               <w:rPr>
-                <w:rFonts w:ascii="Arial" w:hAnsi="Arial"/>
+                <w:rFonts w:ascii="Verdana" w:hAnsi="Verdana"/>
                 <w:b w:val="0"/>
                 <w:sz w:val="16"/>
               </w:rPr>
@@ -12313,15 +12525,18 @@
         </w:tc>
       </w:tr>
       <w:tr>
-        <w:tc>
-          <w:tcPr>
-            <w:tcW w:type="dxa" w:w="1514"/>
-          </w:tcPr>
-          <w:p>
-            <w:r/>
-            <w:r>
-              <w:rPr>
-                <w:rFonts w:ascii="Arial" w:hAnsi="Arial"/>
+        <w:trPr>
+          <w:cantSplit/>
+        </w:trPr>
+        <w:tc>
+          <w:tcPr>
+            <w:tcW w:type="dxa" w:w="1514"/>
+          </w:tcPr>
+          <w:p>
+            <w:r/>
+            <w:r>
+              <w:rPr>
+                <w:rFonts w:ascii="Verdana" w:hAnsi="Verdana"/>
                 <w:b w:val="0"/>
                 <w:sz w:val="16"/>
               </w:rPr>
@@ -12337,7 +12552,7 @@
             <w:r/>
             <w:r>
               <w:rPr>
-                <w:rFonts w:ascii="Arial" w:hAnsi="Arial"/>
+                <w:rFonts w:ascii="Verdana" w:hAnsi="Verdana"/>
                 <w:b w:val="0"/>
                 <w:sz w:val="16"/>
               </w:rPr>
@@ -12353,7 +12568,7 @@
             <w:r/>
             <w:r>
               <w:rPr>
-                <w:rFonts w:ascii="Arial" w:hAnsi="Arial"/>
+                <w:rFonts w:ascii="Verdana" w:hAnsi="Verdana"/>
                 <w:b w:val="0"/>
                 <w:sz w:val="16"/>
               </w:rPr>
@@ -12369,7 +12584,7 @@
             <w:r/>
             <w:r>
               <w:rPr>
-                <w:rFonts w:ascii="Arial" w:hAnsi="Arial"/>
+                <w:rFonts w:ascii="Verdana" w:hAnsi="Verdana"/>
                 <w:b w:val="0"/>
                 <w:sz w:val="16"/>
               </w:rPr>
@@ -12385,7 +12600,7 @@
             <w:r/>
             <w:r>
               <w:rPr>
-                <w:rFonts w:ascii="Arial" w:hAnsi="Arial"/>
+                <w:rFonts w:ascii="Verdana" w:hAnsi="Verdana"/>
                 <w:b w:val="0"/>
                 <w:sz w:val="16"/>
               </w:rPr>
@@ -12401,7 +12616,7 @@
             <w:r/>
             <w:r>
               <w:rPr>
-                <w:rFonts w:ascii="Arial" w:hAnsi="Arial"/>
+                <w:rFonts w:ascii="Verdana" w:hAnsi="Verdana"/>
                 <w:b w:val="0"/>
                 <w:sz w:val="16"/>
               </w:rPr>
@@ -12417,7 +12632,7 @@
             <w:r/>
             <w:r>
               <w:rPr>
-                <w:rFonts w:ascii="Arial" w:hAnsi="Arial"/>
+                <w:rFonts w:ascii="Verdana" w:hAnsi="Verdana"/>
                 <w:b w:val="0"/>
                 <w:sz w:val="16"/>
               </w:rPr>
@@ -12433,7 +12648,7 @@
             <w:r/>
             <w:r>
               <w:rPr>
-                <w:rFonts w:ascii="Arial" w:hAnsi="Arial"/>
+                <w:rFonts w:ascii="Verdana" w:hAnsi="Verdana"/>
                 <w:b w:val="0"/>
                 <w:sz w:val="16"/>
               </w:rPr>
@@ -12449,7 +12664,7 @@
             <w:r/>
             <w:r>
               <w:rPr>
-                <w:rFonts w:ascii="Arial" w:hAnsi="Arial"/>
+                <w:rFonts w:ascii="Verdana" w:hAnsi="Verdana"/>
                 <w:b w:val="0"/>
                 <w:sz w:val="16"/>
               </w:rPr>
@@ -12465,7 +12680,7 @@
             <w:r/>
             <w:r>
               <w:rPr>
-                <w:rFonts w:ascii="Arial" w:hAnsi="Arial"/>
+                <w:rFonts w:ascii="Verdana" w:hAnsi="Verdana"/>
                 <w:b w:val="0"/>
                 <w:sz w:val="16"/>
               </w:rPr>
@@ -12474,15 +12689,18 @@
         </w:tc>
       </w:tr>
       <w:tr>
-        <w:tc>
-          <w:tcPr>
-            <w:tcW w:type="dxa" w:w="1514"/>
-          </w:tcPr>
-          <w:p>
-            <w:r/>
-            <w:r>
-              <w:rPr>
-                <w:rFonts w:ascii="Arial" w:hAnsi="Arial"/>
+        <w:trPr>
+          <w:cantSplit/>
+        </w:trPr>
+        <w:tc>
+          <w:tcPr>
+            <w:tcW w:type="dxa" w:w="1514"/>
+          </w:tcPr>
+          <w:p>
+            <w:r/>
+            <w:r>
+              <w:rPr>
+                <w:rFonts w:ascii="Verdana" w:hAnsi="Verdana"/>
                 <w:b w:val="0"/>
                 <w:sz w:val="16"/>
               </w:rPr>
@@ -12498,7 +12716,7 @@
             <w:r/>
             <w:r>
               <w:rPr>
-                <w:rFonts w:ascii="Arial" w:hAnsi="Arial"/>
+                <w:rFonts w:ascii="Verdana" w:hAnsi="Verdana"/>
                 <w:b w:val="0"/>
                 <w:sz w:val="16"/>
               </w:rPr>
@@ -12514,7 +12732,7 @@
             <w:r/>
             <w:r>
               <w:rPr>
-                <w:rFonts w:ascii="Arial" w:hAnsi="Arial"/>
+                <w:rFonts w:ascii="Verdana" w:hAnsi="Verdana"/>
                 <w:b w:val="0"/>
                 <w:sz w:val="16"/>
               </w:rPr>
@@ -12530,7 +12748,7 @@
             <w:r/>
             <w:r>
               <w:rPr>
-                <w:rFonts w:ascii="Arial" w:hAnsi="Arial"/>
+                <w:rFonts w:ascii="Verdana" w:hAnsi="Verdana"/>
                 <w:b w:val="0"/>
                 <w:sz w:val="16"/>
               </w:rPr>
@@ -12546,7 +12764,7 @@
             <w:r/>
             <w:r>
               <w:rPr>
-                <w:rFonts w:ascii="Arial" w:hAnsi="Arial"/>
+                <w:rFonts w:ascii="Verdana" w:hAnsi="Verdana"/>
                 <w:b w:val="0"/>
                 <w:sz w:val="16"/>
               </w:rPr>
@@ -12562,7 +12780,7 @@
             <w:r/>
             <w:r>
               <w:rPr>
-                <w:rFonts w:ascii="Arial" w:hAnsi="Arial"/>
+                <w:rFonts w:ascii="Verdana" w:hAnsi="Verdana"/>
                 <w:b w:val="0"/>
                 <w:sz w:val="16"/>
               </w:rPr>
@@ -12578,7 +12796,7 @@
             <w:r/>
             <w:r>
               <w:rPr>
-                <w:rFonts w:ascii="Arial" w:hAnsi="Arial"/>
+                <w:rFonts w:ascii="Verdana" w:hAnsi="Verdana"/>
                 <w:b w:val="0"/>
                 <w:sz w:val="16"/>
               </w:rPr>
@@ -12594,7 +12812,7 @@
             <w:r/>
             <w:r>
               <w:rPr>
-                <w:rFonts w:ascii="Arial" w:hAnsi="Arial"/>
+                <w:rFonts w:ascii="Verdana" w:hAnsi="Verdana"/>
                 <w:b w:val="0"/>
                 <w:sz w:val="16"/>
               </w:rPr>
@@ -12610,7 +12828,7 @@
             <w:r/>
             <w:r>
               <w:rPr>
-                <w:rFonts w:ascii="Arial" w:hAnsi="Arial"/>
+                <w:rFonts w:ascii="Verdana" w:hAnsi="Verdana"/>
                 <w:b w:val="0"/>
                 <w:sz w:val="16"/>
               </w:rPr>
@@ -12626,7 +12844,7 @@
             <w:r/>
             <w:r>
               <w:rPr>
-                <w:rFonts w:ascii="Arial" w:hAnsi="Arial"/>
+                <w:rFonts w:ascii="Verdana" w:hAnsi="Verdana"/>
                 <w:b w:val="0"/>
                 <w:sz w:val="16"/>
               </w:rPr>
@@ -12635,15 +12853,18 @@
         </w:tc>
       </w:tr>
       <w:tr>
-        <w:tc>
-          <w:tcPr>
-            <w:tcW w:type="dxa" w:w="1514"/>
-          </w:tcPr>
-          <w:p>
-            <w:r/>
-            <w:r>
-              <w:rPr>
-                <w:rFonts w:ascii="Arial" w:hAnsi="Arial"/>
+        <w:trPr>
+          <w:cantSplit/>
+        </w:trPr>
+        <w:tc>
+          <w:tcPr>
+            <w:tcW w:type="dxa" w:w="1514"/>
+          </w:tcPr>
+          <w:p>
+            <w:r/>
+            <w:r>
+              <w:rPr>
+                <w:rFonts w:ascii="Verdana" w:hAnsi="Verdana"/>
                 <w:b w:val="0"/>
                 <w:sz w:val="16"/>
               </w:rPr>
@@ -12659,7 +12880,7 @@
             <w:r/>
             <w:r>
               <w:rPr>
-                <w:rFonts w:ascii="Arial" w:hAnsi="Arial"/>
+                <w:rFonts w:ascii="Verdana" w:hAnsi="Verdana"/>
                 <w:b w:val="0"/>
                 <w:sz w:val="16"/>
               </w:rPr>
@@ -12675,7 +12896,7 @@
             <w:r/>
             <w:r>
               <w:rPr>
-                <w:rFonts w:ascii="Arial" w:hAnsi="Arial"/>
+                <w:rFonts w:ascii="Verdana" w:hAnsi="Verdana"/>
                 <w:b w:val="0"/>
                 <w:sz w:val="16"/>
               </w:rPr>
@@ -12691,7 +12912,7 @@
             <w:r/>
             <w:r>
               <w:rPr>
-                <w:rFonts w:ascii="Arial" w:hAnsi="Arial"/>
+                <w:rFonts w:ascii="Verdana" w:hAnsi="Verdana"/>
                 <w:b w:val="0"/>
                 <w:sz w:val="16"/>
               </w:rPr>
@@ -12707,7 +12928,7 @@
             <w:r/>
             <w:r>
               <w:rPr>
-                <w:rFonts w:ascii="Arial" w:hAnsi="Arial"/>
+                <w:rFonts w:ascii="Verdana" w:hAnsi="Verdana"/>
                 <w:b w:val="0"/>
                 <w:sz w:val="16"/>
               </w:rPr>
@@ -12723,7 +12944,7 @@
             <w:r/>
             <w:r>
               <w:rPr>
-                <w:rFonts w:ascii="Arial" w:hAnsi="Arial"/>
+                <w:rFonts w:ascii="Verdana" w:hAnsi="Verdana"/>
                 <w:b w:val="0"/>
                 <w:sz w:val="16"/>
               </w:rPr>
@@ -12739,7 +12960,7 @@
             <w:r/>
             <w:r>
               <w:rPr>
-                <w:rFonts w:ascii="Arial" w:hAnsi="Arial"/>
+                <w:rFonts w:ascii="Verdana" w:hAnsi="Verdana"/>
                 <w:b w:val="0"/>
                 <w:sz w:val="16"/>
               </w:rPr>
@@ -12755,7 +12976,7 @@
             <w:r/>
             <w:r>
               <w:rPr>
-                <w:rFonts w:ascii="Arial" w:hAnsi="Arial"/>
+                <w:rFonts w:ascii="Verdana" w:hAnsi="Verdana"/>
                 <w:b w:val="0"/>
                 <w:sz w:val="16"/>
               </w:rPr>
@@ -12771,7 +12992,7 @@
             <w:r/>
             <w:r>
               <w:rPr>
-                <w:rFonts w:ascii="Arial" w:hAnsi="Arial"/>
+                <w:rFonts w:ascii="Verdana" w:hAnsi="Verdana"/>
                 <w:b w:val="0"/>
                 <w:sz w:val="16"/>
               </w:rPr>
@@ -12787,7 +13008,7 @@
             <w:r/>
             <w:r>
               <w:rPr>
-                <w:rFonts w:ascii="Arial" w:hAnsi="Arial"/>
+                <w:rFonts w:ascii="Verdana" w:hAnsi="Verdana"/>
                 <w:b w:val="0"/>
                 <w:sz w:val="16"/>
               </w:rPr>

--- a/docx/ru/BUFRCREX_TableB_ru_11.docx
+++ b/docx/ru/BUFRCREX_TableB_ru_11.docx
@@ -239,7 +239,7 @@
                 <w:b w:val="0"/>
                 <w:sz w:val="16"/>
               </w:rPr>
-              <w:t>011001</w:t>
+              <w:t>0 11 001</w:t>
             </w:r>
           </w:p>
         </w:tc>
@@ -403,7 +403,7 @@
                 <w:b w:val="0"/>
                 <w:sz w:val="16"/>
               </w:rPr>
-              <w:t>011002</w:t>
+              <w:t>0 11 002</w:t>
             </w:r>
           </w:p>
         </w:tc>
@@ -567,7 +567,7 @@
                 <w:b w:val="0"/>
                 <w:sz w:val="16"/>
               </w:rPr>
-              <w:t>011003</w:t>
+              <w:t>0 11 003</w:t>
             </w:r>
           </w:p>
         </w:tc>
@@ -731,7 +731,7 @@
                 <w:b w:val="0"/>
                 <w:sz w:val="16"/>
               </w:rPr>
-              <w:t>011004</w:t>
+              <w:t>0 11 004</w:t>
             </w:r>
           </w:p>
         </w:tc>
@@ -895,7 +895,7 @@
                 <w:b w:val="0"/>
                 <w:sz w:val="16"/>
               </w:rPr>
-              <w:t>011005</w:t>
+              <w:t>0 11 005</w:t>
             </w:r>
           </w:p>
         </w:tc>
@@ -1059,7 +1059,7 @@
                 <w:b w:val="0"/>
                 <w:sz w:val="16"/>
               </w:rPr>
-              <w:t>011006</w:t>
+              <w:t>0 11 006</w:t>
             </w:r>
           </w:p>
         </w:tc>
@@ -1223,7 +1223,7 @@
                 <w:b w:val="0"/>
                 <w:sz w:val="16"/>
               </w:rPr>
-              <w:t>011007</w:t>
+              <w:t>0 11 007</w:t>
             </w:r>
           </w:p>
         </w:tc>
@@ -1387,7 +1387,7 @@
                 <w:b w:val="0"/>
                 <w:sz w:val="16"/>
               </w:rPr>
-              <w:t>011008</w:t>
+              <w:t>0 11 008</w:t>
             </w:r>
           </w:p>
         </w:tc>
@@ -1551,7 +1551,7 @@
                 <w:b w:val="0"/>
                 <w:sz w:val="16"/>
               </w:rPr>
-              <w:t>011010</w:t>
+              <w:t>0 11 010</w:t>
             </w:r>
           </w:p>
         </w:tc>
@@ -1715,7 +1715,7 @@
                 <w:b w:val="0"/>
                 <w:sz w:val="16"/>
               </w:rPr>
-              <w:t>011011</w:t>
+              <w:t>0 11 011</w:t>
             </w:r>
           </w:p>
         </w:tc>
@@ -1879,7 +1879,7 @@
                 <w:b w:val="0"/>
                 <w:sz w:val="16"/>
               </w:rPr>
-              <w:t>011012</w:t>
+              <w:t>0 11 012</w:t>
             </w:r>
           </w:p>
         </w:tc>
@@ -2043,7 +2043,7 @@
                 <w:b w:val="0"/>
                 <w:sz w:val="16"/>
               </w:rPr>
-              <w:t>011013</w:t>
+              <w:t>0 11 013</w:t>
             </w:r>
           </w:p>
         </w:tc>
@@ -2207,7 +2207,7 @@
                 <w:b w:val="0"/>
                 <w:sz w:val="16"/>
               </w:rPr>
-              <w:t>011014</w:t>
+              <w:t>0 11 014</w:t>
             </w:r>
           </w:p>
         </w:tc>
@@ -2371,7 +2371,7 @@
                 <w:b w:val="0"/>
                 <w:sz w:val="16"/>
               </w:rPr>
-              <w:t>011016</w:t>
+              <w:t>0 11 016</w:t>
             </w:r>
           </w:p>
         </w:tc>
@@ -2535,7 +2535,7 @@
                 <w:b w:val="0"/>
                 <w:sz w:val="16"/>
               </w:rPr>
-              <w:t>011017</w:t>
+              <w:t>0 11 017</w:t>
             </w:r>
           </w:p>
         </w:tc>
@@ -2699,7 +2699,7 @@
                 <w:b w:val="0"/>
                 <w:sz w:val="16"/>
               </w:rPr>
-              <w:t>011019</w:t>
+              <w:t>0 11 019</w:t>
             </w:r>
           </w:p>
         </w:tc>
@@ -2864,7 +2864,7 @@
                 <w:b w:val="0"/>
                 <w:sz w:val="16"/>
               </w:rPr>
-              <w:t>011021</w:t>
+              <w:t>0 11 021</w:t>
             </w:r>
           </w:p>
         </w:tc>
@@ -3028,7 +3028,7 @@
                 <w:b w:val="0"/>
                 <w:sz w:val="16"/>
               </w:rPr>
-              <w:t>011022</w:t>
+              <w:t>0 11 022</w:t>
             </w:r>
           </w:p>
         </w:tc>
@@ -3192,7 +3192,7 @@
                 <w:b w:val="0"/>
                 <w:sz w:val="16"/>
               </w:rPr>
-              <w:t>011023</w:t>
+              <w:t>0 11 023</w:t>
             </w:r>
           </w:p>
         </w:tc>
@@ -3356,7 +3356,7 @@
                 <w:b w:val="0"/>
                 <w:sz w:val="16"/>
               </w:rPr>
-              <w:t>011030</w:t>
+              <w:t>0 11 030</w:t>
             </w:r>
           </w:p>
         </w:tc>
@@ -3520,7 +3520,7 @@
                 <w:b w:val="0"/>
                 <w:sz w:val="16"/>
               </w:rPr>
-              <w:t>011031</w:t>
+              <w:t>0 11 031</w:t>
             </w:r>
           </w:p>
         </w:tc>
@@ -3684,7 +3684,7 @@
                 <w:b w:val="0"/>
                 <w:sz w:val="16"/>
               </w:rPr>
-              <w:t>011032</w:t>
+              <w:t>0 11 032</w:t>
             </w:r>
           </w:p>
         </w:tc>
@@ -3848,7 +3848,7 @@
                 <w:b w:val="0"/>
                 <w:sz w:val="16"/>
               </w:rPr>
-              <w:t>011033</w:t>
+              <w:t>0 11 033</w:t>
             </w:r>
           </w:p>
         </w:tc>
@@ -4012,7 +4012,7 @@
                 <w:b w:val="0"/>
                 <w:sz w:val="16"/>
               </w:rPr>
-              <w:t>011034</w:t>
+              <w:t>0 11 034</w:t>
             </w:r>
           </w:p>
         </w:tc>
@@ -4176,7 +4176,7 @@
                 <w:b w:val="0"/>
                 <w:sz w:val="16"/>
               </w:rPr>
-              <w:t>011035</w:t>
+              <w:t>0 11 035</w:t>
             </w:r>
           </w:p>
         </w:tc>
@@ -4340,7 +4340,7 @@
                 <w:b w:val="0"/>
                 <w:sz w:val="16"/>
               </w:rPr>
-              <w:t>011036</w:t>
+              <w:t>0 11 036</w:t>
             </w:r>
           </w:p>
         </w:tc>
@@ -4504,7 +4504,7 @@
                 <w:b w:val="0"/>
                 <w:sz w:val="16"/>
               </w:rPr>
-              <w:t>011037</w:t>
+              <w:t>0 11 037</w:t>
             </w:r>
           </w:p>
         </w:tc>
@@ -4668,7 +4668,7 @@
                 <w:b w:val="0"/>
                 <w:sz w:val="16"/>
               </w:rPr>
-              <w:t>011038</w:t>
+              <w:t>0 11 038</w:t>
             </w:r>
           </w:p>
         </w:tc>
@@ -4832,7 +4832,7 @@
                 <w:b w:val="0"/>
                 <w:sz w:val="16"/>
               </w:rPr>
-              <w:t>011039</w:t>
+              <w:t>0 11 039</w:t>
             </w:r>
           </w:p>
         </w:tc>
@@ -4996,7 +4996,7 @@
                 <w:b w:val="0"/>
                 <w:sz w:val="16"/>
               </w:rPr>
-              <w:t>011040</w:t>
+              <w:t>0 11 040</w:t>
             </w:r>
           </w:p>
         </w:tc>
@@ -5160,7 +5160,7 @@
                 <w:b w:val="0"/>
                 <w:sz w:val="16"/>
               </w:rPr>
-              <w:t>011041</w:t>
+              <w:t>0 11 041</w:t>
             </w:r>
           </w:p>
         </w:tc>
@@ -5324,7 +5324,7 @@
                 <w:b w:val="0"/>
                 <w:sz w:val="16"/>
               </w:rPr>
-              <w:t>011042</w:t>
+              <w:t>0 11 042</w:t>
             </w:r>
           </w:p>
         </w:tc>
@@ -5488,7 +5488,7 @@
                 <w:b w:val="0"/>
                 <w:sz w:val="16"/>
               </w:rPr>
-              <w:t>011043</w:t>
+              <w:t>0 11 043</w:t>
             </w:r>
           </w:p>
         </w:tc>
@@ -5652,7 +5652,7 @@
                 <w:b w:val="0"/>
                 <w:sz w:val="16"/>
               </w:rPr>
-              <w:t>011044</w:t>
+              <w:t>0 11 044</w:t>
             </w:r>
           </w:p>
         </w:tc>
@@ -5816,7 +5816,7 @@
                 <w:b w:val="0"/>
                 <w:sz w:val="16"/>
               </w:rPr>
-              <w:t>011045</w:t>
+              <w:t>0 11 045</w:t>
             </w:r>
           </w:p>
         </w:tc>
@@ -5980,7 +5980,7 @@
                 <w:b w:val="0"/>
                 <w:sz w:val="16"/>
               </w:rPr>
-              <w:t>011046</w:t>
+              <w:t>0 11 046</w:t>
             </w:r>
           </w:p>
         </w:tc>
@@ -6144,7 +6144,7 @@
                 <w:b w:val="0"/>
                 <w:sz w:val="16"/>
               </w:rPr>
-              <w:t>011047</w:t>
+              <w:t>0 11 047</w:t>
             </w:r>
           </w:p>
         </w:tc>
@@ -6308,7 +6308,7 @@
                 <w:b w:val="0"/>
                 <w:sz w:val="16"/>
               </w:rPr>
-              <w:t>011049</w:t>
+              <w:t>0 11 049</w:t>
             </w:r>
           </w:p>
         </w:tc>
@@ -6472,7 +6472,7 @@
                 <w:b w:val="0"/>
                 <w:sz w:val="16"/>
               </w:rPr>
-              <w:t>011050</w:t>
+              <w:t>0 11 050</w:t>
             </w:r>
           </w:p>
         </w:tc>
@@ -6636,7 +6636,7 @@
                 <w:b w:val="0"/>
                 <w:sz w:val="16"/>
               </w:rPr>
-              <w:t>011051</w:t>
+              <w:t>0 11 051</w:t>
             </w:r>
           </w:p>
         </w:tc>
@@ -6800,7 +6800,7 @@
                 <w:b w:val="0"/>
                 <w:sz w:val="16"/>
               </w:rPr>
-              <w:t>011052</w:t>
+              <w:t>0 11 052</w:t>
             </w:r>
           </w:p>
         </w:tc>
@@ -6964,7 +6964,7 @@
                 <w:b w:val="0"/>
                 <w:sz w:val="16"/>
               </w:rPr>
-              <w:t>011053</w:t>
+              <w:t>0 11 053</w:t>
             </w:r>
           </w:p>
         </w:tc>
@@ -7128,7 +7128,7 @@
                 <w:b w:val="0"/>
                 <w:sz w:val="16"/>
               </w:rPr>
-              <w:t>011054</w:t>
+              <w:t>0 11 054</w:t>
             </w:r>
           </w:p>
         </w:tc>
@@ -7292,7 +7292,7 @@
                 <w:b w:val="0"/>
                 <w:sz w:val="16"/>
               </w:rPr>
-              <w:t>011055</w:t>
+              <w:t>0 11 055</w:t>
             </w:r>
           </w:p>
         </w:tc>
@@ -7456,7 +7456,7 @@
                 <w:b w:val="0"/>
                 <w:sz w:val="16"/>
               </w:rPr>
-              <w:t>011061</w:t>
+              <w:t>0 11 061</w:t>
             </w:r>
           </w:p>
         </w:tc>
@@ -7620,7 +7620,7 @@
                 <w:b w:val="0"/>
                 <w:sz w:val="16"/>
               </w:rPr>
-              <w:t>011062</w:t>
+              <w:t>0 11 062</w:t>
             </w:r>
           </w:p>
         </w:tc>
@@ -7784,7 +7784,7 @@
                 <w:b w:val="0"/>
                 <w:sz w:val="16"/>
               </w:rPr>
-              <w:t>011070</w:t>
+              <w:t>0 11 070</w:t>
             </w:r>
           </w:p>
         </w:tc>
@@ -7948,7 +7948,7 @@
                 <w:b w:val="0"/>
                 <w:sz w:val="16"/>
               </w:rPr>
-              <w:t>011071</w:t>
+              <w:t>0 11 071</w:t>
             </w:r>
           </w:p>
         </w:tc>
@@ -8112,7 +8112,7 @@
                 <w:b w:val="0"/>
                 <w:sz w:val="16"/>
               </w:rPr>
-              <w:t>011072</w:t>
+              <w:t>0 11 072</w:t>
             </w:r>
           </w:p>
         </w:tc>
@@ -8276,7 +8276,7 @@
                 <w:b w:val="0"/>
                 <w:sz w:val="16"/>
               </w:rPr>
-              <w:t>011073</w:t>
+              <w:t>0 11 073</w:t>
             </w:r>
           </w:p>
         </w:tc>
@@ -8440,7 +8440,7 @@
                 <w:b w:val="0"/>
                 <w:sz w:val="16"/>
               </w:rPr>
-              <w:t>011074</w:t>
+              <w:t>0 11 074</w:t>
             </w:r>
           </w:p>
         </w:tc>
@@ -8604,7 +8604,7 @@
                 <w:b w:val="0"/>
                 <w:sz w:val="16"/>
               </w:rPr>
-              <w:t>011075</w:t>
+              <w:t>0 11 075</w:t>
             </w:r>
           </w:p>
         </w:tc>
@@ -8768,7 +8768,7 @@
                 <w:b w:val="0"/>
                 <w:sz w:val="16"/>
               </w:rPr>
-              <w:t>011076</w:t>
+              <w:t>0 11 076</w:t>
             </w:r>
           </w:p>
         </w:tc>
@@ -8932,7 +8932,7 @@
                 <w:b w:val="0"/>
                 <w:sz w:val="16"/>
               </w:rPr>
-              <w:t>011077</w:t>
+              <w:t>0 11 077</w:t>
             </w:r>
           </w:p>
         </w:tc>
@@ -9096,7 +9096,7 @@
                 <w:b w:val="0"/>
                 <w:sz w:val="16"/>
               </w:rPr>
-              <w:t>011081</w:t>
+              <w:t>0 11 081</w:t>
             </w:r>
           </w:p>
         </w:tc>
@@ -9260,7 +9260,7 @@
                 <w:b w:val="0"/>
                 <w:sz w:val="16"/>
               </w:rPr>
-              <w:t>011082</w:t>
+              <w:t>0 11 082</w:t>
             </w:r>
           </w:p>
         </w:tc>
@@ -9424,7 +9424,7 @@
                 <w:b w:val="0"/>
                 <w:sz w:val="16"/>
               </w:rPr>
-              <w:t>011083</w:t>
+              <w:t>0 11 083</w:t>
             </w:r>
           </w:p>
         </w:tc>
@@ -9588,7 +9588,7 @@
                 <w:b w:val="0"/>
                 <w:sz w:val="16"/>
               </w:rPr>
-              <w:t>011084</w:t>
+              <w:t>0 11 084</w:t>
             </w:r>
           </w:p>
         </w:tc>
@@ -9752,7 +9752,7 @@
                 <w:b w:val="0"/>
                 <w:sz w:val="16"/>
               </w:rPr>
-              <w:t>011085</w:t>
+              <w:t>0 11 085</w:t>
             </w:r>
           </w:p>
         </w:tc>
@@ -9916,7 +9916,7 @@
                 <w:b w:val="0"/>
                 <w:sz w:val="16"/>
               </w:rPr>
-              <w:t>011086</w:t>
+              <w:t>0 11 086</w:t>
             </w:r>
           </w:p>
         </w:tc>
@@ -10080,7 +10080,7 @@
                 <w:b w:val="0"/>
                 <w:sz w:val="16"/>
               </w:rPr>
-              <w:t>011095</w:t>
+              <w:t>0 11 095</w:t>
             </w:r>
           </w:p>
         </w:tc>
@@ -10244,7 +10244,7 @@
                 <w:b w:val="0"/>
                 <w:sz w:val="16"/>
               </w:rPr>
-              <w:t>011096</w:t>
+              <w:t>0 11 096</w:t>
             </w:r>
           </w:p>
         </w:tc>
@@ -10408,7 +10408,7 @@
                 <w:b w:val="0"/>
                 <w:sz w:val="16"/>
               </w:rPr>
-              <w:t>011097</w:t>
+              <w:t>0 11 097</w:t>
             </w:r>
           </w:p>
         </w:tc>
@@ -10572,7 +10572,7 @@
                 <w:b w:val="0"/>
                 <w:sz w:val="16"/>
               </w:rPr>
-              <w:t>011098</w:t>
+              <w:t>0 11 098</w:t>
             </w:r>
           </w:p>
         </w:tc>
@@ -10736,7 +10736,7 @@
                 <w:b w:val="0"/>
                 <w:sz w:val="16"/>
               </w:rPr>
-              <w:t>011100</w:t>
+              <w:t>0 11 100</w:t>
             </w:r>
           </w:p>
         </w:tc>
@@ -10900,7 +10900,7 @@
                 <w:b w:val="0"/>
                 <w:sz w:val="16"/>
               </w:rPr>
-              <w:t>011101</w:t>
+              <w:t>0 11 101</w:t>
             </w:r>
           </w:p>
         </w:tc>
@@ -11064,7 +11064,7 @@
                 <w:b w:val="0"/>
                 <w:sz w:val="16"/>
               </w:rPr>
-              <w:t>011102</w:t>
+              <w:t>0 11 102</w:t>
             </w:r>
           </w:p>
         </w:tc>
@@ -11228,7 +11228,7 @@
                 <w:b w:val="0"/>
                 <w:sz w:val="16"/>
               </w:rPr>
-              <w:t>011103</w:t>
+              <w:t>0 11 103</w:t>
             </w:r>
           </w:p>
         </w:tc>
@@ -11392,7 +11392,7 @@
                 <w:b w:val="0"/>
                 <w:sz w:val="16"/>
               </w:rPr>
-              <w:t>011104</w:t>
+              <w:t>0 11 104</w:t>
             </w:r>
           </w:p>
         </w:tc>
@@ -11556,7 +11556,7 @@
                 <w:b w:val="0"/>
                 <w:sz w:val="16"/>
               </w:rPr>
-              <w:t>011105</w:t>
+              <w:t>0 11 105</w:t>
             </w:r>
           </w:p>
         </w:tc>
@@ -11720,7 +11720,7 @@
                 <w:b w:val="0"/>
                 <w:sz w:val="16"/>
               </w:rPr>
-              <w:t>011106</w:t>
+              <w:t>0 11 106</w:t>
             </w:r>
           </w:p>
         </w:tc>
@@ -11884,7 +11884,7 @@
                 <w:b w:val="0"/>
                 <w:sz w:val="16"/>
               </w:rPr>
-              <w:t>011107</w:t>
+              <w:t>0 11 107</w:t>
             </w:r>
           </w:p>
         </w:tc>
@@ -12048,7 +12048,7 @@
                 <w:b w:val="0"/>
                 <w:sz w:val="16"/>
               </w:rPr>
-              <w:t>011108</w:t>
+              <w:t>0 11 108</w:t>
             </w:r>
           </w:p>
         </w:tc>
@@ -12212,7 +12212,7 @@
                 <w:b w:val="0"/>
                 <w:sz w:val="16"/>
               </w:rPr>
-              <w:t>011109</w:t>
+              <w:t>0 11 109</w:t>
             </w:r>
           </w:p>
         </w:tc>
@@ -12376,7 +12376,7 @@
                 <w:b w:val="0"/>
                 <w:sz w:val="16"/>
               </w:rPr>
-              <w:t>011110</w:t>
+              <w:t>0 11 110</w:t>
             </w:r>
           </w:p>
         </w:tc>
@@ -12540,7 +12540,7 @@
                 <w:b w:val="0"/>
                 <w:sz w:val="16"/>
               </w:rPr>
-              <w:t>011111</w:t>
+              <w:t>0 11 111</w:t>
             </w:r>
           </w:p>
         </w:tc>
@@ -12704,7 +12704,7 @@
                 <w:b w:val="0"/>
                 <w:sz w:val="16"/>
               </w:rPr>
-              <w:t>011112</w:t>
+              <w:t>0 11 112</w:t>
             </w:r>
           </w:p>
         </w:tc>
@@ -12868,7 +12868,7 @@
                 <w:b w:val="0"/>
                 <w:sz w:val="16"/>
               </w:rPr>
-              <w:t>011113</w:t>
+              <w:t>0 11 113</w:t>
             </w:r>
           </w:p>
         </w:tc>

--- a/docx/ru/BUFRCREX_TableB_ru_11.docx
+++ b/docx/ru/BUFRCREX_TableB_ru_11.docx
@@ -15531,147 +15531,7 @@
           <w:i/>
           <w:sz w:val="14"/>
         </w:rPr>
-        <w:t>Note 23: Значение осадков –0,1 кг·м-2 до масштабирования (–1 после масштабирования или в коде CREX) должно указывать на «следы» осадков (не поддающиеся измерению, менее 0,05 кг·м-2).</w:t>
-      </w:r>
-    </w:p>
-    <w:p>
-      <w:r>
-        <w:rPr>
-          <w:rFonts w:ascii="Verdana" w:hAnsi="Verdana"/>
-          <w:i/>
-          <w:sz w:val="14"/>
-        </w:rPr>
-        <w:t>Note 25: Ранее определенное значение может быть отменено путем передачи «отсутствующего значения» из соответствующей кодовой таблицы или таблицы флагов.</w:t>
-      </w:r>
-    </w:p>
-    <w:p>
-      <w:r>
-        <w:rPr>
-          <w:rFonts w:ascii="Verdana" w:hAnsi="Verdana"/>
-          <w:i/>
-          <w:sz w:val="14"/>
-        </w:rPr>
-        <w:t>Note 27: Все время дается во Всемирном скоординированном времени (ВСВ), если не предусмотрено иного.</w:t>
-      </w:r>
-    </w:p>
-    <w:p>
-      <w:r>
-        <w:rPr>
-          <w:rFonts w:ascii="Verdana" w:hAnsi="Verdana"/>
-          <w:i/>
-          <w:sz w:val="14"/>
-        </w:rPr>
-        <w:t>Note 32: Пеленг или азимут следует использовать только для установленного местоположения и не должен переопределять это местоположение.</w:t>
-      </w:r>
-    </w:p>
-    <w:p>
-      <w:r>
-        <w:rPr>
-          <w:rFonts w:ascii="Verdana" w:hAnsi="Verdana"/>
-          <w:i/>
-          <w:sz w:val="14"/>
-        </w:rPr>
-        <w:t>Note 62: Расстояние следует использовать только для установленного местоположения, а также пеленга, азимута или превышения; оно не должно переопределять это местоположение.</w:t>
-      </w:r>
-    </w:p>
-    <w:p>
-      <w:r>
-        <w:rPr>
-          <w:rFonts w:ascii="Verdana" w:hAnsi="Verdana"/>
-          <w:i/>
-          <w:sz w:val="14"/>
-        </w:rPr>
-        <w:t>Note 63: Приходящей радиации следует присваивать положительные значения.</w:t>
-      </w:r>
-    </w:p>
-    <w:p>
-      <w:r>
-        <w:rPr>
-          <w:rFonts w:ascii="Verdana" w:hAnsi="Verdana"/>
-          <w:i/>
-          <w:sz w:val="14"/>
-        </w:rPr>
         <w:t>Note 64: Для компонент w, направленных вниз, следует выделять положительные значения с единицами измерения в Па·с-1.</w:t>
-      </w:r>
-    </w:p>
-    <w:p>
-      <w:r>
-        <w:rPr>
-          <w:rFonts w:ascii="Verdana" w:hAnsi="Verdana"/>
-          <w:i/>
-          <w:sz w:val="14"/>
-        </w:rPr>
-        <w:t>Note 66: Увеличение широты с востока на запад следует выражать отрицательным значением.</w:t>
-      </w:r>
-    </w:p>
-    <w:p>
-      <w:r>
-        <w:rPr>
-          <w:rFonts w:ascii="Verdana" w:hAnsi="Verdana"/>
-          <w:i/>
-          <w:sz w:val="14"/>
-        </w:rPr>
-        <w:t>Note 75: Для дескрипторов кода CREX F = B, а не 0.</w:t>
-      </w:r>
-    </w:p>
-    <w:p>
-      <w:r>
-        <w:rPr>
-          <w:rFonts w:ascii="Verdana" w:hAnsi="Verdana"/>
-          <w:i/>
-          <w:sz w:val="14"/>
-        </w:rPr>
-        <w:t>Note 92: Для однозначного различения случаев отсутствия данных и насыщенных пикселей, n-битовые данные об изображении следует кодировать, используя длину данных n+1. Когда такого дескриптора еще нет в классе 30, дескриптор оператора 2 01 YYY следует использовать для изменения длины данных существующей позиции, по мере необходимости.</w:t>
-      </w:r>
-    </w:p>
-    <w:p>
-      <w:r>
-        <w:rPr>
-          <w:rFonts w:ascii="Verdana" w:hAnsi="Verdana"/>
-          <w:i/>
-          <w:sz w:val="14"/>
-        </w:rPr>
-        <w:t>Note 105: Негативные временные периоды или отклонения следует использовать для указания временных периодов или отклонений, предшествующих определенному текущему времени.</w:t>
-      </w:r>
-    </w:p>
-    <w:p>
-      <w:r>
-        <w:rPr>
-          <w:rFonts w:ascii="Verdana" w:hAnsi="Verdana"/>
-          <w:i/>
-          <w:sz w:val="14"/>
-        </w:rPr>
-        <w:t>Note 110: Увеличение широты с севера на юг следует выражать отрицательными значениями.</w:t>
-      </w:r>
-    </w:p>
-    <w:p>
-      <w:r>
-        <w:rPr>
-          <w:rFonts w:ascii="Verdana" w:hAnsi="Verdana"/>
-          <w:i/>
-          <w:sz w:val="14"/>
-        </w:rPr>
-        <w:t>Note 115: Длина данных пикселя может быть изменена с помощью дескриптора 2 01 YYY.</w:t>
-      </w:r>
-    </w:p>
-    <w:p>
-      <w:r>
-        <w:rPr>
-          <w:rFonts w:ascii="Verdana" w:hAnsi="Verdana"/>
-          <w:i/>
-          <w:sz w:val="14"/>
-        </w:rPr>
-        <w:t>Note 121: Некоторые указания ожидаемой точности могут в неявной форме содержаться в ряде элементов данного класса.</w:t>
-      </w:r>
-    </w:p>
-    <w:p>
-      <w:r>
-        <w:rPr>
-          <w:rFonts w:ascii="Verdana" w:hAnsi="Verdana"/>
-          <w:i/>
-          <w:sz w:val="14"/>
-        </w:rPr>
-        <w:t>Note 122: Южную широту следует выражать отрицательными значениями.</w:t>
       </w:r>
     </w:p>
     <w:p>
@@ -15701,86 +15561,6 @@
           <w:i/>
           <w:sz w:val="14"/>
         </w:rPr>
-        <w:t>Note 140: Размер элемента изображения на горизонтали — 1 приводится в положении, где масштабный коэффициент карты равен единице.</w:t>
-      </w:r>
-    </w:p>
-    <w:p>
-      <w:r>
-        <w:rPr>
-          <w:rFonts w:ascii="Verdana" w:hAnsi="Verdana"/>
-          <w:i/>
-          <w:sz w:val="14"/>
-        </w:rPr>
-        <w:t>Note 141: Размер элемента изображения на горизонтали — 2 указывается в положении, где масштабный коэффициент карты равен единице.</w:t>
-      </w:r>
-    </w:p>
-    <w:p>
-      <w:r>
-        <w:rPr>
-          <w:rFonts w:ascii="Verdana" w:hAnsi="Verdana"/>
-          <w:i/>
-          <w:sz w:val="14"/>
-        </w:rPr>
-        <w:t>Note 145: Значение временных периодов или отклонений может быть указано с использованием значений времени в коде, соответствующем табличной ссылке 0 08 021.</w:t>
-      </w:r>
-    </w:p>
-    <w:p>
-      <w:r>
-        <w:rPr>
-          <w:rFonts w:ascii="Verdana" w:hAnsi="Verdana"/>
-          <w:i/>
-          <w:sz w:val="14"/>
-        </w:rPr>
-        <w:t>Note 149: При использовании с прогнозируемыми величинами временное местоположение должно указывать время исходного состояния или начала для прогностического периода; при использовании с множеством средних прогностических значений временное местоположение должно указывать исходное состояние или начало первого прогноза, по которому получены множественные средние.</w:t>
-      </w:r>
-    </w:p>
-    <w:p>
-      <w:r>
-        <w:rPr>
-          <w:rFonts w:ascii="Verdana" w:hAnsi="Verdana"/>
-          <w:i/>
-          <w:sz w:val="14"/>
-        </w:rPr>
-        <w:t>Note 155: В данный класс могут также войти элементы, относящиеся к процедурам наблюдений.</w:t>
-      </w:r>
-    </w:p>
-    <w:p>
-      <w:r>
-        <w:rPr>
-          <w:rFonts w:ascii="Verdana" w:hAnsi="Verdana"/>
-          <w:i/>
-          <w:sz w:val="14"/>
-        </w:rPr>
-        <w:t>Note 156: Данный класс должен содержать элементы описания приборов, используемых для получения сообщаемых метеорологических элементов.</w:t>
-      </w:r>
-    </w:p>
-    <w:p>
-      <w:r>
-        <w:rPr>
-          <w:rFonts w:ascii="Verdana" w:hAnsi="Verdana"/>
-          <w:i/>
-          <w:sz w:val="14"/>
-        </w:rPr>
-        <w:t>Note 158: Прежде чем использовать временные периоды или отклонения и временные инкременты, необходимо определить исходное временное местоположение, за которым, по мере необходимости, следует определение значимости времени.</w:t>
-      </w:r>
-    </w:p>
-    <w:p>
-      <w:r>
-        <w:rPr>
-          <w:rFonts w:ascii="Verdana" w:hAnsi="Verdana"/>
-          <w:i/>
-          <w:sz w:val="14"/>
-        </w:rPr>
-        <w:t>Note 160: Уходящей радиации следует присваивать отрицательные значения.</w:t>
-      </w:r>
-    </w:p>
-    <w:p>
-      <w:r>
-        <w:rPr>
-          <w:rFonts w:ascii="Verdana" w:hAnsi="Verdana"/>
-          <w:i/>
-          <w:sz w:val="14"/>
-        </w:rPr>
         <w:t>Note 161: Для компонент w, направленных вверх, следует выделять положительные значения с единицами измерения в м·с-1.</w:t>
       </w:r>
     </w:p>
@@ -15791,87 +15571,7 @@
           <w:i/>
           <w:sz w:val="14"/>
         </w:rPr>
-        <w:t>Note 162: Пригодные диапазоны, использованные выше: 1011–1019 Бк для выбросов; 10-2–107 Бк и 10-2–107 мЗв для концентраций и доз.</w:t>
-      </w:r>
-    </w:p>
-    <w:p>
-      <w:r>
-        <w:rPr>
-          <w:rFonts w:ascii="Verdana" w:hAnsi="Verdana"/>
-          <w:i/>
-          <w:sz w:val="14"/>
-        </w:rPr>
-        <w:t>Note 163: Величины широты и приращений широты ограничены диапазоном от –90 до +90 градусов.</w:t>
-      </w:r>
-    </w:p>
-    <w:p>
-      <w:r>
-        <w:rPr>
-          <w:rFonts w:ascii="Verdana" w:hAnsi="Verdana"/>
-          <w:i/>
-          <w:sz w:val="14"/>
-        </w:rPr>
-        <w:t>Note 164: Величины долготы ограничены диапазоном от –180 до +180 градусов.</w:t>
-      </w:r>
-    </w:p>
-    <w:p>
-      <w:r>
-        <w:rPr>
-          <w:rFonts w:ascii="Verdana" w:hAnsi="Verdana"/>
-          <w:i/>
-          <w:sz w:val="14"/>
-        </w:rPr>
-        <w:t>Note 165: Вертикальные элементы и давление следует использовать для определения значений этих элементов независимо от элемента или переменной, означающей вертикальную координату.</w:t>
-      </w:r>
-    </w:p>
-    <w:p>
-      <w:r>
-        <w:rPr>
-          <w:rFonts w:ascii="Verdana" w:hAnsi="Verdana"/>
-          <w:i/>
-          <w:sz w:val="14"/>
-        </w:rPr>
-        <w:t>Note 166: Западная долгота выражается отрицательными величинами.</w:t>
-      </w:r>
-    </w:p>
-    <w:p>
-      <w:r>
-        <w:rPr>
-          <w:rFonts w:ascii="Verdana" w:hAnsi="Verdana"/>
-          <w:i/>
-          <w:sz w:val="14"/>
-        </w:rPr>
         <w:t>Note 167: Для компонент u, направленных с запада на восток, следует выделять положительные значения.</w:t>
-      </w:r>
-    </w:p>
-    <w:p>
-      <w:r>
-        <w:rPr>
-          <w:rFonts w:ascii="Verdana" w:hAnsi="Verdana"/>
-          <w:i/>
-          <w:sz w:val="14"/>
-        </w:rPr>
-        <w:t>Note 176: Там, где в колонку «НАЗВАНИЕ ЭЛЕМЕНТА» вводится выражение «на указанной высоте и за указанный период», соответствующее вертикальное местоположение должно быть определено с использованием дескрипторов из класса 07 совместно с соответствующим периодом с использованием дескрипторов из класса 04.</w:t>
-      </w:r>
-    </w:p>
-    <w:p>
-      <w:r>
-        <w:rPr>
-          <w:rFonts w:ascii="Verdana" w:hAnsi="Verdana"/>
-          <w:i/>
-          <w:sz w:val="14"/>
-        </w:rPr>
-        <w:t>Note 178: Там, где величины суммируются или усредняются (например, за временной период), общее число значений, из которых получается сумма или среднее значение, может быть представлено с использованием ссылки 0 08 022.</w:t>
-      </w:r>
-    </w:p>
-    <w:p>
-      <w:r>
-        <w:rPr>
-          <w:rFonts w:ascii="Verdana" w:hAnsi="Verdana"/>
-          <w:i/>
-          <w:sz w:val="14"/>
-        </w:rPr>
-        <w:t>Note 179: Стандарты ветровых данных: Скорость Направление; Наблюдение отсутствует Отсутствует Отсутствует; Штиль 0 0; Обычное наблюдение &gt;0 1°–360°; Только скорость &gt;0 Отсутствует; Только направление Отсутствует 1°–360°; «Слабый и переменный» &gt;0 0</w:t>
       </w:r>
     </w:p>
     <w:p>
